--- a/python/python5_numpy_essentails.docx
+++ b/python/python5_numpy_essentails.docx
@@ -6,6 +6,7 @@
       <w:pPr>
         <w:jc w:val="center"/>
         <w:rPr>
+          <w:rFonts w:ascii="Carlito" w:hAnsi="Carlito" w:cs="Carlito"/>
           <w:b/>
           <w:bCs/>
           <w:sz w:val="44"/>
@@ -14,6 +15,7 @@
       </w:pPr>
       <w:r>
         <w:rPr>
+          <w:rFonts w:ascii="Carlito" w:hAnsi="Carlito" w:cs="Carlito"/>
           <w:b/>
           <w:bCs/>
           <w:sz w:val="44"/>
@@ -25,12 +27,14 @@
     <w:p>
       <w:pPr>
         <w:rPr>
-          <w:sz w:val="36"/>
-          <w:szCs w:val="36"/>
-        </w:rPr>
-      </w:pPr>
-      <w:r>
-        <w:rPr>
+          <w:rFonts w:ascii="Carlito" w:hAnsi="Carlito" w:cs="Carlito"/>
+          <w:sz w:val="36"/>
+          <w:szCs w:val="36"/>
+        </w:rPr>
+      </w:pPr>
+      <w:r>
+        <w:rPr>
+          <w:rFonts w:ascii="Carlito" w:hAnsi="Carlito" w:cs="Carlito"/>
           <w:sz w:val="36"/>
           <w:szCs w:val="36"/>
         </w:rPr>
@@ -41,6 +45,7 @@
       <w:pPr>
         <w:jc w:val="both"/>
         <w:rPr>
+          <w:rFonts w:ascii="Carlito" w:hAnsi="Carlito" w:cs="Carlito"/>
           <w:b/>
           <w:bCs/>
           <w:sz w:val="36"/>
@@ -50,6 +55,7 @@
       <w:proofErr w:type="spellStart"/>
       <w:r>
         <w:rPr>
+          <w:rFonts w:ascii="Carlito" w:hAnsi="Carlito" w:cs="Carlito"/>
           <w:b/>
           <w:bCs/>
           <w:sz w:val="36"/>
@@ -61,6 +67,7 @@
       <w:proofErr w:type="spellEnd"/>
       <w:r>
         <w:rPr>
+          <w:rFonts w:ascii="Carlito" w:hAnsi="Carlito" w:cs="Carlito"/>
           <w:b/>
           <w:bCs/>
           <w:sz w:val="36"/>
@@ -73,14 +80,16 @@
       <w:pPr>
         <w:jc w:val="both"/>
         <w:rPr>
-          <w:b/>
-          <w:bCs/>
-          <w:sz w:val="36"/>
-          <w:szCs w:val="36"/>
-        </w:rPr>
-      </w:pPr>
-      <w:r>
-        <w:rPr>
+          <w:rFonts w:ascii="Carlito" w:hAnsi="Carlito" w:cs="Carlito"/>
+          <w:b/>
+          <w:bCs/>
+          <w:sz w:val="36"/>
+          <w:szCs w:val="36"/>
+        </w:rPr>
+      </w:pPr>
+      <w:r>
+        <w:rPr>
+          <w:rFonts w:ascii="Carlito" w:hAnsi="Carlito" w:cs="Carlito"/>
           <w:b/>
           <w:bCs/>
           <w:sz w:val="36"/>
@@ -93,26 +102,22 @@
       <w:pPr>
         <w:jc w:val="both"/>
         <w:rPr>
-          <w:sz w:val="36"/>
-          <w:szCs w:val="36"/>
-        </w:rPr>
-      </w:pPr>
-      <w:r>
-        <w:rPr>
-          <w:sz w:val="36"/>
-          <w:szCs w:val="36"/>
-        </w:rPr>
-        <w:t xml:space="preserve"># </w:t>
-      </w:r>
-      <w:r>
-        <w:rPr>
-          <w:sz w:val="36"/>
-          <w:szCs w:val="36"/>
-        </w:rPr>
-        <w:t xml:space="preserve">NumPy introduces a special data structure called the </w:t>
-      </w:r>
-      <w:r>
-        <w:rPr>
+          <w:rFonts w:ascii="Carlito" w:hAnsi="Carlito" w:cs="Carlito"/>
+          <w:sz w:val="36"/>
+          <w:szCs w:val="36"/>
+        </w:rPr>
+      </w:pPr>
+      <w:r>
+        <w:rPr>
+          <w:rFonts w:ascii="Carlito" w:hAnsi="Carlito" w:cs="Carlito"/>
+          <w:sz w:val="36"/>
+          <w:szCs w:val="36"/>
+        </w:rPr>
+        <w:t xml:space="preserve"># NumPy introduces a special data structure called the </w:t>
+      </w:r>
+      <w:r>
+        <w:rPr>
+          <w:rFonts w:ascii="Carlito" w:hAnsi="Carlito" w:cs="Carlito"/>
           <w:b/>
           <w:bCs/>
           <w:sz w:val="36"/>
@@ -122,6 +127,7 @@
       </w:r>
       <w:r>
         <w:rPr>
+          <w:rFonts w:ascii="Carlito" w:hAnsi="Carlito" w:cs="Carlito"/>
           <w:sz w:val="36"/>
           <w:szCs w:val="36"/>
         </w:rPr>
@@ -130,6 +136,7 @@
       <w:proofErr w:type="spellStart"/>
       <w:r>
         <w:rPr>
+          <w:rFonts w:ascii="Carlito" w:hAnsi="Carlito" w:cs="Carlito"/>
           <w:b/>
           <w:bCs/>
           <w:sz w:val="36"/>
@@ -140,6 +147,71 @@
       <w:proofErr w:type="spellEnd"/>
       <w:r>
         <w:rPr>
+          <w:rFonts w:ascii="Carlito" w:hAnsi="Carlito" w:cs="Carlito"/>
+          <w:sz w:val="36"/>
+          <w:szCs w:val="36"/>
+        </w:rPr>
+        <w:t>. It’s like a list, but</w:t>
+      </w:r>
+      <w:r>
+        <w:rPr>
+          <w:rFonts w:ascii="Carlito" w:hAnsi="Carlito" w:cs="Carlito"/>
+          <w:sz w:val="36"/>
+          <w:szCs w:val="36"/>
+        </w:rPr>
+        <w:t xml:space="preserve"> m</w:t>
+      </w:r>
+      <w:r>
+        <w:rPr>
+          <w:rFonts w:ascii="Carlito" w:hAnsi="Carlito" w:cs="Carlito"/>
+          <w:sz w:val="36"/>
+          <w:szCs w:val="36"/>
+        </w:rPr>
+        <w:t>ore compact in memory</w:t>
+      </w:r>
+      <w:r>
+        <w:rPr>
+          <w:rFonts w:ascii="Carlito" w:hAnsi="Carlito" w:cs="Carlito"/>
+          <w:sz w:val="36"/>
+          <w:szCs w:val="36"/>
+        </w:rPr>
+        <w:t>, m</w:t>
+      </w:r>
+      <w:r>
+        <w:rPr>
+          <w:rFonts w:ascii="Carlito" w:hAnsi="Carlito" w:cs="Carlito"/>
+          <w:sz w:val="36"/>
+          <w:szCs w:val="36"/>
+        </w:rPr>
+        <w:t>uch faster for numerical operations</w:t>
+      </w:r>
+      <w:r>
+        <w:rPr>
+          <w:rFonts w:ascii="Carlito" w:hAnsi="Carlito" w:cs="Carlito"/>
+          <w:sz w:val="36"/>
+          <w:szCs w:val="36"/>
+        </w:rPr>
+        <w:t xml:space="preserve"> </w:t>
+      </w:r>
+      <w:r>
+        <w:rPr>
+          <w:rFonts w:ascii="Carlito" w:hAnsi="Carlito" w:cs="Carlito"/>
+          <w:sz w:val="36"/>
+          <w:szCs w:val="36"/>
+        </w:rPr>
+        <w:t>and c</w:t>
+      </w:r>
+      <w:r>
+        <w:rPr>
+          <w:rFonts w:ascii="Carlito" w:hAnsi="Carlito" w:cs="Carlito"/>
+          <w:sz w:val="36"/>
+          <w:szCs w:val="36"/>
+        </w:rPr>
+        <w:t>an handle multi-dimensional data (like matrices)</w:t>
+      </w:r>
+      <w:r>
+        <w:rPr>
+          <w:rFonts w:ascii="Carlito" w:hAnsi="Carlito" w:cs="Carlito"/>
           <w:sz w:val="36"/>
           <w:szCs w:val="36"/>
         </w:rPr>
@@ -147,90 +219,15 @@
       </w:r>
       <w:r>
         <w:rPr>
-          <w:sz w:val="36"/>
-          <w:szCs w:val="36"/>
-        </w:rPr>
-        <w:t xml:space="preserve"> </w:t>
-      </w:r>
-      <w:r>
-        <w:rPr>
-          <w:sz w:val="36"/>
-          <w:szCs w:val="36"/>
-        </w:rPr>
-        <w:t>It’s like a list, but</w:t>
-      </w:r>
-      <w:r>
-        <w:rPr>
-          <w:sz w:val="36"/>
-          <w:szCs w:val="36"/>
-        </w:rPr>
-        <w:t xml:space="preserve"> m</w:t>
-      </w:r>
-      <w:r>
-        <w:rPr>
-          <w:sz w:val="36"/>
-          <w:szCs w:val="36"/>
-        </w:rPr>
-        <w:t>ore compact in memory</w:t>
-      </w:r>
-      <w:r>
-        <w:rPr>
-          <w:sz w:val="36"/>
-          <w:szCs w:val="36"/>
-        </w:rPr>
-        <w:t>, m</w:t>
-      </w:r>
-      <w:r>
-        <w:rPr>
-          <w:sz w:val="36"/>
-          <w:szCs w:val="36"/>
-        </w:rPr>
-        <w:t>uch faster for numerical operations</w:t>
-      </w:r>
-      <w:r>
-        <w:rPr>
-          <w:sz w:val="36"/>
-          <w:szCs w:val="36"/>
-        </w:rPr>
-        <w:t xml:space="preserve"> </w:t>
-      </w:r>
-      <w:r>
-        <w:rPr>
-          <w:sz w:val="36"/>
-          <w:szCs w:val="36"/>
-        </w:rPr>
-        <w:t>and c</w:t>
-      </w:r>
-      <w:r>
-        <w:rPr>
-          <w:sz w:val="36"/>
-          <w:szCs w:val="36"/>
-        </w:rPr>
-        <w:t>an handle multi-dimensional data (like matrices)</w:t>
-      </w:r>
-      <w:r>
-        <w:rPr>
-          <w:sz w:val="36"/>
-          <w:szCs w:val="36"/>
-        </w:rPr>
-        <w:t>.</w:t>
-      </w:r>
-      <w:r>
-        <w:rPr>
-          <w:sz w:val="36"/>
-          <w:szCs w:val="36"/>
-        </w:rPr>
-        <w:t xml:space="preserve"> </w:t>
-      </w:r>
-      <w:r>
-        <w:rPr>
-          <w:sz w:val="36"/>
-          <w:szCs w:val="36"/>
-        </w:rPr>
-        <w:t xml:space="preserve">Python lists store elements separately in memory, while </w:t>
-      </w:r>
-      <w:r>
-        <w:rPr>
+          <w:rFonts w:ascii="Carlito" w:hAnsi="Carlito" w:cs="Carlito"/>
+          <w:sz w:val="36"/>
+          <w:szCs w:val="36"/>
+        </w:rPr>
+        <w:t xml:space="preserve"> Python lists store elements separately in memory, while </w:t>
+      </w:r>
+      <w:r>
+        <w:rPr>
+          <w:rFonts w:ascii="Carlito" w:hAnsi="Carlito" w:cs="Carlito"/>
           <w:b/>
           <w:bCs/>
           <w:sz w:val="36"/>
@@ -240,6 +237,7 @@
       </w:r>
       <w:r>
         <w:rPr>
+          <w:rFonts w:ascii="Carlito" w:hAnsi="Carlito" w:cs="Carlito"/>
           <w:sz w:val="36"/>
           <w:szCs w:val="36"/>
         </w:rPr>
@@ -255,6 +253,7 @@
       </w:r>
       <w:r>
         <w:rPr>
+          <w:rFonts w:ascii="Carlito" w:hAnsi="Carlito" w:cs="Carlito"/>
           <w:sz w:val="36"/>
           <w:szCs w:val="36"/>
         </w:rPr>
@@ -265,23 +264,26 @@
       <w:pPr>
         <w:jc w:val="both"/>
         <w:rPr>
-          <w:sz w:val="36"/>
-          <w:szCs w:val="36"/>
-        </w:rPr>
-      </w:pPr>
-    </w:p>
-    <w:p>
-      <w:pPr>
-        <w:jc w:val="both"/>
-        <w:rPr>
-          <w:b/>
-          <w:bCs/>
-          <w:sz w:val="36"/>
-          <w:szCs w:val="36"/>
-        </w:rPr>
-      </w:pPr>
-      <w:r>
-        <w:rPr>
+          <w:rFonts w:ascii="Carlito" w:hAnsi="Carlito" w:cs="Carlito"/>
+          <w:sz w:val="36"/>
+          <w:szCs w:val="36"/>
+        </w:rPr>
+      </w:pPr>
+    </w:p>
+    <w:p>
+      <w:pPr>
+        <w:jc w:val="both"/>
+        <w:rPr>
+          <w:rFonts w:ascii="Carlito" w:hAnsi="Carlito" w:cs="Carlito"/>
+          <w:b/>
+          <w:bCs/>
+          <w:sz w:val="36"/>
+          <w:szCs w:val="36"/>
+        </w:rPr>
+      </w:pPr>
+      <w:r>
+        <w:rPr>
+          <w:rFonts w:ascii="Carlito" w:hAnsi="Carlito" w:cs="Carlito"/>
           <w:b/>
           <w:bCs/>
           <w:sz w:val="36"/>
@@ -291,6 +293,7 @@
       </w:r>
       <w:r>
         <w:rPr>
+          <w:rFonts w:ascii="Carlito" w:hAnsi="Carlito" w:cs="Carlito"/>
           <w:b/>
           <w:bCs/>
           <w:sz w:val="36"/>
@@ -303,12 +306,14 @@
       <w:pPr>
         <w:jc w:val="both"/>
         <w:rPr>
-          <w:sz w:val="36"/>
-          <w:szCs w:val="36"/>
-        </w:rPr>
-      </w:pPr>
-      <w:r>
-        <w:rPr>
+          <w:rFonts w:ascii="Carlito" w:hAnsi="Carlito" w:cs="Carlito"/>
+          <w:sz w:val="36"/>
+          <w:szCs w:val="36"/>
+        </w:rPr>
+      </w:pPr>
+      <w:r>
+        <w:rPr>
+          <w:rFonts w:ascii="Carlito" w:hAnsi="Carlito" w:cs="Carlito"/>
           <w:sz w:val="36"/>
           <w:szCs w:val="36"/>
         </w:rPr>
@@ -316,74 +321,28 @@
       </w:r>
       <w:r>
         <w:rPr>
-          <w:sz w:val="36"/>
-          <w:szCs w:val="36"/>
-        </w:rPr>
-        <w:t xml:space="preserve"> </w:t>
-      </w:r>
-      <w:r>
-        <w:rPr>
-          <w:sz w:val="36"/>
-          <w:szCs w:val="36"/>
-        </w:rPr>
-        <w:t>Element-wise operations mean performing a mathematical operation</w:t>
-      </w:r>
-      <w:r>
-        <w:rPr>
-          <w:sz w:val="36"/>
-          <w:szCs w:val="36"/>
-        </w:rPr>
-        <w:t xml:space="preserve"> </w:t>
-      </w:r>
-      <w:r>
-        <w:rPr>
-          <w:sz w:val="36"/>
-          <w:szCs w:val="36"/>
-        </w:rPr>
-        <w:t>on each element of an array individually, instead of looping through</w:t>
-      </w:r>
-      <w:r>
-        <w:rPr>
-          <w:sz w:val="36"/>
-          <w:szCs w:val="36"/>
-        </w:rPr>
-        <w:t xml:space="preserve"> </w:t>
-      </w:r>
-      <w:r>
-        <w:rPr>
-          <w:sz w:val="36"/>
-          <w:szCs w:val="36"/>
-        </w:rPr>
-        <w:t>it manually. Each operation is applied to every corresponding element in</w:t>
-      </w:r>
-      <w:r>
-        <w:rPr>
-          <w:sz w:val="36"/>
-          <w:szCs w:val="36"/>
-        </w:rPr>
-        <w:t xml:space="preserve"> </w:t>
-      </w:r>
-      <w:r>
-        <w:rPr>
-          <w:sz w:val="36"/>
-          <w:szCs w:val="36"/>
-        </w:rPr>
-        <w:t>both arrays automatically, without using any for loop.</w:t>
-      </w:r>
-    </w:p>
-    <w:p>
-      <w:pPr>
-        <w:jc w:val="both"/>
-        <w:rPr>
-          <w:b/>
-          <w:bCs/>
-          <w:color w:val="D86DCB" w:themeColor="accent5" w:themeTint="99"/>
-          <w:sz w:val="36"/>
-          <w:szCs w:val="36"/>
-        </w:rPr>
-      </w:pPr>
-      <w:r>
-        <w:rPr>
+          <w:rFonts w:ascii="Carlito" w:hAnsi="Carlito" w:cs="Carlito"/>
+          <w:sz w:val="36"/>
+          <w:szCs w:val="36"/>
+        </w:rPr>
+        <w:t xml:space="preserve"> Element-wise operations mean performing a mathematical operation on each element of an array individually, instead of looping through it manually. Each operation is applied to every corresponding element in both arrays automatically, without using any for loop.</w:t>
+      </w:r>
+    </w:p>
+    <w:p>
+      <w:pPr>
+        <w:jc w:val="both"/>
+        <w:rPr>
+          <w:rFonts w:ascii="Carlito" w:hAnsi="Carlito" w:cs="Carlito"/>
+          <w:b/>
+          <w:bCs/>
+          <w:color w:val="D86DCB" w:themeColor="accent5" w:themeTint="99"/>
+          <w:sz w:val="36"/>
+          <w:szCs w:val="36"/>
+        </w:rPr>
+      </w:pPr>
+      <w:r>
+        <w:rPr>
+          <w:rFonts w:ascii="Carlito" w:hAnsi="Carlito" w:cs="Carlito"/>
           <w:b/>
           <w:bCs/>
           <w:color w:val="D86DCB" w:themeColor="accent5" w:themeTint="99"/>
@@ -395,6 +354,7 @@
       <w:proofErr w:type="spellStart"/>
       <w:r>
         <w:rPr>
+          <w:rFonts w:ascii="Carlito" w:hAnsi="Carlito" w:cs="Carlito"/>
           <w:b/>
           <w:bCs/>
           <w:color w:val="D86DCB" w:themeColor="accent5" w:themeTint="99"/>
@@ -406,6 +366,7 @@
       <w:proofErr w:type="spellEnd"/>
       <w:r>
         <w:rPr>
+          <w:rFonts w:ascii="Carlito" w:hAnsi="Carlito" w:cs="Carlito"/>
           <w:b/>
           <w:bCs/>
           <w:color w:val="D86DCB" w:themeColor="accent5" w:themeTint="99"/>
@@ -419,15 +380,17 @@
       <w:pPr>
         <w:jc w:val="both"/>
         <w:rPr>
-          <w:b/>
-          <w:bCs/>
-          <w:color w:val="D86DCB" w:themeColor="accent5" w:themeTint="99"/>
-          <w:sz w:val="36"/>
-          <w:szCs w:val="36"/>
-        </w:rPr>
-      </w:pPr>
-      <w:r>
-        <w:rPr>
+          <w:rFonts w:ascii="Carlito" w:hAnsi="Carlito" w:cs="Carlito"/>
+          <w:b/>
+          <w:bCs/>
+          <w:color w:val="D86DCB" w:themeColor="accent5" w:themeTint="99"/>
+          <w:sz w:val="36"/>
+          <w:szCs w:val="36"/>
+        </w:rPr>
+      </w:pPr>
+      <w:r>
+        <w:rPr>
+          <w:rFonts w:ascii="Carlito" w:hAnsi="Carlito" w:cs="Carlito"/>
           <w:b/>
           <w:bCs/>
           <w:color w:val="D86DCB" w:themeColor="accent5" w:themeTint="99"/>
@@ -440,6 +403,7 @@
       <w:proofErr w:type="gramStart"/>
       <w:r>
         <w:rPr>
+          <w:rFonts w:ascii="Carlito" w:hAnsi="Carlito" w:cs="Carlito"/>
           <w:b/>
           <w:bCs/>
           <w:color w:val="D86DCB" w:themeColor="accent5" w:themeTint="99"/>
@@ -452,6 +416,7 @@
       <w:proofErr w:type="gramEnd"/>
       <w:r>
         <w:rPr>
+          <w:rFonts w:ascii="Carlito" w:hAnsi="Carlito" w:cs="Carlito"/>
           <w:b/>
           <w:bCs/>
           <w:color w:val="D86DCB" w:themeColor="accent5" w:themeTint="99"/>
@@ -465,15 +430,17 @@
       <w:pPr>
         <w:jc w:val="both"/>
         <w:rPr>
-          <w:b/>
-          <w:bCs/>
-          <w:color w:val="D86DCB" w:themeColor="accent5" w:themeTint="99"/>
-          <w:sz w:val="36"/>
-          <w:szCs w:val="36"/>
-        </w:rPr>
-      </w:pPr>
-      <w:r>
-        <w:rPr>
+          <w:rFonts w:ascii="Carlito" w:hAnsi="Carlito" w:cs="Carlito"/>
+          <w:b/>
+          <w:bCs/>
+          <w:color w:val="D86DCB" w:themeColor="accent5" w:themeTint="99"/>
+          <w:sz w:val="36"/>
+          <w:szCs w:val="36"/>
+        </w:rPr>
+      </w:pPr>
+      <w:r>
+        <w:rPr>
+          <w:rFonts w:ascii="Carlito" w:hAnsi="Carlito" w:cs="Carlito"/>
           <w:b/>
           <w:bCs/>
           <w:color w:val="D86DCB" w:themeColor="accent5" w:themeTint="99"/>
@@ -486,6 +453,7 @@
       <w:proofErr w:type="gramStart"/>
       <w:r>
         <w:rPr>
+          <w:rFonts w:ascii="Carlito" w:hAnsi="Carlito" w:cs="Carlito"/>
           <w:b/>
           <w:bCs/>
           <w:color w:val="D86DCB" w:themeColor="accent5" w:themeTint="99"/>
@@ -498,6 +466,7 @@
       <w:proofErr w:type="gramEnd"/>
       <w:r>
         <w:rPr>
+          <w:rFonts w:ascii="Carlito" w:hAnsi="Carlito" w:cs="Carlito"/>
           <w:b/>
           <w:bCs/>
           <w:color w:val="D86DCB" w:themeColor="accent5" w:themeTint="99"/>
@@ -511,15 +480,17 @@
       <w:pPr>
         <w:jc w:val="both"/>
         <w:rPr>
-          <w:b/>
-          <w:bCs/>
-          <w:color w:val="D86DCB" w:themeColor="accent5" w:themeTint="99"/>
-          <w:sz w:val="36"/>
-          <w:szCs w:val="36"/>
-        </w:rPr>
-      </w:pPr>
-      <w:r>
-        <w:rPr>
+          <w:rFonts w:ascii="Carlito" w:hAnsi="Carlito" w:cs="Carlito"/>
+          <w:b/>
+          <w:bCs/>
+          <w:color w:val="D86DCB" w:themeColor="accent5" w:themeTint="99"/>
+          <w:sz w:val="36"/>
+          <w:szCs w:val="36"/>
+        </w:rPr>
+      </w:pPr>
+      <w:r>
+        <w:rPr>
+          <w:rFonts w:ascii="Carlito" w:hAnsi="Carlito" w:cs="Carlito"/>
           <w:b/>
           <w:bCs/>
           <w:color w:val="D86DCB" w:themeColor="accent5" w:themeTint="99"/>
@@ -533,15 +504,17 @@
       <w:pPr>
         <w:jc w:val="both"/>
         <w:rPr>
-          <w:b/>
-          <w:bCs/>
-          <w:color w:val="D86DCB" w:themeColor="accent5" w:themeTint="99"/>
-          <w:sz w:val="36"/>
-          <w:szCs w:val="36"/>
-        </w:rPr>
-      </w:pPr>
-      <w:r>
-        <w:rPr>
+          <w:rFonts w:ascii="Carlito" w:hAnsi="Carlito" w:cs="Carlito"/>
+          <w:b/>
+          <w:bCs/>
+          <w:color w:val="D86DCB" w:themeColor="accent5" w:themeTint="99"/>
+          <w:sz w:val="36"/>
+          <w:szCs w:val="36"/>
+        </w:rPr>
+      </w:pPr>
+      <w:r>
+        <w:rPr>
+          <w:rFonts w:ascii="Carlito" w:hAnsi="Carlito" w:cs="Carlito"/>
           <w:b/>
           <w:bCs/>
           <w:color w:val="D86DCB" w:themeColor="accent5" w:themeTint="99"/>
@@ -555,12 +528,14 @@
       <w:pPr>
         <w:jc w:val="both"/>
         <w:rPr>
-          <w:sz w:val="36"/>
-          <w:szCs w:val="36"/>
-        </w:rPr>
-      </w:pPr>
-      <w:r>
-        <w:rPr>
+          <w:rFonts w:ascii="Carlito" w:hAnsi="Carlito" w:cs="Carlito"/>
+          <w:sz w:val="36"/>
+          <w:szCs w:val="36"/>
+        </w:rPr>
+      </w:pPr>
+      <w:r>
+        <w:rPr>
+          <w:rFonts w:ascii="Carlito" w:hAnsi="Carlito" w:cs="Carlito"/>
           <w:sz w:val="36"/>
           <w:szCs w:val="36"/>
         </w:rPr>
@@ -571,14 +546,16 @@
       <w:pPr>
         <w:jc w:val="both"/>
         <w:rPr>
-          <w:b/>
-          <w:bCs/>
-          <w:sz w:val="36"/>
-          <w:szCs w:val="36"/>
-        </w:rPr>
-      </w:pPr>
-      <w:r>
-        <w:rPr>
+          <w:rFonts w:ascii="Carlito" w:hAnsi="Carlito" w:cs="Carlito"/>
+          <w:b/>
+          <w:bCs/>
+          <w:sz w:val="36"/>
+          <w:szCs w:val="36"/>
+        </w:rPr>
+      </w:pPr>
+      <w:r>
+        <w:rPr>
+          <w:rFonts w:ascii="Carlito" w:hAnsi="Carlito" w:cs="Carlito"/>
           <w:b/>
           <w:bCs/>
           <w:sz w:val="36"/>
@@ -590,6 +567,7 @@
       <w:proofErr w:type="spellStart"/>
       <w:r>
         <w:rPr>
+          <w:rFonts w:ascii="Carlito" w:hAnsi="Carlito" w:cs="Carlito"/>
           <w:b/>
           <w:bCs/>
           <w:sz w:val="36"/>
@@ -600,6 +578,7 @@
       <w:proofErr w:type="spellEnd"/>
       <w:r>
         <w:rPr>
+          <w:rFonts w:ascii="Carlito" w:hAnsi="Carlito" w:cs="Carlito"/>
           <w:b/>
           <w:bCs/>
           <w:sz w:val="36"/>
@@ -612,12 +591,14 @@
       <w:pPr>
         <w:jc w:val="both"/>
         <w:rPr>
-          <w:sz w:val="36"/>
-          <w:szCs w:val="36"/>
-        </w:rPr>
-      </w:pPr>
-      <w:r>
-        <w:rPr>
+          <w:rFonts w:ascii="Carlito" w:hAnsi="Carlito" w:cs="Carlito"/>
+          <w:sz w:val="36"/>
+          <w:szCs w:val="36"/>
+        </w:rPr>
+      </w:pPr>
+      <w:r>
+        <w:rPr>
+          <w:rFonts w:ascii="Carlito" w:hAnsi="Carlito" w:cs="Carlito"/>
           <w:sz w:val="36"/>
           <w:szCs w:val="36"/>
         </w:rPr>
@@ -627,6 +608,7 @@
       <w:proofErr w:type="gramStart"/>
       <w:r>
         <w:rPr>
+          <w:rFonts w:ascii="Carlito" w:hAnsi="Carlito" w:cs="Carlito"/>
           <w:b/>
           <w:bCs/>
           <w:sz w:val="36"/>
@@ -638,6 +620,7 @@
       <w:proofErr w:type="gramEnd"/>
       <w:r>
         <w:rPr>
+          <w:rFonts w:ascii="Carlito" w:hAnsi="Carlito" w:cs="Carlito"/>
           <w:b/>
           <w:bCs/>
           <w:sz w:val="36"/>
@@ -647,28 +630,16 @@
       </w:r>
       <w:r>
         <w:rPr>
-          <w:sz w:val="36"/>
-          <w:szCs w:val="36"/>
-        </w:rPr>
-        <w:t xml:space="preserve"> is a NumPy function that creates a sequence of numbers with a specific start, stop, and step value.</w:t>
-      </w:r>
-      <w:r>
-        <w:rPr>
-          <w:sz w:val="36"/>
-          <w:szCs w:val="36"/>
-        </w:rPr>
-        <w:t xml:space="preserve"> </w:t>
-      </w:r>
-      <w:r>
-        <w:rPr>
-          <w:sz w:val="36"/>
-          <w:szCs w:val="36"/>
-        </w:rPr>
-        <w:t xml:space="preserve">Think of it like Python’s </w:t>
+          <w:rFonts w:ascii="Carlito" w:hAnsi="Carlito" w:cs="Carlito"/>
+          <w:sz w:val="36"/>
+          <w:szCs w:val="36"/>
+        </w:rPr>
+        <w:t xml:space="preserve"> is a NumPy function that creates a sequence of numbers with a specific start, stop, and step value. Think of it like Python’s </w:t>
       </w:r>
       <w:proofErr w:type="gramStart"/>
       <w:r>
         <w:rPr>
+          <w:rFonts w:ascii="Carlito" w:hAnsi="Carlito" w:cs="Carlito"/>
           <w:b/>
           <w:bCs/>
           <w:sz w:val="36"/>
@@ -679,6 +650,7 @@
       <w:proofErr w:type="gramEnd"/>
       <w:r>
         <w:rPr>
+          <w:rFonts w:ascii="Carlito" w:hAnsi="Carlito" w:cs="Carlito"/>
           <w:b/>
           <w:bCs/>
           <w:sz w:val="36"/>
@@ -688,6 +660,7 @@
       </w:r>
       <w:r>
         <w:rPr>
+          <w:rFonts w:ascii="Carlito" w:hAnsi="Carlito" w:cs="Carlito"/>
           <w:sz w:val="36"/>
           <w:szCs w:val="36"/>
         </w:rPr>
@@ -698,12 +671,14 @@
       <w:pPr>
         <w:jc w:val="both"/>
         <w:rPr>
-          <w:sz w:val="36"/>
-          <w:szCs w:val="36"/>
-        </w:rPr>
-      </w:pPr>
-      <w:r>
-        <w:rPr>
+          <w:rFonts w:ascii="Carlito" w:hAnsi="Carlito" w:cs="Carlito"/>
+          <w:sz w:val="36"/>
+          <w:szCs w:val="36"/>
+        </w:rPr>
+      </w:pPr>
+      <w:r>
+        <w:rPr>
+          <w:rFonts w:ascii="Carlito" w:hAnsi="Carlito" w:cs="Carlito"/>
           <w:sz w:val="36"/>
           <w:szCs w:val="36"/>
         </w:rPr>
@@ -711,6 +686,7 @@
       </w:r>
       <w:r>
         <w:rPr>
+          <w:rFonts w:ascii="Carlito" w:hAnsi="Carlito" w:cs="Carlito"/>
           <w:b/>
           <w:bCs/>
           <w:sz w:val="36"/>
@@ -722,6 +698,7 @@
       <w:proofErr w:type="gramStart"/>
       <w:r>
         <w:rPr>
+          <w:rFonts w:ascii="Carlito" w:hAnsi="Carlito" w:cs="Carlito"/>
           <w:b/>
           <w:bCs/>
           <w:sz w:val="36"/>
@@ -733,24 +710,17 @@
       <w:proofErr w:type="gramEnd"/>
       <w:r>
         <w:rPr>
-          <w:b/>
-          <w:bCs/>
-          <w:sz w:val="36"/>
-          <w:szCs w:val="36"/>
-        </w:rPr>
-        <w:t>(start, stop, step)</w:t>
-      </w:r>
-      <w:r>
-        <w:rPr>
-          <w:b/>
-          <w:bCs/>
-          <w:sz w:val="36"/>
-          <w:szCs w:val="36"/>
-        </w:rPr>
-        <w:t xml:space="preserve">. </w:t>
-      </w:r>
-      <w:r>
-        <w:rPr>
+          <w:rFonts w:ascii="Carlito" w:hAnsi="Carlito" w:cs="Carlito"/>
+          <w:b/>
+          <w:bCs/>
+          <w:sz w:val="36"/>
+          <w:szCs w:val="36"/>
+        </w:rPr>
+        <w:t xml:space="preserve">(start, stop, step). </w:t>
+      </w:r>
+      <w:r>
+        <w:rPr>
+          <w:rFonts w:ascii="Carlito" w:hAnsi="Carlito" w:cs="Carlito"/>
           <w:sz w:val="36"/>
           <w:szCs w:val="36"/>
         </w:rPr>
@@ -766,12 +736,14 @@
         </w:numPr>
         <w:jc w:val="both"/>
         <w:rPr>
-          <w:sz w:val="36"/>
-          <w:szCs w:val="36"/>
-        </w:rPr>
-      </w:pPr>
-      <w:r>
-        <w:rPr>
+          <w:rFonts w:ascii="Carlito" w:hAnsi="Carlito" w:cs="Carlito"/>
+          <w:sz w:val="36"/>
+          <w:szCs w:val="36"/>
+        </w:rPr>
+      </w:pPr>
+      <w:r>
+        <w:rPr>
+          <w:rFonts w:ascii="Carlito" w:hAnsi="Carlito" w:cs="Carlito"/>
           <w:b/>
           <w:bCs/>
           <w:sz w:val="36"/>
@@ -781,6 +753,7 @@
       </w:r>
       <w:r>
         <w:rPr>
+          <w:rFonts w:ascii="Carlito" w:hAnsi="Carlito" w:cs="Carlito"/>
           <w:b/>
           <w:bCs/>
           <w:sz w:val="36"/>
@@ -790,16 +763,21 @@
       </w:r>
       <w:r>
         <w:rPr>
+          <w:rFonts w:ascii="Carlito" w:hAnsi="Carlito" w:cs="Carlito"/>
           <w:sz w:val="36"/>
           <w:szCs w:val="36"/>
         </w:rPr>
         <w:tab/>
       </w:r>
       <w:r>
+        <w:rPr>
+          <w:rFonts w:ascii="Carlito" w:hAnsi="Carlito" w:cs="Carlito"/>
+        </w:rPr>
         <w:sym w:font="Wingdings" w:char="F0E0"/>
       </w:r>
       <w:r>
         <w:rPr>
+          <w:rFonts w:ascii="Carlito" w:hAnsi="Carlito" w:cs="Carlito"/>
           <w:sz w:val="36"/>
           <w:szCs w:val="36"/>
         </w:rPr>
@@ -816,12 +794,14 @@
         </w:numPr>
         <w:jc w:val="both"/>
         <w:rPr>
-          <w:sz w:val="36"/>
-          <w:szCs w:val="36"/>
-        </w:rPr>
-      </w:pPr>
-      <w:r>
-        <w:rPr>
+          <w:rFonts w:ascii="Carlito" w:hAnsi="Carlito" w:cs="Carlito"/>
+          <w:sz w:val="36"/>
+          <w:szCs w:val="36"/>
+        </w:rPr>
+      </w:pPr>
+      <w:r>
+        <w:rPr>
+          <w:rFonts w:ascii="Carlito" w:hAnsi="Carlito" w:cs="Carlito"/>
           <w:b/>
           <w:bCs/>
           <w:sz w:val="36"/>
@@ -831,6 +811,7 @@
       </w:r>
       <w:r>
         <w:rPr>
+          <w:rFonts w:ascii="Carlito" w:hAnsi="Carlito" w:cs="Carlito"/>
           <w:b/>
           <w:bCs/>
           <w:sz w:val="36"/>
@@ -840,16 +821,21 @@
       </w:r>
       <w:r>
         <w:rPr>
+          <w:rFonts w:ascii="Carlito" w:hAnsi="Carlito" w:cs="Carlito"/>
           <w:sz w:val="36"/>
           <w:szCs w:val="36"/>
         </w:rPr>
         <w:tab/>
       </w:r>
       <w:r>
+        <w:rPr>
+          <w:rFonts w:ascii="Carlito" w:hAnsi="Carlito" w:cs="Carlito"/>
+        </w:rPr>
         <w:sym w:font="Wingdings" w:char="F0E0"/>
       </w:r>
       <w:r>
         <w:rPr>
+          <w:rFonts w:ascii="Carlito" w:hAnsi="Carlito" w:cs="Carlito"/>
           <w:sz w:val="36"/>
           <w:szCs w:val="36"/>
         </w:rPr>
@@ -866,12 +852,14 @@
         </w:numPr>
         <w:jc w:val="both"/>
         <w:rPr>
-          <w:sz w:val="36"/>
-          <w:szCs w:val="36"/>
-        </w:rPr>
-      </w:pPr>
-      <w:r>
-        <w:rPr>
+          <w:rFonts w:ascii="Carlito" w:hAnsi="Carlito" w:cs="Carlito"/>
+          <w:sz w:val="36"/>
+          <w:szCs w:val="36"/>
+        </w:rPr>
+      </w:pPr>
+      <w:r>
+        <w:rPr>
+          <w:rFonts w:ascii="Carlito" w:hAnsi="Carlito" w:cs="Carlito"/>
           <w:b/>
           <w:bCs/>
           <w:sz w:val="36"/>
@@ -881,6 +869,7 @@
       </w:r>
       <w:r>
         <w:rPr>
+          <w:rFonts w:ascii="Carlito" w:hAnsi="Carlito" w:cs="Carlito"/>
           <w:sz w:val="36"/>
           <w:szCs w:val="36"/>
         </w:rPr>
@@ -888,16 +877,21 @@
       </w:r>
       <w:r>
         <w:rPr>
+          <w:rFonts w:ascii="Carlito" w:hAnsi="Carlito" w:cs="Carlito"/>
           <w:sz w:val="36"/>
           <w:szCs w:val="36"/>
         </w:rPr>
         <w:tab/>
       </w:r>
       <w:r>
+        <w:rPr>
+          <w:rFonts w:ascii="Carlito" w:hAnsi="Carlito" w:cs="Carlito"/>
+        </w:rPr>
         <w:sym w:font="Wingdings" w:char="F0E0"/>
       </w:r>
       <w:r>
         <w:rPr>
+          <w:rFonts w:ascii="Carlito" w:hAnsi="Carlito" w:cs="Carlito"/>
           <w:sz w:val="36"/>
           <w:szCs w:val="36"/>
         </w:rPr>
@@ -909,12 +903,14 @@
       <w:pPr>
         <w:jc w:val="both"/>
         <w:rPr>
-          <w:sz w:val="36"/>
-          <w:szCs w:val="36"/>
-        </w:rPr>
-      </w:pPr>
-      <w:r>
-        <w:rPr>
+          <w:rFonts w:ascii="Carlito" w:hAnsi="Carlito" w:cs="Carlito"/>
+          <w:sz w:val="36"/>
+          <w:szCs w:val="36"/>
+        </w:rPr>
+      </w:pPr>
+      <w:r>
+        <w:rPr>
+          <w:rFonts w:ascii="Carlito" w:hAnsi="Carlito" w:cs="Carlito"/>
           <w:sz w:val="36"/>
           <w:szCs w:val="36"/>
         </w:rPr>
@@ -924,6 +920,7 @@
       <w:proofErr w:type="gramStart"/>
       <w:r>
         <w:rPr>
+          <w:rFonts w:ascii="Carlito" w:hAnsi="Carlito" w:cs="Carlito"/>
           <w:sz w:val="36"/>
           <w:szCs w:val="36"/>
         </w:rPr>
@@ -933,62 +930,15 @@
       <w:proofErr w:type="gramEnd"/>
       <w:r>
         <w:rPr>
-          <w:sz w:val="36"/>
-          <w:szCs w:val="36"/>
-        </w:rPr>
-        <w:t>(1, 6)</w:t>
-      </w:r>
-      <w:r>
-        <w:rPr>
-          <w:sz w:val="36"/>
-          <w:szCs w:val="36"/>
-        </w:rPr>
-        <w:t xml:space="preserve"> t</w:t>
-      </w:r>
-      <w:r>
-        <w:rPr>
-          <w:sz w:val="36"/>
-          <w:szCs w:val="36"/>
-        </w:rPr>
-        <w:t>his means</w:t>
-      </w:r>
-      <w:r>
-        <w:rPr>
-          <w:sz w:val="36"/>
-          <w:szCs w:val="36"/>
-        </w:rPr>
-        <w:t xml:space="preserve"> s</w:t>
-      </w:r>
-      <w:r>
-        <w:rPr>
-          <w:sz w:val="36"/>
-          <w:szCs w:val="36"/>
-        </w:rPr>
-        <w:t>tart at 1</w:t>
-      </w:r>
-      <w:r>
-        <w:rPr>
-          <w:sz w:val="36"/>
-          <w:szCs w:val="36"/>
-        </w:rPr>
-        <w:t xml:space="preserve"> e</w:t>
-      </w:r>
-      <w:r>
-        <w:rPr>
-          <w:sz w:val="36"/>
-          <w:szCs w:val="36"/>
-        </w:rPr>
-        <w:t>nd at 6 (but NOT included → NumPy stops before the stop value)</w:t>
-      </w:r>
-      <w:r>
-        <w:rPr>
-          <w:sz w:val="36"/>
-          <w:szCs w:val="36"/>
-        </w:rPr>
-        <w:t xml:space="preserve"> so the output will be  </w:t>
-      </w:r>
-      <w:r>
-        <w:rPr>
+          <w:rFonts w:ascii="Carlito" w:hAnsi="Carlito" w:cs="Carlito"/>
+          <w:sz w:val="36"/>
+          <w:szCs w:val="36"/>
+        </w:rPr>
+        <w:t xml:space="preserve">(1, 6) this means start at 1 end at 6 (but NOT included → NumPy stops before the stop value) so the output will be  </w:t>
+      </w:r>
+      <w:r>
+        <w:rPr>
+          <w:rFonts w:ascii="Carlito" w:hAnsi="Carlito" w:cs="Carlito"/>
           <w:b/>
           <w:bCs/>
           <w:sz w:val="36"/>
@@ -1001,15 +951,17 @@
       <w:pPr>
         <w:jc w:val="both"/>
         <w:rPr>
-          <w:b/>
-          <w:bCs/>
-          <w:color w:val="D86DCB" w:themeColor="accent5" w:themeTint="99"/>
-          <w:sz w:val="36"/>
-          <w:szCs w:val="36"/>
-        </w:rPr>
-      </w:pPr>
-      <w:r>
-        <w:rPr>
+          <w:rFonts w:ascii="Carlito" w:hAnsi="Carlito" w:cs="Carlito"/>
+          <w:b/>
+          <w:bCs/>
+          <w:color w:val="D86DCB" w:themeColor="accent5" w:themeTint="99"/>
+          <w:sz w:val="36"/>
+          <w:szCs w:val="36"/>
+        </w:rPr>
+      </w:pPr>
+      <w:r>
+        <w:rPr>
+          <w:rFonts w:ascii="Carlito" w:hAnsi="Carlito" w:cs="Carlito"/>
           <w:b/>
           <w:bCs/>
           <w:color w:val="D86DCB" w:themeColor="accent5" w:themeTint="99"/>
@@ -1021,6 +973,7 @@
       <w:proofErr w:type="spellStart"/>
       <w:r>
         <w:rPr>
+          <w:rFonts w:ascii="Carlito" w:hAnsi="Carlito" w:cs="Carlito"/>
           <w:b/>
           <w:bCs/>
           <w:color w:val="D86DCB" w:themeColor="accent5" w:themeTint="99"/>
@@ -1032,6 +985,7 @@
       <w:proofErr w:type="spellEnd"/>
       <w:r>
         <w:rPr>
+          <w:rFonts w:ascii="Carlito" w:hAnsi="Carlito" w:cs="Carlito"/>
           <w:b/>
           <w:bCs/>
           <w:color w:val="D86DCB" w:themeColor="accent5" w:themeTint="99"/>
@@ -1045,15 +999,17 @@
       <w:pPr>
         <w:jc w:val="both"/>
         <w:rPr>
-          <w:b/>
-          <w:bCs/>
-          <w:color w:val="D86DCB" w:themeColor="accent5" w:themeTint="99"/>
-          <w:sz w:val="36"/>
-          <w:szCs w:val="36"/>
-        </w:rPr>
-      </w:pPr>
-      <w:r>
-        <w:rPr>
+          <w:rFonts w:ascii="Carlito" w:hAnsi="Carlito" w:cs="Carlito"/>
+          <w:b/>
+          <w:bCs/>
+          <w:color w:val="D86DCB" w:themeColor="accent5" w:themeTint="99"/>
+          <w:sz w:val="36"/>
+          <w:szCs w:val="36"/>
+        </w:rPr>
+      </w:pPr>
+      <w:r>
+        <w:rPr>
+          <w:rFonts w:ascii="Carlito" w:hAnsi="Carlito" w:cs="Carlito"/>
           <w:b/>
           <w:bCs/>
           <w:color w:val="D86DCB" w:themeColor="accent5" w:themeTint="99"/>
@@ -1066,6 +1022,7 @@
       <w:proofErr w:type="gramStart"/>
       <w:r>
         <w:rPr>
+          <w:rFonts w:ascii="Carlito" w:hAnsi="Carlito" w:cs="Carlito"/>
           <w:b/>
           <w:bCs/>
           <w:color w:val="D86DCB" w:themeColor="accent5" w:themeTint="99"/>
@@ -1078,6 +1035,7 @@
       <w:proofErr w:type="gramEnd"/>
       <w:r>
         <w:rPr>
+          <w:rFonts w:ascii="Carlito" w:hAnsi="Carlito" w:cs="Carlito"/>
           <w:b/>
           <w:bCs/>
           <w:color w:val="D86DCB" w:themeColor="accent5" w:themeTint="99"/>
@@ -1091,6 +1049,7 @@
       <w:pPr>
         <w:jc w:val="both"/>
         <w:rPr>
+          <w:rFonts w:ascii="Carlito" w:hAnsi="Carlito" w:cs="Carlito"/>
           <w:b/>
           <w:bCs/>
           <w:color w:val="D86DCB" w:themeColor="accent5" w:themeTint="99"/>
@@ -1101,6 +1060,7 @@
       <w:proofErr w:type="gramStart"/>
       <w:r>
         <w:rPr>
+          <w:rFonts w:ascii="Carlito" w:hAnsi="Carlito" w:cs="Carlito"/>
           <w:b/>
           <w:bCs/>
           <w:color w:val="D86DCB" w:themeColor="accent5" w:themeTint="99"/>
@@ -1113,6 +1073,7 @@
       <w:proofErr w:type="gramEnd"/>
       <w:r>
         <w:rPr>
+          <w:rFonts w:ascii="Carlito" w:hAnsi="Carlito" w:cs="Carlito"/>
           <w:b/>
           <w:bCs/>
           <w:color w:val="D86DCB" w:themeColor="accent5" w:themeTint="99"/>
@@ -1124,6 +1085,7 @@
       <w:proofErr w:type="spellEnd"/>
       <w:r>
         <w:rPr>
+          <w:rFonts w:ascii="Carlito" w:hAnsi="Carlito" w:cs="Carlito"/>
           <w:b/>
           <w:bCs/>
           <w:color w:val="D86DCB" w:themeColor="accent5" w:themeTint="99"/>
@@ -1137,15 +1099,17 @@
       <w:pPr>
         <w:jc w:val="both"/>
         <w:rPr>
-          <w:b/>
-          <w:bCs/>
-          <w:color w:val="D86DCB" w:themeColor="accent5" w:themeTint="99"/>
-          <w:sz w:val="36"/>
-          <w:szCs w:val="36"/>
-        </w:rPr>
-      </w:pPr>
-      <w:r>
-        <w:rPr>
+          <w:rFonts w:ascii="Carlito" w:hAnsi="Carlito" w:cs="Carlito"/>
+          <w:b/>
+          <w:bCs/>
+          <w:color w:val="D86DCB" w:themeColor="accent5" w:themeTint="99"/>
+          <w:sz w:val="36"/>
+          <w:szCs w:val="36"/>
+        </w:rPr>
+      </w:pPr>
+      <w:r>
+        <w:rPr>
+          <w:rFonts w:ascii="Carlito" w:hAnsi="Carlito" w:cs="Carlito"/>
           <w:b/>
           <w:bCs/>
           <w:color w:val="D86DCB" w:themeColor="accent5" w:themeTint="99"/>
@@ -1158,6 +1122,7 @@
       <w:proofErr w:type="gramStart"/>
       <w:r>
         <w:rPr>
+          <w:rFonts w:ascii="Carlito" w:hAnsi="Carlito" w:cs="Carlito"/>
           <w:b/>
           <w:bCs/>
           <w:color w:val="D86DCB" w:themeColor="accent5" w:themeTint="99"/>
@@ -1170,6 +1135,7 @@
       <w:proofErr w:type="gramEnd"/>
       <w:r>
         <w:rPr>
+          <w:rFonts w:ascii="Carlito" w:hAnsi="Carlito" w:cs="Carlito"/>
           <w:b/>
           <w:bCs/>
           <w:color w:val="D86DCB" w:themeColor="accent5" w:themeTint="99"/>
@@ -1183,6 +1149,7 @@
       <w:pPr>
         <w:jc w:val="both"/>
         <w:rPr>
+          <w:rFonts w:ascii="Carlito" w:hAnsi="Carlito" w:cs="Carlito"/>
           <w:b/>
           <w:bCs/>
           <w:color w:val="D86DCB" w:themeColor="accent5" w:themeTint="99"/>
@@ -1193,6 +1160,7 @@
       <w:proofErr w:type="gramStart"/>
       <w:r>
         <w:rPr>
+          <w:rFonts w:ascii="Carlito" w:hAnsi="Carlito" w:cs="Carlito"/>
           <w:b/>
           <w:bCs/>
           <w:color w:val="D86DCB" w:themeColor="accent5" w:themeTint="99"/>
@@ -1205,6 +1173,7 @@
       <w:proofErr w:type="gramEnd"/>
       <w:r>
         <w:rPr>
+          <w:rFonts w:ascii="Carlito" w:hAnsi="Carlito" w:cs="Carlito"/>
           <w:b/>
           <w:bCs/>
           <w:color w:val="D86DCB" w:themeColor="accent5" w:themeTint="99"/>
@@ -1216,6 +1185,7 @@
       <w:proofErr w:type="spellEnd"/>
       <w:r>
         <w:rPr>
+          <w:rFonts w:ascii="Carlito" w:hAnsi="Carlito" w:cs="Carlito"/>
           <w:b/>
           <w:bCs/>
           <w:color w:val="D86DCB" w:themeColor="accent5" w:themeTint="99"/>
@@ -1229,23 +1199,26 @@
       <w:pPr>
         <w:jc w:val="both"/>
         <w:rPr>
-          <w:sz w:val="36"/>
-          <w:szCs w:val="36"/>
-        </w:rPr>
-      </w:pPr>
-    </w:p>
-    <w:p>
-      <w:pPr>
-        <w:jc w:val="both"/>
-        <w:rPr>
-          <w:b/>
-          <w:bCs/>
-          <w:sz w:val="36"/>
-          <w:szCs w:val="36"/>
-        </w:rPr>
-      </w:pPr>
-      <w:r>
-        <w:rPr>
+          <w:rFonts w:ascii="Carlito" w:hAnsi="Carlito" w:cs="Carlito"/>
+          <w:sz w:val="36"/>
+          <w:szCs w:val="36"/>
+        </w:rPr>
+      </w:pPr>
+    </w:p>
+    <w:p>
+      <w:pPr>
+        <w:jc w:val="both"/>
+        <w:rPr>
+          <w:rFonts w:ascii="Carlito" w:hAnsi="Carlito" w:cs="Carlito"/>
+          <w:b/>
+          <w:bCs/>
+          <w:sz w:val="36"/>
+          <w:szCs w:val="36"/>
+        </w:rPr>
+      </w:pPr>
+      <w:r>
+        <w:rPr>
+          <w:rFonts w:ascii="Carlito" w:hAnsi="Carlito" w:cs="Carlito"/>
           <w:b/>
           <w:bCs/>
           <w:sz w:val="36"/>
@@ -1258,12 +1231,14 @@
       <w:pPr>
         <w:jc w:val="both"/>
         <w:rPr>
-          <w:sz w:val="36"/>
-          <w:szCs w:val="36"/>
-        </w:rPr>
-      </w:pPr>
-      <w:r>
-        <w:rPr>
+          <w:rFonts w:ascii="Carlito" w:hAnsi="Carlito" w:cs="Carlito"/>
+          <w:sz w:val="36"/>
+          <w:szCs w:val="36"/>
+        </w:rPr>
+      </w:pPr>
+      <w:r>
+        <w:rPr>
+          <w:rFonts w:ascii="Carlito" w:hAnsi="Carlito" w:cs="Carlito"/>
           <w:sz w:val="36"/>
           <w:szCs w:val="36"/>
         </w:rPr>
@@ -1272,6 +1247,7 @@
       </w:r>
       <w:r>
         <w:rPr>
+          <w:rFonts w:ascii="Carlito" w:hAnsi="Carlito" w:cs="Carlito"/>
           <w:sz w:val="36"/>
           <w:szCs w:val="36"/>
         </w:rPr>
@@ -1279,6 +1255,7 @@
       </w:r>
       <w:r>
         <w:rPr>
+          <w:rFonts w:ascii="Carlito" w:hAnsi="Carlito" w:cs="Carlito"/>
           <w:b/>
           <w:bCs/>
           <w:sz w:val="36"/>
@@ -1288,41 +1265,15 @@
       </w:r>
       <w:r>
         <w:rPr>
-          <w:sz w:val="36"/>
-          <w:szCs w:val="36"/>
-        </w:rPr>
-        <w:t xml:space="preserve"> means</w:t>
-      </w:r>
-      <w:r>
-        <w:rPr>
-          <w:sz w:val="36"/>
-          <w:szCs w:val="36"/>
-        </w:rPr>
-        <w:t xml:space="preserve"> a</w:t>
-      </w:r>
-      <w:r>
-        <w:rPr>
-          <w:sz w:val="36"/>
-          <w:szCs w:val="36"/>
-        </w:rPr>
-        <w:t>utomatically expanding smaller arrays (or scalars) so they can perform element-wise operations with larger arrays without actually copying data.</w:t>
-      </w:r>
-      <w:r>
-        <w:rPr>
-          <w:sz w:val="36"/>
-          <w:szCs w:val="36"/>
-        </w:rPr>
-        <w:t xml:space="preserve"> </w:t>
-      </w:r>
-      <w:r>
-        <w:rPr>
-          <w:sz w:val="36"/>
-          <w:szCs w:val="36"/>
-        </w:rPr>
-        <w:t>In simple terms</w:t>
-      </w:r>
-      <w:r>
-        <w:rPr>
+          <w:rFonts w:ascii="Carlito" w:hAnsi="Carlito" w:cs="Carlito"/>
+          <w:sz w:val="36"/>
+          <w:szCs w:val="36"/>
+        </w:rPr>
+        <w:t xml:space="preserve"> means automatically expanding smaller arrays (or scalars) so they can perform element-wise operations with larger arrays without actually copying data. In simple terms</w:t>
+      </w:r>
+      <w:r>
+        <w:rPr>
+          <w:rFonts w:ascii="Carlito" w:hAnsi="Carlito" w:cs="Carlito"/>
           <w:sz w:val="36"/>
           <w:szCs w:val="36"/>
         </w:rPr>
@@ -1330,6 +1281,7 @@
       </w:r>
       <w:r>
         <w:rPr>
+          <w:rFonts w:ascii="Carlito" w:hAnsi="Carlito" w:cs="Carlito"/>
           <w:sz w:val="36"/>
           <w:szCs w:val="36"/>
         </w:rPr>
@@ -1337,6 +1289,7 @@
       </w:r>
       <w:r>
         <w:rPr>
+          <w:rFonts w:ascii="Carlito" w:hAnsi="Carlito" w:cs="Carlito"/>
           <w:b/>
           <w:bCs/>
           <w:sz w:val="36"/>
@@ -1346,6 +1299,7 @@
       </w:r>
       <w:r>
         <w:rPr>
+          <w:rFonts w:ascii="Carlito" w:hAnsi="Carlito" w:cs="Carlito"/>
           <w:sz w:val="36"/>
           <w:szCs w:val="36"/>
         </w:rPr>
@@ -1353,6 +1307,7 @@
       </w:r>
       <w:r>
         <w:rPr>
+          <w:rFonts w:ascii="Carlito" w:hAnsi="Carlito" w:cs="Carlito"/>
           <w:sz w:val="36"/>
           <w:szCs w:val="36"/>
         </w:rPr>
@@ -1360,6 +1315,7 @@
       </w:r>
       <w:r>
         <w:rPr>
+          <w:rFonts w:ascii="Carlito" w:hAnsi="Carlito" w:cs="Carlito"/>
           <w:sz w:val="36"/>
           <w:szCs w:val="36"/>
         </w:rPr>
@@ -1367,6 +1323,7 @@
       </w:r>
       <w:r>
         <w:rPr>
+          <w:rFonts w:ascii="Carlito" w:hAnsi="Carlito" w:cs="Carlito"/>
           <w:sz w:val="36"/>
           <w:szCs w:val="36"/>
         </w:rPr>
@@ -1374,6 +1331,7 @@
       </w:r>
       <w:r>
         <w:rPr>
+          <w:rFonts w:ascii="Carlito" w:hAnsi="Carlito" w:cs="Carlito"/>
           <w:sz w:val="36"/>
           <w:szCs w:val="36"/>
         </w:rPr>
@@ -1384,26 +1342,22 @@
       <w:pPr>
         <w:jc w:val="both"/>
         <w:rPr>
-          <w:sz w:val="36"/>
-          <w:szCs w:val="36"/>
-        </w:rPr>
-      </w:pPr>
-      <w:r>
-        <w:rPr>
-          <w:sz w:val="36"/>
-          <w:szCs w:val="36"/>
-        </w:rPr>
-        <w:t xml:space="preserve"># </w:t>
-      </w:r>
-      <w:r>
-        <w:rPr>
-          <w:sz w:val="36"/>
-          <w:szCs w:val="36"/>
-        </w:rPr>
-        <w:t xml:space="preserve">NumPy automatically broadcasts </w:t>
-      </w:r>
-      <w:r>
-        <w:rPr>
+          <w:rFonts w:ascii="Carlito" w:hAnsi="Carlito" w:cs="Carlito"/>
+          <w:sz w:val="36"/>
+          <w:szCs w:val="36"/>
+        </w:rPr>
+      </w:pPr>
+      <w:r>
+        <w:rPr>
+          <w:rFonts w:ascii="Carlito" w:hAnsi="Carlito" w:cs="Carlito"/>
+          <w:sz w:val="36"/>
+          <w:szCs w:val="36"/>
+        </w:rPr>
+        <w:t xml:space="preserve"># NumPy automatically broadcasts </w:t>
+      </w:r>
+      <w:r>
+        <w:rPr>
+          <w:rFonts w:ascii="Carlito" w:hAnsi="Carlito" w:cs="Carlito"/>
           <w:b/>
           <w:bCs/>
           <w:sz w:val="36"/>
@@ -1413,6 +1367,7 @@
       </w:r>
       <w:r>
         <w:rPr>
+          <w:rFonts w:ascii="Carlito" w:hAnsi="Carlito" w:cs="Carlito"/>
           <w:sz w:val="36"/>
           <w:szCs w:val="36"/>
         </w:rPr>
@@ -1420,6 +1375,7 @@
       </w:r>
       <w:r>
         <w:rPr>
+          <w:rFonts w:ascii="Carlito" w:hAnsi="Carlito" w:cs="Carlito"/>
           <w:b/>
           <w:bCs/>
           <w:sz w:val="36"/>
@@ -1429,23 +1385,18 @@
       </w:r>
       <w:r>
         <w:rPr>
-          <w:sz w:val="36"/>
-          <w:szCs w:val="36"/>
-        </w:rPr>
-        <w:t xml:space="preserve">. </w:t>
-      </w:r>
-      <w:r>
-        <w:rPr>
-          <w:sz w:val="36"/>
-          <w:szCs w:val="36"/>
-        </w:rPr>
-        <w:t>No manual loop, no copying it just pretends the scalar is repeated.</w:t>
-      </w:r>
-    </w:p>
-    <w:p>
-      <w:pPr>
-        <w:jc w:val="both"/>
-        <w:rPr>
+          <w:rFonts w:ascii="Carlito" w:hAnsi="Carlito" w:cs="Carlito"/>
+          <w:sz w:val="36"/>
+          <w:szCs w:val="36"/>
+        </w:rPr>
+        <w:t>. No manual loop, no copying it just pretends the scalar is repeated.</w:t>
+      </w:r>
+    </w:p>
+    <w:p>
+      <w:pPr>
+        <w:jc w:val="both"/>
+        <w:rPr>
+          <w:rFonts w:ascii="Carlito" w:hAnsi="Carlito" w:cs="Carlito"/>
           <w:b/>
           <w:bCs/>
           <w:color w:val="60CAF3" w:themeColor="accent4" w:themeTint="99"/>
@@ -1455,6 +1406,7 @@
       </w:pPr>
       <w:r>
         <w:rPr>
+          <w:rFonts w:ascii="Carlito" w:hAnsi="Carlito" w:cs="Carlito"/>
           <w:b/>
           <w:bCs/>
           <w:color w:val="60CAF3" w:themeColor="accent4" w:themeTint="99"/>
@@ -1468,6 +1420,7 @@
       <w:pPr>
         <w:jc w:val="both"/>
         <w:rPr>
+          <w:rFonts w:ascii="Carlito" w:hAnsi="Carlito" w:cs="Carlito"/>
           <w:b/>
           <w:bCs/>
           <w:color w:val="60CAF3" w:themeColor="accent4" w:themeTint="99"/>
@@ -1477,6 +1430,7 @@
       </w:pPr>
       <w:r>
         <w:rPr>
+          <w:rFonts w:ascii="Carlito" w:hAnsi="Carlito" w:cs="Carlito"/>
           <w:b/>
           <w:bCs/>
           <w:color w:val="60CAF3" w:themeColor="accent4" w:themeTint="99"/>
@@ -1490,6 +1444,7 @@
       <w:pPr>
         <w:jc w:val="both"/>
         <w:rPr>
+          <w:rFonts w:ascii="Carlito" w:hAnsi="Carlito" w:cs="Carlito"/>
           <w:b/>
           <w:bCs/>
           <w:color w:val="60CAF3" w:themeColor="accent4" w:themeTint="99"/>
@@ -1499,6 +1454,7 @@
       </w:pPr>
       <w:r>
         <w:rPr>
+          <w:rFonts w:ascii="Carlito" w:hAnsi="Carlito" w:cs="Carlito"/>
           <w:b/>
           <w:bCs/>
           <w:color w:val="60CAF3" w:themeColor="accent4" w:themeTint="99"/>
@@ -1512,6 +1468,7 @@
       <w:pPr>
         <w:jc w:val="both"/>
         <w:rPr>
+          <w:rFonts w:ascii="Carlito" w:hAnsi="Carlito" w:cs="Carlito"/>
           <w:b/>
           <w:bCs/>
           <w:color w:val="60CAF3" w:themeColor="accent4" w:themeTint="99"/>
@@ -1521,6 +1478,7 @@
       </w:pPr>
       <w:r>
         <w:rPr>
+          <w:rFonts w:ascii="Carlito" w:hAnsi="Carlito" w:cs="Carlito"/>
           <w:b/>
           <w:bCs/>
           <w:color w:val="60CAF3" w:themeColor="accent4" w:themeTint="99"/>
@@ -1534,12 +1492,14 @@
       <w:pPr>
         <w:jc w:val="both"/>
         <w:rPr>
-          <w:sz w:val="36"/>
-          <w:szCs w:val="36"/>
-        </w:rPr>
-      </w:pPr>
-      <w:r>
-        <w:rPr>
+          <w:rFonts w:ascii="Carlito" w:hAnsi="Carlito" w:cs="Carlito"/>
+          <w:sz w:val="36"/>
+          <w:szCs w:val="36"/>
+        </w:rPr>
+      </w:pPr>
+      <w:r>
+        <w:rPr>
+          <w:rFonts w:ascii="Carlito" w:hAnsi="Carlito" w:cs="Carlito"/>
           <w:sz w:val="36"/>
           <w:szCs w:val="36"/>
         </w:rPr>
@@ -1550,15 +1510,17 @@
       <w:pPr>
         <w:jc w:val="both"/>
         <w:rPr>
-          <w:b/>
-          <w:bCs/>
-          <w:color w:val="D86DCB" w:themeColor="accent5" w:themeTint="99"/>
-          <w:sz w:val="36"/>
-          <w:szCs w:val="36"/>
-        </w:rPr>
-      </w:pPr>
-      <w:r>
-        <w:rPr>
+          <w:rFonts w:ascii="Carlito" w:hAnsi="Carlito" w:cs="Carlito"/>
+          <w:b/>
+          <w:bCs/>
+          <w:color w:val="D86DCB" w:themeColor="accent5" w:themeTint="99"/>
+          <w:sz w:val="36"/>
+          <w:szCs w:val="36"/>
+        </w:rPr>
+      </w:pPr>
+      <w:r>
+        <w:rPr>
+          <w:rFonts w:ascii="Carlito" w:hAnsi="Carlito" w:cs="Carlito"/>
           <w:b/>
           <w:bCs/>
           <w:color w:val="D86DCB" w:themeColor="accent5" w:themeTint="99"/>
@@ -1570,6 +1532,7 @@
       <w:proofErr w:type="spellStart"/>
       <w:r>
         <w:rPr>
+          <w:rFonts w:ascii="Carlito" w:hAnsi="Carlito" w:cs="Carlito"/>
           <w:b/>
           <w:bCs/>
           <w:color w:val="D86DCB" w:themeColor="accent5" w:themeTint="99"/>
@@ -1581,6 +1544,7 @@
       <w:proofErr w:type="spellEnd"/>
       <w:r>
         <w:rPr>
+          <w:rFonts w:ascii="Carlito" w:hAnsi="Carlito" w:cs="Carlito"/>
           <w:b/>
           <w:bCs/>
           <w:color w:val="D86DCB" w:themeColor="accent5" w:themeTint="99"/>
@@ -1594,15 +1558,17 @@
       <w:pPr>
         <w:jc w:val="both"/>
         <w:rPr>
-          <w:b/>
-          <w:bCs/>
-          <w:color w:val="D86DCB" w:themeColor="accent5" w:themeTint="99"/>
-          <w:sz w:val="36"/>
-          <w:szCs w:val="36"/>
-        </w:rPr>
-      </w:pPr>
-      <w:r>
-        <w:rPr>
+          <w:rFonts w:ascii="Carlito" w:hAnsi="Carlito" w:cs="Carlito"/>
+          <w:b/>
+          <w:bCs/>
+          <w:color w:val="D86DCB" w:themeColor="accent5" w:themeTint="99"/>
+          <w:sz w:val="36"/>
+          <w:szCs w:val="36"/>
+        </w:rPr>
+      </w:pPr>
+      <w:r>
+        <w:rPr>
+          <w:rFonts w:ascii="Carlito" w:hAnsi="Carlito" w:cs="Carlito"/>
           <w:b/>
           <w:bCs/>
           <w:color w:val="D86DCB" w:themeColor="accent5" w:themeTint="99"/>
@@ -1615,6 +1581,7 @@
       <w:proofErr w:type="gramStart"/>
       <w:r>
         <w:rPr>
+          <w:rFonts w:ascii="Carlito" w:hAnsi="Carlito" w:cs="Carlito"/>
           <w:b/>
           <w:bCs/>
           <w:color w:val="D86DCB" w:themeColor="accent5" w:themeTint="99"/>
@@ -1627,6 +1594,7 @@
       <w:proofErr w:type="gramEnd"/>
       <w:r>
         <w:rPr>
+          <w:rFonts w:ascii="Carlito" w:hAnsi="Carlito" w:cs="Carlito"/>
           <w:b/>
           <w:bCs/>
           <w:color w:val="D86DCB" w:themeColor="accent5" w:themeTint="99"/>
@@ -1640,15 +1608,17 @@
       <w:pPr>
         <w:jc w:val="both"/>
         <w:rPr>
-          <w:b/>
-          <w:bCs/>
-          <w:color w:val="D86DCB" w:themeColor="accent5" w:themeTint="99"/>
-          <w:sz w:val="36"/>
-          <w:szCs w:val="36"/>
-        </w:rPr>
-      </w:pPr>
-      <w:r>
-        <w:rPr>
+          <w:rFonts w:ascii="Carlito" w:hAnsi="Carlito" w:cs="Carlito"/>
+          <w:b/>
+          <w:bCs/>
+          <w:color w:val="D86DCB" w:themeColor="accent5" w:themeTint="99"/>
+          <w:sz w:val="36"/>
+          <w:szCs w:val="36"/>
+        </w:rPr>
+      </w:pPr>
+      <w:r>
+        <w:rPr>
+          <w:rFonts w:ascii="Carlito" w:hAnsi="Carlito" w:cs="Carlito"/>
           <w:b/>
           <w:bCs/>
           <w:color w:val="D86DCB" w:themeColor="accent5" w:themeTint="99"/>
@@ -1662,15 +1632,17 @@
       <w:pPr>
         <w:jc w:val="both"/>
         <w:rPr>
-          <w:b/>
-          <w:bCs/>
-          <w:color w:val="D86DCB" w:themeColor="accent5" w:themeTint="99"/>
-          <w:sz w:val="36"/>
-          <w:szCs w:val="36"/>
-        </w:rPr>
-      </w:pPr>
-      <w:r>
-        <w:rPr>
+          <w:rFonts w:ascii="Carlito" w:hAnsi="Carlito" w:cs="Carlito"/>
+          <w:b/>
+          <w:bCs/>
+          <w:color w:val="D86DCB" w:themeColor="accent5" w:themeTint="99"/>
+          <w:sz w:val="36"/>
+          <w:szCs w:val="36"/>
+        </w:rPr>
+      </w:pPr>
+      <w:r>
+        <w:rPr>
+          <w:rFonts w:ascii="Carlito" w:hAnsi="Carlito" w:cs="Carlito"/>
           <w:b/>
           <w:bCs/>
           <w:color w:val="D86DCB" w:themeColor="accent5" w:themeTint="99"/>
@@ -1684,15 +1656,17 @@
       <w:pPr>
         <w:jc w:val="both"/>
         <w:rPr>
-          <w:b/>
-          <w:bCs/>
-          <w:color w:val="D86DCB" w:themeColor="accent5" w:themeTint="99"/>
-          <w:sz w:val="36"/>
-          <w:szCs w:val="36"/>
-        </w:rPr>
-      </w:pPr>
-      <w:r>
-        <w:rPr>
+          <w:rFonts w:ascii="Carlito" w:hAnsi="Carlito" w:cs="Carlito"/>
+          <w:b/>
+          <w:bCs/>
+          <w:color w:val="D86DCB" w:themeColor="accent5" w:themeTint="99"/>
+          <w:sz w:val="36"/>
+          <w:szCs w:val="36"/>
+        </w:rPr>
+      </w:pPr>
+      <w:r>
+        <w:rPr>
+          <w:rFonts w:ascii="Carlito" w:hAnsi="Carlito" w:cs="Carlito"/>
           <w:b/>
           <w:bCs/>
           <w:color w:val="D86DCB" w:themeColor="accent5" w:themeTint="99"/>
@@ -1706,40 +1680,22 @@
       <w:pPr>
         <w:jc w:val="both"/>
         <w:rPr>
-          <w:sz w:val="36"/>
-          <w:szCs w:val="36"/>
-        </w:rPr>
-      </w:pPr>
-      <w:r>
-        <w:rPr>
-          <w:sz w:val="36"/>
-          <w:szCs w:val="36"/>
-        </w:rPr>
-        <w:t xml:space="preserve"># </w:t>
-      </w:r>
-      <w:r>
-        <w:rPr>
-          <w:sz w:val="36"/>
-          <w:szCs w:val="36"/>
-        </w:rPr>
-        <w:t>Rules of Broadcasting</w:t>
-      </w:r>
-      <w:r>
-        <w:rPr>
-          <w:sz w:val="36"/>
-          <w:szCs w:val="36"/>
-        </w:rPr>
-        <w:t xml:space="preserve">. </w:t>
-      </w:r>
-      <w:r>
-        <w:rPr>
-          <w:sz w:val="36"/>
-          <w:szCs w:val="36"/>
-        </w:rPr>
-        <w:t xml:space="preserve">When performing operations between arrays, </w:t>
-      </w:r>
-      <w:r>
-        <w:rPr>
+          <w:rFonts w:ascii="Carlito" w:hAnsi="Carlito" w:cs="Carlito"/>
+          <w:sz w:val="36"/>
+          <w:szCs w:val="36"/>
+        </w:rPr>
+      </w:pPr>
+      <w:r>
+        <w:rPr>
+          <w:rFonts w:ascii="Carlito" w:hAnsi="Carlito" w:cs="Carlito"/>
+          <w:sz w:val="36"/>
+          <w:szCs w:val="36"/>
+        </w:rPr>
+        <w:t xml:space="preserve"># Rules of Broadcasting. When performing operations between arrays, </w:t>
+      </w:r>
+      <w:r>
+        <w:rPr>
+          <w:rFonts w:ascii="Carlito" w:hAnsi="Carlito" w:cs="Carlito"/>
           <w:b/>
           <w:bCs/>
           <w:sz w:val="36"/>
@@ -1749,6 +1705,7 @@
       </w:r>
       <w:r>
         <w:rPr>
+          <w:rFonts w:ascii="Carlito" w:hAnsi="Carlito" w:cs="Carlito"/>
           <w:sz w:val="36"/>
           <w:szCs w:val="36"/>
         </w:rPr>
@@ -1764,12 +1721,14 @@
         </w:numPr>
         <w:jc w:val="both"/>
         <w:rPr>
-          <w:sz w:val="36"/>
-          <w:szCs w:val="36"/>
-        </w:rPr>
-      </w:pPr>
-      <w:r>
-        <w:rPr>
+          <w:rFonts w:ascii="Carlito" w:hAnsi="Carlito" w:cs="Carlito"/>
+          <w:sz w:val="36"/>
+          <w:szCs w:val="36"/>
+        </w:rPr>
+      </w:pPr>
+      <w:r>
+        <w:rPr>
+          <w:rFonts w:ascii="Carlito" w:hAnsi="Carlito" w:cs="Carlito"/>
           <w:sz w:val="36"/>
           <w:szCs w:val="36"/>
         </w:rPr>
@@ -1785,12 +1744,14 @@
         </w:numPr>
         <w:jc w:val="both"/>
         <w:rPr>
-          <w:sz w:val="36"/>
-          <w:szCs w:val="36"/>
-        </w:rPr>
-      </w:pPr>
-      <w:r>
-        <w:rPr>
+          <w:rFonts w:ascii="Carlito" w:hAnsi="Carlito" w:cs="Carlito"/>
+          <w:sz w:val="36"/>
+          <w:szCs w:val="36"/>
+        </w:rPr>
+      </w:pPr>
+      <w:r>
+        <w:rPr>
+          <w:rFonts w:ascii="Carlito" w:hAnsi="Carlito" w:cs="Carlito"/>
           <w:sz w:val="36"/>
           <w:szCs w:val="36"/>
         </w:rPr>
@@ -1807,12 +1768,14 @@
         </w:numPr>
         <w:jc w:val="both"/>
         <w:rPr>
-          <w:sz w:val="36"/>
-          <w:szCs w:val="36"/>
-        </w:rPr>
-      </w:pPr>
-      <w:r>
-        <w:rPr>
+          <w:rFonts w:ascii="Carlito" w:hAnsi="Carlito" w:cs="Carlito"/>
+          <w:sz w:val="36"/>
+          <w:szCs w:val="36"/>
+        </w:rPr>
+      </w:pPr>
+      <w:r>
+        <w:rPr>
+          <w:rFonts w:ascii="Carlito" w:hAnsi="Carlito" w:cs="Carlito"/>
           <w:sz w:val="36"/>
           <w:szCs w:val="36"/>
         </w:rPr>
@@ -1828,6 +1791,7 @@
       </w:r>
       <w:r>
         <w:rPr>
+          <w:rFonts w:ascii="Carlito" w:hAnsi="Carlito" w:cs="Carlito"/>
           <w:sz w:val="36"/>
           <w:szCs w:val="36"/>
         </w:rPr>
@@ -1838,12 +1802,14 @@
       <w:pPr>
         <w:jc w:val="both"/>
         <w:rPr>
-          <w:sz w:val="36"/>
-          <w:szCs w:val="36"/>
-        </w:rPr>
-      </w:pPr>
-      <w:r>
-        <w:rPr>
+          <w:rFonts w:ascii="Carlito" w:hAnsi="Carlito" w:cs="Carlito"/>
+          <w:sz w:val="36"/>
+          <w:szCs w:val="36"/>
+        </w:rPr>
+      </w:pPr>
+      <w:r>
+        <w:rPr>
+          <w:rFonts w:ascii="Carlito" w:hAnsi="Carlito" w:cs="Carlito"/>
           <w:sz w:val="36"/>
           <w:szCs w:val="36"/>
         </w:rPr>
@@ -1854,23 +1820,26 @@
       <w:pPr>
         <w:jc w:val="both"/>
         <w:rPr>
-          <w:sz w:val="36"/>
-          <w:szCs w:val="36"/>
-        </w:rPr>
-      </w:pPr>
-    </w:p>
-    <w:p>
-      <w:pPr>
-        <w:jc w:val="both"/>
-        <w:rPr>
-          <w:b/>
-          <w:bCs/>
-          <w:sz w:val="36"/>
-          <w:szCs w:val="36"/>
-        </w:rPr>
-      </w:pPr>
-      <w:r>
-        <w:rPr>
+          <w:rFonts w:ascii="Carlito" w:hAnsi="Carlito" w:cs="Carlito"/>
+          <w:sz w:val="36"/>
+          <w:szCs w:val="36"/>
+        </w:rPr>
+      </w:pPr>
+    </w:p>
+    <w:p>
+      <w:pPr>
+        <w:jc w:val="both"/>
+        <w:rPr>
+          <w:rFonts w:ascii="Carlito" w:hAnsi="Carlito" w:cs="Carlito"/>
+          <w:b/>
+          <w:bCs/>
+          <w:sz w:val="36"/>
+          <w:szCs w:val="36"/>
+        </w:rPr>
+      </w:pPr>
+      <w:r>
+        <w:rPr>
+          <w:rFonts w:ascii="Carlito" w:hAnsi="Carlito" w:cs="Carlito"/>
           <w:b/>
           <w:bCs/>
           <w:sz w:val="36"/>
@@ -1881,6 +1850,7 @@
       <w:proofErr w:type="spellStart"/>
       <w:r>
         <w:rPr>
+          <w:rFonts w:ascii="Carlito" w:hAnsi="Carlito" w:cs="Carlito"/>
           <w:b/>
           <w:bCs/>
           <w:sz w:val="36"/>
@@ -1891,6 +1861,7 @@
       <w:proofErr w:type="spellEnd"/>
       <w:r>
         <w:rPr>
+          <w:rFonts w:ascii="Carlito" w:hAnsi="Carlito" w:cs="Carlito"/>
           <w:b/>
           <w:bCs/>
           <w:sz w:val="36"/>
@@ -1903,12 +1874,14 @@
       <w:pPr>
         <w:jc w:val="both"/>
         <w:rPr>
-          <w:sz w:val="36"/>
-          <w:szCs w:val="36"/>
-        </w:rPr>
-      </w:pPr>
-      <w:r>
-        <w:rPr>
+          <w:rFonts w:ascii="Carlito" w:hAnsi="Carlito" w:cs="Carlito"/>
+          <w:sz w:val="36"/>
+          <w:szCs w:val="36"/>
+        </w:rPr>
+      </w:pPr>
+      <w:r>
+        <w:rPr>
+          <w:rFonts w:ascii="Carlito" w:hAnsi="Carlito" w:cs="Carlito"/>
           <w:sz w:val="36"/>
           <w:szCs w:val="36"/>
         </w:rPr>
@@ -1916,38 +1889,11 @@
       </w:r>
       <w:r>
         <w:rPr>
-          <w:sz w:val="36"/>
-          <w:szCs w:val="36"/>
-        </w:rPr>
-        <w:t>Random number generation means creating numbers that appear random that is, they follow a statistical distribution (like uniform, normal, etc.)</w:t>
-      </w:r>
-      <w:r>
-        <w:rPr>
-          <w:sz w:val="36"/>
-          <w:szCs w:val="36"/>
-        </w:rPr>
-        <w:t xml:space="preserve">. </w:t>
-      </w:r>
-      <w:r>
-        <w:rPr>
-          <w:sz w:val="36"/>
-          <w:szCs w:val="36"/>
-        </w:rPr>
-        <w:t xml:space="preserve">In </w:t>
-      </w:r>
-      <w:r>
-        <w:rPr>
-          <w:sz w:val="36"/>
-          <w:szCs w:val="36"/>
-        </w:rPr>
-        <w:t>ML</w:t>
-      </w:r>
-      <w:r>
-        <w:rPr>
-          <w:sz w:val="36"/>
-          <w:szCs w:val="36"/>
-        </w:rPr>
-        <w:t>, random numbers are often used for:</w:t>
+          <w:rFonts w:ascii="Carlito" w:hAnsi="Carlito" w:cs="Carlito"/>
+          <w:sz w:val="36"/>
+          <w:szCs w:val="36"/>
+        </w:rPr>
+        <w:t>Random number generation means creating numbers that appear random that is, they follow a statistical distribution (like uniform, normal, etc.). In ML, random numbers are often used for:</w:t>
       </w:r>
     </w:p>
     <w:p>
@@ -1959,12 +1905,14 @@
         </w:numPr>
         <w:jc w:val="both"/>
         <w:rPr>
-          <w:sz w:val="36"/>
-          <w:szCs w:val="36"/>
-        </w:rPr>
-      </w:pPr>
-      <w:r>
-        <w:rPr>
+          <w:rFonts w:ascii="Carlito" w:hAnsi="Carlito" w:cs="Carlito"/>
+          <w:sz w:val="36"/>
+          <w:szCs w:val="36"/>
+        </w:rPr>
+      </w:pPr>
+      <w:r>
+        <w:rPr>
+          <w:rFonts w:ascii="Carlito" w:hAnsi="Carlito" w:cs="Carlito"/>
           <w:sz w:val="36"/>
           <w:szCs w:val="36"/>
         </w:rPr>
@@ -1980,12 +1928,14 @@
         </w:numPr>
         <w:jc w:val="both"/>
         <w:rPr>
-          <w:sz w:val="36"/>
-          <w:szCs w:val="36"/>
-        </w:rPr>
-      </w:pPr>
-      <w:r>
-        <w:rPr>
+          <w:rFonts w:ascii="Carlito" w:hAnsi="Carlito" w:cs="Carlito"/>
+          <w:sz w:val="36"/>
+          <w:szCs w:val="36"/>
+        </w:rPr>
+      </w:pPr>
+      <w:r>
+        <w:rPr>
+          <w:rFonts w:ascii="Carlito" w:hAnsi="Carlito" w:cs="Carlito"/>
           <w:sz w:val="36"/>
           <w:szCs w:val="36"/>
         </w:rPr>
@@ -2001,12 +1951,14 @@
         </w:numPr>
         <w:jc w:val="both"/>
         <w:rPr>
-          <w:sz w:val="36"/>
-          <w:szCs w:val="36"/>
-        </w:rPr>
-      </w:pPr>
-      <w:r>
-        <w:rPr>
+          <w:rFonts w:ascii="Carlito" w:hAnsi="Carlito" w:cs="Carlito"/>
+          <w:sz w:val="36"/>
+          <w:szCs w:val="36"/>
+        </w:rPr>
+      </w:pPr>
+      <w:r>
+        <w:rPr>
+          <w:rFonts w:ascii="Carlito" w:hAnsi="Carlito" w:cs="Carlito"/>
           <w:sz w:val="36"/>
           <w:szCs w:val="36"/>
         </w:rPr>
@@ -2017,12 +1969,14 @@
       <w:pPr>
         <w:jc w:val="both"/>
         <w:rPr>
-          <w:sz w:val="36"/>
-          <w:szCs w:val="36"/>
-        </w:rPr>
-      </w:pPr>
-      <w:r>
-        <w:rPr>
+          <w:rFonts w:ascii="Carlito" w:hAnsi="Carlito" w:cs="Carlito"/>
+          <w:sz w:val="36"/>
+          <w:szCs w:val="36"/>
+        </w:rPr>
+      </w:pPr>
+      <w:r>
+        <w:rPr>
+          <w:rFonts w:ascii="Carlito" w:hAnsi="Carlito" w:cs="Carlito"/>
           <w:sz w:val="36"/>
           <w:szCs w:val="36"/>
         </w:rPr>
@@ -2032,6 +1986,7 @@
       <w:proofErr w:type="gramStart"/>
       <w:r>
         <w:rPr>
+          <w:rFonts w:ascii="Carlito" w:hAnsi="Carlito" w:cs="Carlito"/>
           <w:b/>
           <w:bCs/>
           <w:sz w:val="36"/>
@@ -2042,6 +1997,7 @@
       <w:proofErr w:type="gramEnd"/>
       <w:r>
         <w:rPr>
+          <w:rFonts w:ascii="Carlito" w:hAnsi="Carlito" w:cs="Carlito"/>
           <w:b/>
           <w:bCs/>
           <w:sz w:val="36"/>
@@ -2052,6 +2008,7 @@
       <w:proofErr w:type="spellEnd"/>
       <w:r>
         <w:rPr>
+          <w:rFonts w:ascii="Carlito" w:hAnsi="Carlito" w:cs="Carlito"/>
           <w:b/>
           <w:bCs/>
           <w:sz w:val="36"/>
@@ -2061,20 +2018,149 @@
       </w:r>
       <w:r>
         <w:rPr>
-          <w:sz w:val="36"/>
-          <w:szCs w:val="36"/>
-        </w:rPr>
-        <w:t xml:space="preserve"> t</w:t>
-      </w:r>
-      <w:r>
-        <w:rPr>
-          <w:sz w:val="36"/>
-          <w:szCs w:val="36"/>
-        </w:rPr>
-        <w:t>his function generates random numbers from a uniform distribution.</w:t>
-      </w:r>
-      <w:r>
-        <w:rPr>
+          <w:rFonts w:ascii="Carlito" w:hAnsi="Carlito" w:cs="Carlito"/>
+          <w:sz w:val="36"/>
+          <w:szCs w:val="36"/>
+        </w:rPr>
+        <w:t xml:space="preserve"> this function generates random numbers from a uniform distribution. A uniform distribution means every number in a given range has an equal probability of appearing.</w:t>
+      </w:r>
+    </w:p>
+    <w:p>
+      <w:pPr>
+        <w:jc w:val="both"/>
+        <w:rPr>
+          <w:rFonts w:ascii="Carlito" w:hAnsi="Carlito" w:cs="Carlito"/>
+          <w:sz w:val="36"/>
+          <w:szCs w:val="36"/>
+        </w:rPr>
+      </w:pPr>
+      <w:r>
+        <w:rPr>
+          <w:rFonts w:ascii="Carlito" w:hAnsi="Carlito" w:cs="Carlito"/>
+          <w:sz w:val="36"/>
+          <w:szCs w:val="36"/>
+        </w:rPr>
+        <w:t xml:space="preserve"># </w:t>
+      </w:r>
+      <w:r>
+        <w:rPr>
+          <w:rFonts w:ascii="Carlito" w:hAnsi="Carlito" w:cs="Carlito"/>
+          <w:b/>
+          <w:bCs/>
+          <w:sz w:val="36"/>
+          <w:szCs w:val="36"/>
+        </w:rPr>
+        <w:t xml:space="preserve">size=5 </w:t>
+      </w:r>
+      <w:r>
+        <w:rPr>
+          <w:rFonts w:ascii="Carlito" w:hAnsi="Carlito" w:cs="Carlito"/>
+          <w:sz w:val="36"/>
+          <w:szCs w:val="36"/>
+        </w:rPr>
+        <w:t xml:space="preserve">this tells </w:t>
+      </w:r>
+      <w:r>
+        <w:rPr>
+          <w:rFonts w:ascii="Carlito" w:hAnsi="Carlito" w:cs="Carlito"/>
+          <w:b/>
+          <w:bCs/>
+          <w:sz w:val="36"/>
+          <w:szCs w:val="36"/>
+        </w:rPr>
+        <w:t>NumPy</w:t>
+      </w:r>
+      <w:r>
+        <w:rPr>
+          <w:rFonts w:ascii="Carlito" w:hAnsi="Carlito" w:cs="Carlito"/>
+          <w:sz w:val="36"/>
+          <w:szCs w:val="36"/>
+        </w:rPr>
+        <w:t xml:space="preserve"> to generate 5 random numbers.</w:t>
+      </w:r>
+    </w:p>
+    <w:p>
+      <w:pPr>
+        <w:jc w:val="both"/>
+        <w:rPr>
+          <w:rFonts w:ascii="Carlito" w:hAnsi="Carlito" w:cs="Carlito"/>
+          <w:sz w:val="36"/>
+          <w:szCs w:val="36"/>
+        </w:rPr>
+      </w:pPr>
+      <w:r>
+        <w:rPr>
+          <w:rFonts w:ascii="Carlito" w:hAnsi="Carlito" w:cs="Carlito"/>
+          <w:sz w:val="36"/>
+          <w:szCs w:val="36"/>
+        </w:rPr>
+        <w:t xml:space="preserve"># </w:t>
+      </w:r>
+      <w:r>
+        <w:rPr>
+          <w:rFonts w:ascii="Carlito" w:hAnsi="Carlito" w:cs="Carlito"/>
+          <w:sz w:val="36"/>
+          <w:szCs w:val="36"/>
+        </w:rPr>
+        <w:t xml:space="preserve">By </w:t>
+      </w:r>
+      <w:proofErr w:type="gramStart"/>
+      <w:r>
+        <w:rPr>
+          <w:rFonts w:ascii="Carlito" w:hAnsi="Carlito" w:cs="Carlito"/>
+          <w:sz w:val="36"/>
+          <w:szCs w:val="36"/>
+        </w:rPr>
+        <w:t>default</w:t>
+      </w:r>
+      <w:proofErr w:type="gramEnd"/>
+      <w:r>
+        <w:rPr>
+          <w:rFonts w:ascii="Carlito" w:hAnsi="Carlito" w:cs="Carlito"/>
+          <w:sz w:val="36"/>
+          <w:szCs w:val="36"/>
+        </w:rPr>
+        <w:t xml:space="preserve"> r</w:t>
+      </w:r>
+      <w:r>
+        <w:rPr>
+          <w:rFonts w:ascii="Carlito" w:hAnsi="Carlito" w:cs="Carlito"/>
+          <w:sz w:val="36"/>
+          <w:szCs w:val="36"/>
+        </w:rPr>
+        <w:t xml:space="preserve">ange is </w:t>
+      </w:r>
+      <w:r>
+        <w:rPr>
+          <w:rFonts w:ascii="Carlito" w:hAnsi="Carlito" w:cs="Carlito"/>
+          <w:b/>
+          <w:bCs/>
+          <w:sz w:val="36"/>
+          <w:szCs w:val="36"/>
+        </w:rPr>
+        <w:t>(</w:t>
+      </w:r>
+      <w:r>
+        <w:rPr>
+          <w:rFonts w:ascii="Carlito" w:hAnsi="Carlito" w:cs="Carlito"/>
+          <w:b/>
+          <w:bCs/>
+          <w:sz w:val="36"/>
+          <w:szCs w:val="36"/>
+        </w:rPr>
+        <w:t>0.0, 1.0)</w:t>
+      </w:r>
+      <w:r>
+        <w:rPr>
+          <w:rFonts w:ascii="Carlito" w:hAnsi="Carlito" w:cs="Carlito"/>
+          <w:sz w:val="36"/>
+          <w:szCs w:val="36"/>
+        </w:rPr>
+        <w:t xml:space="preserve"> includes 0.0, excludes 1.0.</w:t>
+      </w:r>
+      <w:r>
+        <w:rPr>
+          <w:rFonts w:ascii="Carlito" w:hAnsi="Carlito" w:cs="Carlito"/>
           <w:sz w:val="36"/>
           <w:szCs w:val="36"/>
         </w:rPr>
@@ -2082,153 +2168,91 @@
       </w:r>
       <w:r>
         <w:rPr>
-          <w:sz w:val="36"/>
-          <w:szCs w:val="36"/>
-        </w:rPr>
-        <w:t>A uniform distribution means</w:t>
-      </w:r>
-      <w:r>
-        <w:rPr>
-          <w:sz w:val="36"/>
-          <w:szCs w:val="36"/>
-        </w:rPr>
-        <w:t xml:space="preserve"> e</w:t>
-      </w:r>
-      <w:r>
-        <w:rPr>
-          <w:sz w:val="36"/>
-          <w:szCs w:val="36"/>
-        </w:rPr>
-        <w:t>very number in a given range has an equal probability of appearing.</w:t>
-      </w:r>
-    </w:p>
-    <w:p>
-      <w:pPr>
-        <w:jc w:val="both"/>
-        <w:rPr>
-          <w:sz w:val="36"/>
-          <w:szCs w:val="36"/>
-        </w:rPr>
-      </w:pPr>
-      <w:r>
-        <w:rPr>
-          <w:sz w:val="36"/>
-          <w:szCs w:val="36"/>
-        </w:rPr>
-        <w:t xml:space="preserve"># </w:t>
-      </w:r>
-      <w:r>
-        <w:rPr>
-          <w:b/>
-          <w:bCs/>
-          <w:sz w:val="36"/>
-          <w:szCs w:val="36"/>
-        </w:rPr>
-        <w:t xml:space="preserve">size=5 </w:t>
-      </w:r>
-      <w:r>
-        <w:rPr>
-          <w:sz w:val="36"/>
-          <w:szCs w:val="36"/>
-        </w:rPr>
-        <w:t>t</w:t>
-      </w:r>
-      <w:r>
-        <w:rPr>
-          <w:sz w:val="36"/>
-          <w:szCs w:val="36"/>
-        </w:rPr>
-        <w:t xml:space="preserve">his tells </w:t>
-      </w:r>
-      <w:r>
-        <w:rPr>
-          <w:b/>
-          <w:bCs/>
-          <w:sz w:val="36"/>
-          <w:szCs w:val="36"/>
-        </w:rPr>
-        <w:t>NumPy</w:t>
-      </w:r>
-      <w:r>
-        <w:rPr>
-          <w:sz w:val="36"/>
-          <w:szCs w:val="36"/>
-        </w:rPr>
-        <w:t xml:space="preserve"> to generate 5 random numbers.</w:t>
-      </w:r>
-    </w:p>
-    <w:p>
-      <w:pPr>
-        <w:jc w:val="both"/>
-        <w:rPr>
-          <w:sz w:val="36"/>
-          <w:szCs w:val="36"/>
-        </w:rPr>
-      </w:pPr>
-      <w:r>
-        <w:rPr>
-          <w:sz w:val="36"/>
-          <w:szCs w:val="36"/>
-        </w:rPr>
-        <w:t xml:space="preserve"># </w:t>
-      </w:r>
-      <w:r>
-        <w:rPr>
-          <w:sz w:val="36"/>
-          <w:szCs w:val="36"/>
-        </w:rPr>
-        <w:t xml:space="preserve">By </w:t>
+          <w:rFonts w:ascii="Carlito" w:hAnsi="Carlito" w:cs="Carlito"/>
+          <w:sz w:val="36"/>
+          <w:szCs w:val="36"/>
+        </w:rPr>
+        <w:t>We</w:t>
+      </w:r>
+      <w:r>
+        <w:rPr>
+          <w:rFonts w:ascii="Carlito" w:hAnsi="Carlito" w:cs="Carlito"/>
+          <w:sz w:val="36"/>
+          <w:szCs w:val="36"/>
+        </w:rPr>
+        <w:t xml:space="preserve"> can change the range using </w:t>
+      </w:r>
+      <w:r>
+        <w:rPr>
+          <w:rFonts w:ascii="Carlito" w:hAnsi="Carlito" w:cs="Carlito"/>
+          <w:b/>
+          <w:bCs/>
+          <w:sz w:val="36"/>
+          <w:szCs w:val="36"/>
+        </w:rPr>
+        <w:t>low</w:t>
+      </w:r>
+      <w:r>
+        <w:rPr>
+          <w:rFonts w:ascii="Carlito" w:hAnsi="Carlito" w:cs="Carlito"/>
+          <w:b/>
+          <w:bCs/>
+          <w:sz w:val="36"/>
+          <w:szCs w:val="36"/>
+        </w:rPr>
+        <w:t>=</w:t>
+      </w:r>
+      <w:r>
+        <w:rPr>
+          <w:rFonts w:ascii="Carlito" w:hAnsi="Carlito" w:cs="Carlito"/>
+          <w:sz w:val="36"/>
+          <w:szCs w:val="36"/>
+        </w:rPr>
+        <w:t xml:space="preserve"> and </w:t>
+      </w:r>
+      <w:r>
+        <w:rPr>
+          <w:rFonts w:ascii="Carlito" w:hAnsi="Carlito" w:cs="Carlito"/>
+          <w:b/>
+          <w:bCs/>
+          <w:sz w:val="36"/>
+          <w:szCs w:val="36"/>
+        </w:rPr>
+        <w:t>high</w:t>
       </w:r>
       <w:proofErr w:type="gramStart"/>
       <w:r>
         <w:rPr>
-          <w:sz w:val="36"/>
-          <w:szCs w:val="36"/>
-        </w:rPr>
-        <w:t>default</w:t>
+          <w:rFonts w:ascii="Carlito" w:hAnsi="Carlito" w:cs="Carlito"/>
+          <w:b/>
+          <w:bCs/>
+          <w:sz w:val="36"/>
+          <w:szCs w:val="36"/>
+        </w:rPr>
+        <w:t xml:space="preserve">= </w:t>
+      </w:r>
+      <w:r>
+        <w:rPr>
+          <w:rFonts w:ascii="Carlito" w:hAnsi="Carlito" w:cs="Carlito"/>
+          <w:sz w:val="36"/>
+          <w:szCs w:val="36"/>
+        </w:rPr>
+        <w:t xml:space="preserve"> parameter</w:t>
       </w:r>
       <w:proofErr w:type="gramEnd"/>
       <w:r>
         <w:rPr>
-          <w:sz w:val="36"/>
-          <w:szCs w:val="36"/>
-        </w:rPr>
-        <w:t xml:space="preserve"> r</w:t>
-      </w:r>
-      <w:r>
-        <w:rPr>
-          <w:sz w:val="36"/>
-          <w:szCs w:val="36"/>
-        </w:rPr>
-        <w:t xml:space="preserve">ange is </w:t>
-      </w:r>
-      <w:r>
-        <w:rPr>
-          <w:b/>
-          <w:bCs/>
-          <w:sz w:val="36"/>
-          <w:szCs w:val="36"/>
-        </w:rPr>
-        <w:t>(</w:t>
-      </w:r>
-      <w:r>
-        <w:rPr>
-          <w:b/>
-          <w:bCs/>
-          <w:sz w:val="36"/>
-          <w:szCs w:val="36"/>
-        </w:rPr>
-        <w:t>0.0, 1.0)</w:t>
-      </w:r>
-      <w:r>
-        <w:rPr>
-          <w:sz w:val="36"/>
-          <w:szCs w:val="36"/>
-        </w:rPr>
-        <w:t xml:space="preserve"> includes 0.0, excludes 1.0.</w:t>
-      </w:r>
-      <w:r>
-        <w:rPr>
+          <w:rFonts w:ascii="Carlito" w:hAnsi="Carlito" w:cs="Carlito"/>
+          <w:sz w:val="36"/>
+          <w:szCs w:val="36"/>
+        </w:rPr>
+        <w:t xml:space="preserve"> in</w:t>
+      </w:r>
+      <w:r>
+        <w:rPr>
+          <w:rFonts w:ascii="Carlito" w:hAnsi="Carlito" w:cs="Carlito"/>
+          <w:b/>
+          <w:bCs/>
           <w:sz w:val="36"/>
           <w:szCs w:val="36"/>
         </w:rPr>
@@ -2236,88 +2260,7 @@
       </w:r>
       <w:r>
         <w:rPr>
-          <w:sz w:val="36"/>
-          <w:szCs w:val="36"/>
-        </w:rPr>
-        <w:t>We</w:t>
-      </w:r>
-      <w:r>
-        <w:rPr>
-          <w:sz w:val="36"/>
-          <w:szCs w:val="36"/>
-        </w:rPr>
-        <w:t xml:space="preserve"> can change the range using </w:t>
-      </w:r>
-      <w:r>
-        <w:rPr>
-          <w:b/>
-          <w:bCs/>
-          <w:sz w:val="36"/>
-          <w:szCs w:val="36"/>
-        </w:rPr>
-        <w:t>low</w:t>
-      </w:r>
-      <w:r>
-        <w:rPr>
-          <w:b/>
-          <w:bCs/>
-          <w:sz w:val="36"/>
-          <w:szCs w:val="36"/>
-        </w:rPr>
-        <w:t>=</w:t>
-      </w:r>
-      <w:r>
-        <w:rPr>
-          <w:sz w:val="36"/>
-          <w:szCs w:val="36"/>
-        </w:rPr>
-        <w:t xml:space="preserve"> and </w:t>
-      </w:r>
-      <w:r>
-        <w:rPr>
-          <w:b/>
-          <w:bCs/>
-          <w:sz w:val="36"/>
-          <w:szCs w:val="36"/>
-        </w:rPr>
-        <w:t>high</w:t>
-      </w:r>
-      <w:proofErr w:type="gramStart"/>
-      <w:r>
-        <w:rPr>
-          <w:b/>
-          <w:bCs/>
-          <w:sz w:val="36"/>
-          <w:szCs w:val="36"/>
-        </w:rPr>
-        <w:t xml:space="preserve">= </w:t>
-      </w:r>
-      <w:r>
-        <w:rPr>
-          <w:sz w:val="36"/>
-          <w:szCs w:val="36"/>
-        </w:rPr>
-        <w:t xml:space="preserve"> parameter</w:t>
-      </w:r>
-      <w:proofErr w:type="gramEnd"/>
-      <w:r>
-        <w:rPr>
-          <w:sz w:val="36"/>
-          <w:szCs w:val="36"/>
-        </w:rPr>
-        <w:t xml:space="preserve"> in</w:t>
-      </w:r>
-      <w:r>
-        <w:rPr>
-          <w:b/>
-          <w:bCs/>
-          <w:sz w:val="36"/>
-          <w:szCs w:val="36"/>
-        </w:rPr>
-        <w:t xml:space="preserve"> </w:t>
-      </w:r>
-      <w:r>
-        <w:rPr>
+          <w:rFonts w:ascii="Carlito" w:hAnsi="Carlito" w:cs="Carlito"/>
           <w:b/>
           <w:bCs/>
           <w:sz w:val="36"/>
@@ -2327,6 +2270,7 @@
       </w:r>
       <w:r>
         <w:rPr>
+          <w:rFonts w:ascii="Carlito" w:hAnsi="Carlito" w:cs="Carlito"/>
           <w:sz w:val="36"/>
           <w:szCs w:val="36"/>
         </w:rPr>
@@ -2337,15 +2281,17 @@
       <w:pPr>
         <w:jc w:val="both"/>
         <w:rPr>
-          <w:b/>
-          <w:bCs/>
-          <w:color w:val="D86DCB" w:themeColor="accent5" w:themeTint="99"/>
-          <w:sz w:val="36"/>
-          <w:szCs w:val="36"/>
-        </w:rPr>
-      </w:pPr>
-      <w:r>
-        <w:rPr>
+          <w:rFonts w:ascii="Carlito" w:hAnsi="Carlito" w:cs="Carlito"/>
+          <w:b/>
+          <w:bCs/>
+          <w:color w:val="D86DCB" w:themeColor="accent5" w:themeTint="99"/>
+          <w:sz w:val="36"/>
+          <w:szCs w:val="36"/>
+        </w:rPr>
+      </w:pPr>
+      <w:r>
+        <w:rPr>
+          <w:rFonts w:ascii="Carlito" w:hAnsi="Carlito" w:cs="Carlito"/>
           <w:b/>
           <w:bCs/>
           <w:color w:val="D86DCB" w:themeColor="accent5" w:themeTint="99"/>
@@ -2357,6 +2303,7 @@
       <w:proofErr w:type="spellStart"/>
       <w:r>
         <w:rPr>
+          <w:rFonts w:ascii="Carlito" w:hAnsi="Carlito" w:cs="Carlito"/>
           <w:b/>
           <w:bCs/>
           <w:color w:val="D86DCB" w:themeColor="accent5" w:themeTint="99"/>
@@ -2368,6 +2315,7 @@
       <w:proofErr w:type="spellEnd"/>
       <w:r>
         <w:rPr>
+          <w:rFonts w:ascii="Carlito" w:hAnsi="Carlito" w:cs="Carlito"/>
           <w:b/>
           <w:bCs/>
           <w:color w:val="D86DCB" w:themeColor="accent5" w:themeTint="99"/>
@@ -2381,6 +2329,7 @@
       <w:pPr>
         <w:jc w:val="both"/>
         <w:rPr>
+          <w:rFonts w:ascii="Carlito" w:hAnsi="Carlito" w:cs="Carlito"/>
           <w:b/>
           <w:bCs/>
           <w:color w:val="D86DCB" w:themeColor="accent5" w:themeTint="99"/>
@@ -2391,6 +2340,7 @@
       <w:proofErr w:type="spellStart"/>
       <w:r>
         <w:rPr>
+          <w:rFonts w:ascii="Carlito" w:hAnsi="Carlito" w:cs="Carlito"/>
           <w:b/>
           <w:bCs/>
           <w:color w:val="D86DCB" w:themeColor="accent5" w:themeTint="99"/>
@@ -2402,6 +2352,7 @@
       <w:proofErr w:type="spellEnd"/>
       <w:r>
         <w:rPr>
+          <w:rFonts w:ascii="Carlito" w:hAnsi="Carlito" w:cs="Carlito"/>
           <w:b/>
           <w:bCs/>
           <w:color w:val="D86DCB" w:themeColor="accent5" w:themeTint="99"/>
@@ -2414,6 +2365,7 @@
       <w:proofErr w:type="gramStart"/>
       <w:r>
         <w:rPr>
+          <w:rFonts w:ascii="Carlito" w:hAnsi="Carlito" w:cs="Carlito"/>
           <w:b/>
           <w:bCs/>
           <w:color w:val="D86DCB" w:themeColor="accent5" w:themeTint="99"/>
@@ -2425,6 +2377,7 @@
       <w:proofErr w:type="gramEnd"/>
       <w:r>
         <w:rPr>
+          <w:rFonts w:ascii="Carlito" w:hAnsi="Carlito" w:cs="Carlito"/>
           <w:b/>
           <w:bCs/>
           <w:color w:val="D86DCB" w:themeColor="accent5" w:themeTint="99"/>
@@ -2436,6 +2389,7 @@
       <w:proofErr w:type="spellEnd"/>
       <w:r>
         <w:rPr>
+          <w:rFonts w:ascii="Carlito" w:hAnsi="Carlito" w:cs="Carlito"/>
           <w:b/>
           <w:bCs/>
           <w:color w:val="D86DCB" w:themeColor="accent5" w:themeTint="99"/>
@@ -2449,27 +2403,29 @@
       <w:pPr>
         <w:jc w:val="both"/>
         <w:rPr>
-          <w:b/>
-          <w:bCs/>
-          <w:color w:val="D86DCB" w:themeColor="accent5" w:themeTint="99"/>
-          <w:sz w:val="36"/>
-          <w:szCs w:val="36"/>
-        </w:rPr>
-      </w:pPr>
-      <w:r>
-        <w:rPr>
-          <w:b/>
-          <w:bCs/>
-          <w:color w:val="D86DCB" w:themeColor="accent5" w:themeTint="99"/>
-          <w:sz w:val="36"/>
-          <w:szCs w:val="36"/>
-        </w:rPr>
-        <w:lastRenderedPageBreak/>
+          <w:rFonts w:ascii="Carlito" w:hAnsi="Carlito" w:cs="Carlito"/>
+          <w:b/>
+          <w:bCs/>
+          <w:color w:val="D86DCB" w:themeColor="accent5" w:themeTint="99"/>
+          <w:sz w:val="36"/>
+          <w:szCs w:val="36"/>
+        </w:rPr>
+      </w:pPr>
+      <w:r>
+        <w:rPr>
+          <w:rFonts w:ascii="Carlito" w:hAnsi="Carlito" w:cs="Carlito"/>
+          <w:b/>
+          <w:bCs/>
+          <w:color w:val="D86DCB" w:themeColor="accent5" w:themeTint="99"/>
+          <w:sz w:val="36"/>
+          <w:szCs w:val="36"/>
+        </w:rPr>
         <w:t>print(</w:t>
       </w:r>
       <w:proofErr w:type="spellStart"/>
       <w:r>
         <w:rPr>
+          <w:rFonts w:ascii="Carlito" w:hAnsi="Carlito" w:cs="Carlito"/>
           <w:b/>
           <w:bCs/>
           <w:color w:val="D86DCB" w:themeColor="accent5" w:themeTint="99"/>
@@ -2481,6 +2437,7 @@
       <w:proofErr w:type="spellEnd"/>
       <w:r>
         <w:rPr>
+          <w:rFonts w:ascii="Carlito" w:hAnsi="Carlito" w:cs="Carlito"/>
           <w:b/>
           <w:bCs/>
           <w:color w:val="D86DCB" w:themeColor="accent5" w:themeTint="99"/>
@@ -2494,23 +2451,26 @@
       <w:pPr>
         <w:jc w:val="both"/>
         <w:rPr>
-          <w:sz w:val="36"/>
-          <w:szCs w:val="36"/>
-        </w:rPr>
-      </w:pPr>
-    </w:p>
-    <w:p>
-      <w:pPr>
-        <w:jc w:val="both"/>
-        <w:rPr>
-          <w:b/>
-          <w:bCs/>
-          <w:sz w:val="36"/>
-          <w:szCs w:val="36"/>
-        </w:rPr>
-      </w:pPr>
-      <w:r>
-        <w:rPr>
+          <w:rFonts w:ascii="Carlito" w:hAnsi="Carlito" w:cs="Carlito"/>
+          <w:sz w:val="36"/>
+          <w:szCs w:val="36"/>
+        </w:rPr>
+      </w:pPr>
+    </w:p>
+    <w:p>
+      <w:pPr>
+        <w:jc w:val="both"/>
+        <w:rPr>
+          <w:rFonts w:ascii="Carlito" w:hAnsi="Carlito" w:cs="Carlito"/>
+          <w:b/>
+          <w:bCs/>
+          <w:sz w:val="36"/>
+          <w:szCs w:val="36"/>
+        </w:rPr>
+      </w:pPr>
+      <w:r>
+        <w:rPr>
+          <w:rFonts w:ascii="Carlito" w:hAnsi="Carlito" w:cs="Carlito"/>
           <w:b/>
           <w:bCs/>
           <w:sz w:val="36"/>
@@ -2521,6 +2481,7 @@
       <w:proofErr w:type="spellStart"/>
       <w:r>
         <w:rPr>
+          <w:rFonts w:ascii="Carlito" w:hAnsi="Carlito" w:cs="Carlito"/>
           <w:b/>
           <w:bCs/>
           <w:sz w:val="36"/>
@@ -2531,6 +2492,7 @@
       <w:proofErr w:type="spellEnd"/>
       <w:r>
         <w:rPr>
+          <w:rFonts w:ascii="Carlito" w:hAnsi="Carlito" w:cs="Carlito"/>
           <w:b/>
           <w:bCs/>
           <w:sz w:val="36"/>
@@ -2543,12 +2505,14 @@
       <w:pPr>
         <w:jc w:val="both"/>
         <w:rPr>
-          <w:sz w:val="36"/>
-          <w:szCs w:val="36"/>
-        </w:rPr>
-      </w:pPr>
-      <w:r>
-        <w:rPr>
+          <w:rFonts w:ascii="Carlito" w:hAnsi="Carlito" w:cs="Carlito"/>
+          <w:sz w:val="36"/>
+          <w:szCs w:val="36"/>
+        </w:rPr>
+      </w:pPr>
+      <w:r>
+        <w:rPr>
+          <w:rFonts w:ascii="Carlito" w:hAnsi="Carlito" w:cs="Carlito"/>
           <w:sz w:val="36"/>
           <w:szCs w:val="36"/>
         </w:rPr>
@@ -2556,34 +2520,15 @@
       </w:r>
       <w:r>
         <w:rPr>
-          <w:sz w:val="36"/>
-          <w:szCs w:val="36"/>
-        </w:rPr>
-        <w:t>To multiply matrices A and B</w:t>
-      </w:r>
-      <w:r>
-        <w:rPr>
-          <w:sz w:val="36"/>
-          <w:szCs w:val="36"/>
-        </w:rPr>
-        <w:t xml:space="preserve">. </w:t>
-      </w:r>
-      <w:r>
-        <w:rPr>
-          <w:sz w:val="36"/>
-          <w:szCs w:val="36"/>
-        </w:rPr>
-        <w:t>The number of columns in A must equal the number of rows in B</w:t>
-      </w:r>
-      <w:r>
-        <w:rPr>
-          <w:sz w:val="36"/>
-          <w:szCs w:val="36"/>
-        </w:rPr>
-        <w:t>.</w:t>
-      </w:r>
-      <w:r>
-        <w:rPr>
+          <w:rFonts w:ascii="Carlito" w:hAnsi="Carlito" w:cs="Carlito"/>
+          <w:sz w:val="36"/>
+          <w:szCs w:val="36"/>
+        </w:rPr>
+        <w:t>To multiply matrices A and B. The number of columns in A must equal the number of rows in B.</w:t>
+      </w:r>
+      <w:r>
+        <w:rPr>
+          <w:rFonts w:ascii="Carlito" w:hAnsi="Carlito" w:cs="Carlito"/>
           <w:sz w:val="36"/>
           <w:szCs w:val="36"/>
         </w:rPr>
@@ -2592,6 +2537,7 @@
       <w:proofErr w:type="gramStart"/>
       <w:r>
         <w:rPr>
+          <w:rFonts w:ascii="Carlito" w:hAnsi="Carlito" w:cs="Carlito"/>
           <w:b/>
           <w:bCs/>
           <w:sz w:val="36"/>
@@ -2602,6 +2548,7 @@
       <w:proofErr w:type="gramEnd"/>
       <w:r>
         <w:rPr>
+          <w:rFonts w:ascii="Carlito" w:hAnsi="Carlito" w:cs="Carlito"/>
           <w:b/>
           <w:bCs/>
           <w:sz w:val="36"/>
@@ -2611,6 +2558,7 @@
       </w:r>
       <w:r>
         <w:rPr>
+          <w:rFonts w:ascii="Carlito" w:hAnsi="Carlito" w:cs="Carlito"/>
           <w:sz w:val="36"/>
           <w:szCs w:val="36"/>
         </w:rPr>
@@ -2621,15 +2569,17 @@
       <w:pPr>
         <w:jc w:val="both"/>
         <w:rPr>
-          <w:b/>
-          <w:bCs/>
-          <w:color w:val="D86DCB" w:themeColor="accent5" w:themeTint="99"/>
-          <w:sz w:val="36"/>
-          <w:szCs w:val="36"/>
-        </w:rPr>
-      </w:pPr>
-      <w:r>
-        <w:rPr>
+          <w:rFonts w:ascii="Carlito" w:hAnsi="Carlito" w:cs="Carlito"/>
+          <w:b/>
+          <w:bCs/>
+          <w:color w:val="D86DCB" w:themeColor="accent5" w:themeTint="99"/>
+          <w:sz w:val="36"/>
+          <w:szCs w:val="36"/>
+        </w:rPr>
+      </w:pPr>
+      <w:r>
+        <w:rPr>
+          <w:rFonts w:ascii="Carlito" w:hAnsi="Carlito" w:cs="Carlito"/>
           <w:b/>
           <w:bCs/>
           <w:color w:val="D86DCB" w:themeColor="accent5" w:themeTint="99"/>
@@ -2641,6 +2591,7 @@
       <w:proofErr w:type="spellStart"/>
       <w:r>
         <w:rPr>
+          <w:rFonts w:ascii="Carlito" w:hAnsi="Carlito" w:cs="Carlito"/>
           <w:b/>
           <w:bCs/>
           <w:color w:val="D86DCB" w:themeColor="accent5" w:themeTint="99"/>
@@ -2652,6 +2603,7 @@
       <w:proofErr w:type="spellEnd"/>
       <w:r>
         <w:rPr>
+          <w:rFonts w:ascii="Carlito" w:hAnsi="Carlito" w:cs="Carlito"/>
           <w:b/>
           <w:bCs/>
           <w:color w:val="D86DCB" w:themeColor="accent5" w:themeTint="99"/>
@@ -2665,15 +2617,17 @@
       <w:pPr>
         <w:jc w:val="both"/>
         <w:rPr>
-          <w:b/>
-          <w:bCs/>
-          <w:color w:val="D86DCB" w:themeColor="accent5" w:themeTint="99"/>
-          <w:sz w:val="36"/>
-          <w:szCs w:val="36"/>
-        </w:rPr>
-      </w:pPr>
-      <w:r>
-        <w:rPr>
+          <w:rFonts w:ascii="Carlito" w:hAnsi="Carlito" w:cs="Carlito"/>
+          <w:b/>
+          <w:bCs/>
+          <w:color w:val="D86DCB" w:themeColor="accent5" w:themeTint="99"/>
+          <w:sz w:val="36"/>
+          <w:szCs w:val="36"/>
+        </w:rPr>
+      </w:pPr>
+      <w:r>
+        <w:rPr>
+          <w:rFonts w:ascii="Carlito" w:hAnsi="Carlito" w:cs="Carlito"/>
           <w:b/>
           <w:bCs/>
           <w:color w:val="D86DCB" w:themeColor="accent5" w:themeTint="99"/>
@@ -2686,6 +2640,7 @@
       <w:proofErr w:type="gramStart"/>
       <w:r>
         <w:rPr>
+          <w:rFonts w:ascii="Carlito" w:hAnsi="Carlito" w:cs="Carlito"/>
           <w:b/>
           <w:bCs/>
           <w:color w:val="D86DCB" w:themeColor="accent5" w:themeTint="99"/>
@@ -2698,6 +2653,7 @@
       <w:proofErr w:type="gramEnd"/>
       <w:r>
         <w:rPr>
+          <w:rFonts w:ascii="Carlito" w:hAnsi="Carlito" w:cs="Carlito"/>
           <w:b/>
           <w:bCs/>
           <w:color w:val="D86DCB" w:themeColor="accent5" w:themeTint="99"/>
@@ -2711,15 +2667,17 @@
       <w:pPr>
         <w:jc w:val="both"/>
         <w:rPr>
-          <w:b/>
-          <w:bCs/>
-          <w:color w:val="D86DCB" w:themeColor="accent5" w:themeTint="99"/>
-          <w:sz w:val="36"/>
-          <w:szCs w:val="36"/>
-        </w:rPr>
-      </w:pPr>
-      <w:r>
-        <w:rPr>
+          <w:rFonts w:ascii="Carlito" w:hAnsi="Carlito" w:cs="Carlito"/>
+          <w:b/>
+          <w:bCs/>
+          <w:color w:val="D86DCB" w:themeColor="accent5" w:themeTint="99"/>
+          <w:sz w:val="36"/>
+          <w:szCs w:val="36"/>
+        </w:rPr>
+      </w:pPr>
+      <w:r>
+        <w:rPr>
+          <w:rFonts w:ascii="Carlito" w:hAnsi="Carlito" w:cs="Carlito"/>
           <w:b/>
           <w:bCs/>
           <w:color w:val="D86DCB" w:themeColor="accent5" w:themeTint="99"/>
@@ -2733,15 +2691,17 @@
       <w:pPr>
         <w:jc w:val="both"/>
         <w:rPr>
-          <w:b/>
-          <w:bCs/>
-          <w:color w:val="D86DCB" w:themeColor="accent5" w:themeTint="99"/>
-          <w:sz w:val="36"/>
-          <w:szCs w:val="36"/>
-        </w:rPr>
-      </w:pPr>
-      <w:r>
-        <w:rPr>
+          <w:rFonts w:ascii="Carlito" w:hAnsi="Carlito" w:cs="Carlito"/>
+          <w:b/>
+          <w:bCs/>
+          <w:color w:val="D86DCB" w:themeColor="accent5" w:themeTint="99"/>
+          <w:sz w:val="36"/>
+          <w:szCs w:val="36"/>
+        </w:rPr>
+      </w:pPr>
+      <w:r>
+        <w:rPr>
+          <w:rFonts w:ascii="Carlito" w:hAnsi="Carlito" w:cs="Carlito"/>
           <w:b/>
           <w:bCs/>
           <w:color w:val="D86DCB" w:themeColor="accent5" w:themeTint="99"/>
@@ -2754,6 +2714,7 @@
       <w:proofErr w:type="gramStart"/>
       <w:r>
         <w:rPr>
+          <w:rFonts w:ascii="Carlito" w:hAnsi="Carlito" w:cs="Carlito"/>
           <w:b/>
           <w:bCs/>
           <w:color w:val="D86DCB" w:themeColor="accent5" w:themeTint="99"/>
@@ -2766,6 +2727,7 @@
       <w:proofErr w:type="gramEnd"/>
       <w:r>
         <w:rPr>
+          <w:rFonts w:ascii="Carlito" w:hAnsi="Carlito" w:cs="Carlito"/>
           <w:b/>
           <w:bCs/>
           <w:color w:val="D86DCB" w:themeColor="accent5" w:themeTint="99"/>
@@ -2779,15 +2741,17 @@
       <w:pPr>
         <w:jc w:val="both"/>
         <w:rPr>
-          <w:b/>
-          <w:bCs/>
-          <w:color w:val="D86DCB" w:themeColor="accent5" w:themeTint="99"/>
-          <w:sz w:val="36"/>
-          <w:szCs w:val="36"/>
-        </w:rPr>
-      </w:pPr>
-      <w:r>
-        <w:rPr>
+          <w:rFonts w:ascii="Carlito" w:hAnsi="Carlito" w:cs="Carlito"/>
+          <w:b/>
+          <w:bCs/>
+          <w:color w:val="D86DCB" w:themeColor="accent5" w:themeTint="99"/>
+          <w:sz w:val="36"/>
+          <w:szCs w:val="36"/>
+        </w:rPr>
+      </w:pPr>
+      <w:r>
+        <w:rPr>
+          <w:rFonts w:ascii="Carlito" w:hAnsi="Carlito" w:cs="Carlito"/>
           <w:b/>
           <w:bCs/>
           <w:color w:val="D86DCB" w:themeColor="accent5" w:themeTint="99"/>
@@ -2801,15 +2765,17 @@
       <w:pPr>
         <w:jc w:val="both"/>
         <w:rPr>
-          <w:b/>
-          <w:bCs/>
-          <w:color w:val="D86DCB" w:themeColor="accent5" w:themeTint="99"/>
-          <w:sz w:val="36"/>
-          <w:szCs w:val="36"/>
-        </w:rPr>
-      </w:pPr>
-      <w:r>
-        <w:rPr>
+          <w:rFonts w:ascii="Carlito" w:hAnsi="Carlito" w:cs="Carlito"/>
+          <w:b/>
+          <w:bCs/>
+          <w:color w:val="D86DCB" w:themeColor="accent5" w:themeTint="99"/>
+          <w:sz w:val="36"/>
+          <w:szCs w:val="36"/>
+        </w:rPr>
+      </w:pPr>
+      <w:r>
+        <w:rPr>
+          <w:rFonts w:ascii="Carlito" w:hAnsi="Carlito" w:cs="Carlito"/>
           <w:b/>
           <w:bCs/>
           <w:color w:val="D86DCB" w:themeColor="accent5" w:themeTint="99"/>
@@ -2821,6 +2787,7 @@
       <w:proofErr w:type="gramStart"/>
       <w:r>
         <w:rPr>
+          <w:rFonts w:ascii="Carlito" w:hAnsi="Carlito" w:cs="Carlito"/>
           <w:b/>
           <w:bCs/>
           <w:color w:val="D86DCB" w:themeColor="accent5" w:themeTint="99"/>
@@ -2832,6 +2799,7 @@
       <w:proofErr w:type="gramEnd"/>
       <w:r>
         <w:rPr>
+          <w:rFonts w:ascii="Carlito" w:hAnsi="Carlito" w:cs="Carlito"/>
           <w:b/>
           <w:bCs/>
           <w:color w:val="D86DCB" w:themeColor="accent5" w:themeTint="99"/>
@@ -2845,15 +2813,17 @@
       <w:pPr>
         <w:jc w:val="both"/>
         <w:rPr>
-          <w:b/>
-          <w:bCs/>
-          <w:color w:val="D86DCB" w:themeColor="accent5" w:themeTint="99"/>
-          <w:sz w:val="36"/>
-          <w:szCs w:val="36"/>
-        </w:rPr>
-      </w:pPr>
-      <w:r>
-        <w:rPr>
+          <w:rFonts w:ascii="Carlito" w:hAnsi="Carlito" w:cs="Carlito"/>
+          <w:b/>
+          <w:bCs/>
+          <w:color w:val="D86DCB" w:themeColor="accent5" w:themeTint="99"/>
+          <w:sz w:val="36"/>
+          <w:szCs w:val="36"/>
+        </w:rPr>
+      </w:pPr>
+      <w:r>
+        <w:rPr>
+          <w:rFonts w:ascii="Carlito" w:hAnsi="Carlito" w:cs="Carlito"/>
           <w:b/>
           <w:bCs/>
           <w:color w:val="D86DCB" w:themeColor="accent5" w:themeTint="99"/>
@@ -2867,14 +2837,16 @@
       <w:pPr>
         <w:jc w:val="both"/>
         <w:rPr>
-          <w:b/>
-          <w:bCs/>
-          <w:sz w:val="36"/>
-          <w:szCs w:val="36"/>
-        </w:rPr>
-      </w:pPr>
-      <w:r>
-        <w:rPr>
+          <w:rFonts w:ascii="Carlito" w:hAnsi="Carlito" w:cs="Carlito"/>
+          <w:b/>
+          <w:bCs/>
+          <w:sz w:val="36"/>
+          <w:szCs w:val="36"/>
+        </w:rPr>
+      </w:pPr>
+      <w:r>
+        <w:rPr>
+          <w:rFonts w:ascii="Carlito" w:hAnsi="Carlito" w:cs="Carlito"/>
           <w:sz w:val="36"/>
           <w:szCs w:val="36"/>
         </w:rPr>
@@ -2882,6 +2854,7 @@
       </w:r>
       <w:r>
         <w:rPr>
+          <w:rFonts w:ascii="Carlito" w:hAnsi="Carlito" w:cs="Carlito"/>
           <w:sz w:val="36"/>
           <w:szCs w:val="36"/>
         </w:rPr>
@@ -2889,6 +2862,7 @@
       </w:r>
       <w:r>
         <w:rPr>
+          <w:rFonts w:ascii="Carlito" w:hAnsi="Carlito" w:cs="Carlito"/>
           <w:b/>
           <w:bCs/>
           <w:sz w:val="36"/>
@@ -2898,21 +2872,16 @@
       </w:r>
       <w:r>
         <w:rPr>
-          <w:sz w:val="36"/>
-          <w:szCs w:val="36"/>
-        </w:rPr>
-        <w:t>. S</w:t>
-      </w:r>
-      <w:r>
-        <w:rPr>
-          <w:sz w:val="36"/>
-          <w:szCs w:val="36"/>
-        </w:rPr>
-        <w:t xml:space="preserve">ame as </w:t>
+          <w:rFonts w:ascii="Carlito" w:hAnsi="Carlito" w:cs="Carlito"/>
+          <w:sz w:val="36"/>
+          <w:szCs w:val="36"/>
+        </w:rPr>
+        <w:t xml:space="preserve">. Same as </w:t>
       </w:r>
       <w:proofErr w:type="gramStart"/>
       <w:r>
         <w:rPr>
+          <w:rFonts w:ascii="Carlito" w:hAnsi="Carlito" w:cs="Carlito"/>
           <w:b/>
           <w:bCs/>
           <w:sz w:val="36"/>
@@ -2923,6 +2892,7 @@
       <w:proofErr w:type="gramEnd"/>
       <w:r>
         <w:rPr>
+          <w:rFonts w:ascii="Carlito" w:hAnsi="Carlito" w:cs="Carlito"/>
           <w:b/>
           <w:bCs/>
           <w:sz w:val="36"/>
@@ -2935,15 +2905,17 @@
       <w:pPr>
         <w:jc w:val="both"/>
         <w:rPr>
-          <w:b/>
-          <w:bCs/>
-          <w:color w:val="D86DCB" w:themeColor="accent5" w:themeTint="99"/>
-          <w:sz w:val="36"/>
-          <w:szCs w:val="36"/>
-        </w:rPr>
-      </w:pPr>
-      <w:r>
-        <w:rPr>
+          <w:rFonts w:ascii="Carlito" w:hAnsi="Carlito" w:cs="Carlito"/>
+          <w:b/>
+          <w:bCs/>
+          <w:color w:val="D86DCB" w:themeColor="accent5" w:themeTint="99"/>
+          <w:sz w:val="36"/>
+          <w:szCs w:val="36"/>
+        </w:rPr>
+      </w:pPr>
+      <w:r>
+        <w:rPr>
+          <w:rFonts w:ascii="Carlito" w:hAnsi="Carlito" w:cs="Carlito"/>
           <w:b/>
           <w:bCs/>
           <w:color w:val="D86DCB" w:themeColor="accent5" w:themeTint="99"/>
@@ -2957,42 +2929,47 @@
       <w:pPr>
         <w:jc w:val="both"/>
         <w:rPr>
-          <w:sz w:val="36"/>
-          <w:szCs w:val="36"/>
-        </w:rPr>
-      </w:pPr>
-    </w:p>
-    <w:p>
-      <w:pPr>
-        <w:jc w:val="both"/>
-        <w:rPr>
-          <w:sz w:val="36"/>
-          <w:szCs w:val="36"/>
-        </w:rPr>
-      </w:pPr>
-    </w:p>
-    <w:p>
-      <w:pPr>
-        <w:jc w:val="both"/>
-        <w:rPr>
-          <w:sz w:val="36"/>
-          <w:szCs w:val="36"/>
-        </w:rPr>
-      </w:pPr>
-    </w:p>
-    <w:p>
-      <w:pPr>
-        <w:jc w:val="both"/>
-        <w:rPr>
-          <w:sz w:val="36"/>
-          <w:szCs w:val="36"/>
-        </w:rPr>
-      </w:pPr>
-    </w:p>
-    <w:p>
-      <w:pPr>
-        <w:jc w:val="both"/>
-        <w:rPr>
+          <w:rFonts w:ascii="Carlito" w:hAnsi="Carlito" w:cs="Carlito"/>
+          <w:sz w:val="36"/>
+          <w:szCs w:val="36"/>
+        </w:rPr>
+      </w:pPr>
+    </w:p>
+    <w:p>
+      <w:pPr>
+        <w:jc w:val="both"/>
+        <w:rPr>
+          <w:rFonts w:ascii="Carlito" w:hAnsi="Carlito" w:cs="Carlito"/>
+          <w:sz w:val="36"/>
+          <w:szCs w:val="36"/>
+        </w:rPr>
+      </w:pPr>
+    </w:p>
+    <w:p>
+      <w:pPr>
+        <w:jc w:val="both"/>
+        <w:rPr>
+          <w:rFonts w:ascii="Carlito" w:hAnsi="Carlito" w:cs="Carlito"/>
+          <w:sz w:val="36"/>
+          <w:szCs w:val="36"/>
+        </w:rPr>
+      </w:pPr>
+    </w:p>
+    <w:p>
+      <w:pPr>
+        <w:jc w:val="both"/>
+        <w:rPr>
+          <w:rFonts w:ascii="Carlito" w:hAnsi="Carlito" w:cs="Carlito"/>
+          <w:sz w:val="36"/>
+          <w:szCs w:val="36"/>
+        </w:rPr>
+      </w:pPr>
+    </w:p>
+    <w:p>
+      <w:pPr>
+        <w:jc w:val="both"/>
+        <w:rPr>
+          <w:rFonts w:ascii="Carlito" w:hAnsi="Carlito" w:cs="Carlito"/>
           <w:sz w:val="36"/>
           <w:szCs w:val="36"/>
         </w:rPr>
@@ -4080,6 +4057,7 @@
   <w:style w:type="character" w:default="1" w:styleId="DefaultParagraphFont">
     <w:name w:val="Default Paragraph Font"/>
     <w:uiPriority w:val="1"/>
+    <w:semiHidden/>
     <w:unhideWhenUsed/>
   </w:style>
   <w:style w:type="table" w:default="1" w:styleId="TableNormal">

--- a/python/python5_numpy_essentails.docx
+++ b/python/python5_numpy_essentails.docx
@@ -6,7 +6,7 @@
       <w:pPr>
         <w:jc w:val="center"/>
         <w:rPr>
-          <w:rFonts w:ascii="Carlito" w:hAnsi="Carlito" w:cs="Carlito"/>
+          <w:rFonts w:ascii="Calibri" w:hAnsi="Calibri" w:cs="Calibri"/>
           <w:b/>
           <w:bCs/>
           <w:sz w:val="44"/>
@@ -15,7 +15,7 @@
       </w:pPr>
       <w:r>
         <w:rPr>
-          <w:rFonts w:ascii="Carlito" w:hAnsi="Carlito" w:cs="Carlito"/>
+          <w:rFonts w:ascii="Calibri" w:hAnsi="Calibri" w:cs="Calibri"/>
           <w:b/>
           <w:bCs/>
           <w:sz w:val="44"/>
@@ -27,16 +27,16 @@
     <w:p>
       <w:pPr>
         <w:rPr>
-          <w:rFonts w:ascii="Carlito" w:hAnsi="Carlito" w:cs="Carlito"/>
-          <w:sz w:val="36"/>
-          <w:szCs w:val="36"/>
-        </w:rPr>
-      </w:pPr>
-      <w:r>
-        <w:rPr>
-          <w:rFonts w:ascii="Carlito" w:hAnsi="Carlito" w:cs="Carlito"/>
-          <w:sz w:val="36"/>
-          <w:szCs w:val="36"/>
+          <w:rFonts w:ascii="Calibri" w:hAnsi="Calibri" w:cs="Calibri"/>
+          <w:sz w:val="32"/>
+          <w:szCs w:val="32"/>
+        </w:rPr>
+      </w:pPr>
+      <w:r>
+        <w:rPr>
+          <w:rFonts w:ascii="Calibri" w:hAnsi="Calibri" w:cs="Calibri"/>
+          <w:sz w:val="32"/>
+          <w:szCs w:val="32"/>
         </w:rPr>
         <w:br w:type="page"/>
       </w:r>
@@ -45,7 +45,7 @@
       <w:pPr>
         <w:jc w:val="both"/>
         <w:rPr>
-          <w:rFonts w:ascii="Carlito" w:hAnsi="Carlito" w:cs="Carlito"/>
+          <w:rFonts w:ascii="Calibri" w:hAnsi="Calibri" w:cs="Calibri"/>
           <w:b/>
           <w:bCs/>
           <w:sz w:val="36"/>
@@ -55,7 +55,7 @@
       <w:proofErr w:type="spellStart"/>
       <w:r>
         <w:rPr>
-          <w:rFonts w:ascii="Carlito" w:hAnsi="Carlito" w:cs="Carlito"/>
+          <w:rFonts w:ascii="Calibri" w:hAnsi="Calibri" w:cs="Calibri"/>
           <w:b/>
           <w:bCs/>
           <w:sz w:val="36"/>
@@ -67,7 +67,7 @@
       <w:proofErr w:type="spellEnd"/>
       <w:r>
         <w:rPr>
-          <w:rFonts w:ascii="Carlito" w:hAnsi="Carlito" w:cs="Carlito"/>
+          <w:rFonts w:ascii="Calibri" w:hAnsi="Calibri" w:cs="Calibri"/>
           <w:b/>
           <w:bCs/>
           <w:sz w:val="36"/>
@@ -80,16 +80,16 @@
       <w:pPr>
         <w:jc w:val="both"/>
         <w:rPr>
-          <w:rFonts w:ascii="Carlito" w:hAnsi="Carlito" w:cs="Carlito"/>
-          <w:b/>
-          <w:bCs/>
-          <w:sz w:val="36"/>
-          <w:szCs w:val="36"/>
-        </w:rPr>
-      </w:pPr>
-      <w:r>
-        <w:rPr>
-          <w:rFonts w:ascii="Carlito" w:hAnsi="Carlito" w:cs="Carlito"/>
+          <w:rFonts w:ascii="Calibri" w:hAnsi="Calibri" w:cs="Calibri"/>
+          <w:b/>
+          <w:bCs/>
+          <w:sz w:val="36"/>
+          <w:szCs w:val="36"/>
+        </w:rPr>
+      </w:pPr>
+      <w:r>
+        <w:rPr>
+          <w:rFonts w:ascii="Calibri" w:hAnsi="Calibri" w:cs="Calibri"/>
           <w:b/>
           <w:bCs/>
           <w:sz w:val="36"/>
@@ -102,14 +102,14 @@
       <w:pPr>
         <w:jc w:val="both"/>
         <w:rPr>
-          <w:rFonts w:ascii="Carlito" w:hAnsi="Carlito" w:cs="Carlito"/>
-          <w:sz w:val="36"/>
-          <w:szCs w:val="36"/>
-        </w:rPr>
-      </w:pPr>
-      <w:r>
-        <w:rPr>
-          <w:rFonts w:ascii="Carlito" w:hAnsi="Carlito" w:cs="Carlito"/>
+          <w:rFonts w:ascii="Calibri" w:hAnsi="Calibri" w:cs="Calibri"/>
+          <w:sz w:val="36"/>
+          <w:szCs w:val="36"/>
+        </w:rPr>
+      </w:pPr>
+      <w:r>
+        <w:rPr>
+          <w:rFonts w:ascii="Calibri" w:hAnsi="Calibri" w:cs="Calibri"/>
           <w:sz w:val="36"/>
           <w:szCs w:val="36"/>
         </w:rPr>
@@ -117,7 +117,7 @@
       </w:r>
       <w:r>
         <w:rPr>
-          <w:rFonts w:ascii="Carlito" w:hAnsi="Carlito" w:cs="Carlito"/>
+          <w:rFonts w:ascii="Calibri" w:hAnsi="Calibri" w:cs="Calibri"/>
           <w:b/>
           <w:bCs/>
           <w:sz w:val="36"/>
@@ -127,7 +127,7 @@
       </w:r>
       <w:r>
         <w:rPr>
-          <w:rFonts w:ascii="Carlito" w:hAnsi="Carlito" w:cs="Carlito"/>
+          <w:rFonts w:ascii="Calibri" w:hAnsi="Calibri" w:cs="Calibri"/>
           <w:sz w:val="36"/>
           <w:szCs w:val="36"/>
         </w:rPr>
@@ -136,7 +136,7 @@
       <w:proofErr w:type="spellStart"/>
       <w:r>
         <w:rPr>
-          <w:rFonts w:ascii="Carlito" w:hAnsi="Carlito" w:cs="Carlito"/>
+          <w:rFonts w:ascii="Calibri" w:hAnsi="Calibri" w:cs="Calibri"/>
           <w:b/>
           <w:bCs/>
           <w:sz w:val="36"/>
@@ -147,7 +147,7 @@
       <w:proofErr w:type="spellEnd"/>
       <w:r>
         <w:rPr>
-          <w:rFonts w:ascii="Carlito" w:hAnsi="Carlito" w:cs="Carlito"/>
+          <w:rFonts w:ascii="Calibri" w:hAnsi="Calibri" w:cs="Calibri"/>
           <w:sz w:val="36"/>
           <w:szCs w:val="36"/>
         </w:rPr>
@@ -155,7 +155,7 @@
       </w:r>
       <w:r>
         <w:rPr>
-          <w:rFonts w:ascii="Carlito" w:hAnsi="Carlito" w:cs="Carlito"/>
+          <w:rFonts w:ascii="Calibri" w:hAnsi="Calibri" w:cs="Calibri"/>
           <w:sz w:val="36"/>
           <w:szCs w:val="36"/>
         </w:rPr>
@@ -163,7 +163,7 @@
       </w:r>
       <w:r>
         <w:rPr>
-          <w:rFonts w:ascii="Carlito" w:hAnsi="Carlito" w:cs="Carlito"/>
+          <w:rFonts w:ascii="Calibri" w:hAnsi="Calibri" w:cs="Calibri"/>
           <w:sz w:val="36"/>
           <w:szCs w:val="36"/>
         </w:rPr>
@@ -171,7 +171,7 @@
       </w:r>
       <w:r>
         <w:rPr>
-          <w:rFonts w:ascii="Carlito" w:hAnsi="Carlito" w:cs="Carlito"/>
+          <w:rFonts w:ascii="Calibri" w:hAnsi="Calibri" w:cs="Calibri"/>
           <w:sz w:val="36"/>
           <w:szCs w:val="36"/>
         </w:rPr>
@@ -179,7 +179,7 @@
       </w:r>
       <w:r>
         <w:rPr>
-          <w:rFonts w:ascii="Carlito" w:hAnsi="Carlito" w:cs="Carlito"/>
+          <w:rFonts w:ascii="Calibri" w:hAnsi="Calibri" w:cs="Calibri"/>
           <w:sz w:val="36"/>
           <w:szCs w:val="36"/>
         </w:rPr>
@@ -187,7 +187,7 @@
       </w:r>
       <w:r>
         <w:rPr>
-          <w:rFonts w:ascii="Carlito" w:hAnsi="Carlito" w:cs="Carlito"/>
+          <w:rFonts w:ascii="Calibri" w:hAnsi="Calibri" w:cs="Calibri"/>
           <w:sz w:val="36"/>
           <w:szCs w:val="36"/>
         </w:rPr>
@@ -195,7 +195,7 @@
       </w:r>
       <w:r>
         <w:rPr>
-          <w:rFonts w:ascii="Carlito" w:hAnsi="Carlito" w:cs="Carlito"/>
+          <w:rFonts w:ascii="Calibri" w:hAnsi="Calibri" w:cs="Calibri"/>
           <w:sz w:val="36"/>
           <w:szCs w:val="36"/>
         </w:rPr>
@@ -203,7 +203,7 @@
       </w:r>
       <w:r>
         <w:rPr>
-          <w:rFonts w:ascii="Carlito" w:hAnsi="Carlito" w:cs="Carlito"/>
+          <w:rFonts w:ascii="Calibri" w:hAnsi="Calibri" w:cs="Calibri"/>
           <w:sz w:val="36"/>
           <w:szCs w:val="36"/>
         </w:rPr>
@@ -211,7 +211,7 @@
       </w:r>
       <w:r>
         <w:rPr>
-          <w:rFonts w:ascii="Carlito" w:hAnsi="Carlito" w:cs="Carlito"/>
+          <w:rFonts w:ascii="Calibri" w:hAnsi="Calibri" w:cs="Calibri"/>
           <w:sz w:val="36"/>
           <w:szCs w:val="36"/>
         </w:rPr>
@@ -219,7 +219,7 @@
       </w:r>
       <w:r>
         <w:rPr>
-          <w:rFonts w:ascii="Carlito" w:hAnsi="Carlito" w:cs="Carlito"/>
+          <w:rFonts w:ascii="Calibri" w:hAnsi="Calibri" w:cs="Calibri"/>
           <w:sz w:val="36"/>
           <w:szCs w:val="36"/>
         </w:rPr>
@@ -227,7 +227,7 @@
       </w:r>
       <w:r>
         <w:rPr>
-          <w:rFonts w:ascii="Carlito" w:hAnsi="Carlito" w:cs="Carlito"/>
+          <w:rFonts w:ascii="Calibri" w:hAnsi="Calibri" w:cs="Calibri"/>
           <w:b/>
           <w:bCs/>
           <w:sz w:val="36"/>
@@ -237,7 +237,7 @@
       </w:r>
       <w:r>
         <w:rPr>
-          <w:rFonts w:ascii="Carlito" w:hAnsi="Carlito" w:cs="Carlito"/>
+          <w:rFonts w:ascii="Calibri" w:hAnsi="Calibri" w:cs="Calibri"/>
           <w:sz w:val="36"/>
           <w:szCs w:val="36"/>
         </w:rPr>
@@ -253,7 +253,7 @@
       </w:r>
       <w:r>
         <w:rPr>
-          <w:rFonts w:ascii="Carlito" w:hAnsi="Carlito" w:cs="Carlito"/>
+          <w:rFonts w:ascii="Calibri" w:hAnsi="Calibri" w:cs="Calibri"/>
           <w:sz w:val="36"/>
           <w:szCs w:val="36"/>
         </w:rPr>
@@ -264,26 +264,26 @@
       <w:pPr>
         <w:jc w:val="both"/>
         <w:rPr>
-          <w:rFonts w:ascii="Carlito" w:hAnsi="Carlito" w:cs="Carlito"/>
-          <w:sz w:val="36"/>
-          <w:szCs w:val="36"/>
-        </w:rPr>
-      </w:pPr>
-    </w:p>
-    <w:p>
-      <w:pPr>
-        <w:jc w:val="both"/>
-        <w:rPr>
-          <w:rFonts w:ascii="Carlito" w:hAnsi="Carlito" w:cs="Carlito"/>
-          <w:b/>
-          <w:bCs/>
-          <w:sz w:val="36"/>
-          <w:szCs w:val="36"/>
-        </w:rPr>
-      </w:pPr>
-      <w:r>
-        <w:rPr>
-          <w:rFonts w:ascii="Carlito" w:hAnsi="Carlito" w:cs="Carlito"/>
+          <w:rFonts w:ascii="Calibri" w:hAnsi="Calibri" w:cs="Calibri"/>
+          <w:sz w:val="36"/>
+          <w:szCs w:val="36"/>
+        </w:rPr>
+      </w:pPr>
+    </w:p>
+    <w:p>
+      <w:pPr>
+        <w:jc w:val="both"/>
+        <w:rPr>
+          <w:rFonts w:ascii="Calibri" w:hAnsi="Calibri" w:cs="Calibri"/>
+          <w:b/>
+          <w:bCs/>
+          <w:sz w:val="36"/>
+          <w:szCs w:val="36"/>
+        </w:rPr>
+      </w:pPr>
+      <w:r>
+        <w:rPr>
+          <w:rFonts w:ascii="Calibri" w:hAnsi="Calibri" w:cs="Calibri"/>
           <w:b/>
           <w:bCs/>
           <w:sz w:val="36"/>
@@ -293,7 +293,7 @@
       </w:r>
       <w:r>
         <w:rPr>
-          <w:rFonts w:ascii="Carlito" w:hAnsi="Carlito" w:cs="Carlito"/>
+          <w:rFonts w:ascii="Calibri" w:hAnsi="Calibri" w:cs="Calibri"/>
           <w:b/>
           <w:bCs/>
           <w:sz w:val="36"/>
@@ -306,14 +306,14 @@
       <w:pPr>
         <w:jc w:val="both"/>
         <w:rPr>
-          <w:rFonts w:ascii="Carlito" w:hAnsi="Carlito" w:cs="Carlito"/>
-          <w:sz w:val="36"/>
-          <w:szCs w:val="36"/>
-        </w:rPr>
-      </w:pPr>
-      <w:r>
-        <w:rPr>
-          <w:rFonts w:ascii="Carlito" w:hAnsi="Carlito" w:cs="Carlito"/>
+          <w:rFonts w:ascii="Calibri" w:hAnsi="Calibri" w:cs="Calibri"/>
+          <w:sz w:val="36"/>
+          <w:szCs w:val="36"/>
+        </w:rPr>
+      </w:pPr>
+      <w:r>
+        <w:rPr>
+          <w:rFonts w:ascii="Calibri" w:hAnsi="Calibri" w:cs="Calibri"/>
           <w:sz w:val="36"/>
           <w:szCs w:val="36"/>
         </w:rPr>
@@ -321,7 +321,7 @@
       </w:r>
       <w:r>
         <w:rPr>
-          <w:rFonts w:ascii="Carlito" w:hAnsi="Carlito" w:cs="Carlito"/>
+          <w:rFonts w:ascii="Calibri" w:hAnsi="Calibri" w:cs="Calibri"/>
           <w:sz w:val="36"/>
           <w:szCs w:val="36"/>
         </w:rPr>
@@ -332,17 +332,17 @@
       <w:pPr>
         <w:jc w:val="both"/>
         <w:rPr>
-          <w:rFonts w:ascii="Carlito" w:hAnsi="Carlito" w:cs="Carlito"/>
-          <w:b/>
-          <w:bCs/>
-          <w:color w:val="D86DCB" w:themeColor="accent5" w:themeTint="99"/>
-          <w:sz w:val="36"/>
-          <w:szCs w:val="36"/>
-        </w:rPr>
-      </w:pPr>
-      <w:r>
-        <w:rPr>
-          <w:rFonts w:ascii="Carlito" w:hAnsi="Carlito" w:cs="Carlito"/>
+          <w:rFonts w:ascii="Calibri" w:hAnsi="Calibri" w:cs="Calibri"/>
+          <w:b/>
+          <w:bCs/>
+          <w:color w:val="D86DCB" w:themeColor="accent5" w:themeTint="99"/>
+          <w:sz w:val="36"/>
+          <w:szCs w:val="36"/>
+        </w:rPr>
+      </w:pPr>
+      <w:r>
+        <w:rPr>
+          <w:rFonts w:ascii="Calibri" w:hAnsi="Calibri" w:cs="Calibri"/>
           <w:b/>
           <w:bCs/>
           <w:color w:val="D86DCB" w:themeColor="accent5" w:themeTint="99"/>
@@ -354,7 +354,7 @@
       <w:proofErr w:type="spellStart"/>
       <w:r>
         <w:rPr>
-          <w:rFonts w:ascii="Carlito" w:hAnsi="Carlito" w:cs="Carlito"/>
+          <w:rFonts w:ascii="Calibri" w:hAnsi="Calibri" w:cs="Calibri"/>
           <w:b/>
           <w:bCs/>
           <w:color w:val="D86DCB" w:themeColor="accent5" w:themeTint="99"/>
@@ -366,7 +366,7 @@
       <w:proofErr w:type="spellEnd"/>
       <w:r>
         <w:rPr>
-          <w:rFonts w:ascii="Carlito" w:hAnsi="Carlito" w:cs="Carlito"/>
+          <w:rFonts w:ascii="Calibri" w:hAnsi="Calibri" w:cs="Calibri"/>
           <w:b/>
           <w:bCs/>
           <w:color w:val="D86DCB" w:themeColor="accent5" w:themeTint="99"/>
@@ -380,17 +380,17 @@
       <w:pPr>
         <w:jc w:val="both"/>
         <w:rPr>
-          <w:rFonts w:ascii="Carlito" w:hAnsi="Carlito" w:cs="Carlito"/>
-          <w:b/>
-          <w:bCs/>
-          <w:color w:val="D86DCB" w:themeColor="accent5" w:themeTint="99"/>
-          <w:sz w:val="36"/>
-          <w:szCs w:val="36"/>
-        </w:rPr>
-      </w:pPr>
-      <w:r>
-        <w:rPr>
-          <w:rFonts w:ascii="Carlito" w:hAnsi="Carlito" w:cs="Carlito"/>
+          <w:rFonts w:ascii="Calibri" w:hAnsi="Calibri" w:cs="Calibri"/>
+          <w:b/>
+          <w:bCs/>
+          <w:color w:val="D86DCB" w:themeColor="accent5" w:themeTint="99"/>
+          <w:sz w:val="36"/>
+          <w:szCs w:val="36"/>
+        </w:rPr>
+      </w:pPr>
+      <w:r>
+        <w:rPr>
+          <w:rFonts w:ascii="Calibri" w:hAnsi="Calibri" w:cs="Calibri"/>
           <w:b/>
           <w:bCs/>
           <w:color w:val="D86DCB" w:themeColor="accent5" w:themeTint="99"/>
@@ -403,7 +403,7 @@
       <w:proofErr w:type="gramStart"/>
       <w:r>
         <w:rPr>
-          <w:rFonts w:ascii="Carlito" w:hAnsi="Carlito" w:cs="Carlito"/>
+          <w:rFonts w:ascii="Calibri" w:hAnsi="Calibri" w:cs="Calibri"/>
           <w:b/>
           <w:bCs/>
           <w:color w:val="D86DCB" w:themeColor="accent5" w:themeTint="99"/>
@@ -416,7 +416,7 @@
       <w:proofErr w:type="gramEnd"/>
       <w:r>
         <w:rPr>
-          <w:rFonts w:ascii="Carlito" w:hAnsi="Carlito" w:cs="Carlito"/>
+          <w:rFonts w:ascii="Calibri" w:hAnsi="Calibri" w:cs="Calibri"/>
           <w:b/>
           <w:bCs/>
           <w:color w:val="D86DCB" w:themeColor="accent5" w:themeTint="99"/>
@@ -430,17 +430,17 @@
       <w:pPr>
         <w:jc w:val="both"/>
         <w:rPr>
-          <w:rFonts w:ascii="Carlito" w:hAnsi="Carlito" w:cs="Carlito"/>
-          <w:b/>
-          <w:bCs/>
-          <w:color w:val="D86DCB" w:themeColor="accent5" w:themeTint="99"/>
-          <w:sz w:val="36"/>
-          <w:szCs w:val="36"/>
-        </w:rPr>
-      </w:pPr>
-      <w:r>
-        <w:rPr>
-          <w:rFonts w:ascii="Carlito" w:hAnsi="Carlito" w:cs="Carlito"/>
+          <w:rFonts w:ascii="Calibri" w:hAnsi="Calibri" w:cs="Calibri"/>
+          <w:b/>
+          <w:bCs/>
+          <w:color w:val="D86DCB" w:themeColor="accent5" w:themeTint="99"/>
+          <w:sz w:val="36"/>
+          <w:szCs w:val="36"/>
+        </w:rPr>
+      </w:pPr>
+      <w:r>
+        <w:rPr>
+          <w:rFonts w:ascii="Calibri" w:hAnsi="Calibri" w:cs="Calibri"/>
           <w:b/>
           <w:bCs/>
           <w:color w:val="D86DCB" w:themeColor="accent5" w:themeTint="99"/>
@@ -453,7 +453,7 @@
       <w:proofErr w:type="gramStart"/>
       <w:r>
         <w:rPr>
-          <w:rFonts w:ascii="Carlito" w:hAnsi="Carlito" w:cs="Carlito"/>
+          <w:rFonts w:ascii="Calibri" w:hAnsi="Calibri" w:cs="Calibri"/>
           <w:b/>
           <w:bCs/>
           <w:color w:val="D86DCB" w:themeColor="accent5" w:themeTint="99"/>
@@ -466,7 +466,7 @@
       <w:proofErr w:type="gramEnd"/>
       <w:r>
         <w:rPr>
-          <w:rFonts w:ascii="Carlito" w:hAnsi="Carlito" w:cs="Carlito"/>
+          <w:rFonts w:ascii="Calibri" w:hAnsi="Calibri" w:cs="Calibri"/>
           <w:b/>
           <w:bCs/>
           <w:color w:val="D86DCB" w:themeColor="accent5" w:themeTint="99"/>
@@ -480,17 +480,17 @@
       <w:pPr>
         <w:jc w:val="both"/>
         <w:rPr>
-          <w:rFonts w:ascii="Carlito" w:hAnsi="Carlito" w:cs="Carlito"/>
-          <w:b/>
-          <w:bCs/>
-          <w:color w:val="D86DCB" w:themeColor="accent5" w:themeTint="99"/>
-          <w:sz w:val="36"/>
-          <w:szCs w:val="36"/>
-        </w:rPr>
-      </w:pPr>
-      <w:r>
-        <w:rPr>
-          <w:rFonts w:ascii="Carlito" w:hAnsi="Carlito" w:cs="Carlito"/>
+          <w:rFonts w:ascii="Calibri" w:hAnsi="Calibri" w:cs="Calibri"/>
+          <w:b/>
+          <w:bCs/>
+          <w:color w:val="D86DCB" w:themeColor="accent5" w:themeTint="99"/>
+          <w:sz w:val="36"/>
+          <w:szCs w:val="36"/>
+        </w:rPr>
+      </w:pPr>
+      <w:r>
+        <w:rPr>
+          <w:rFonts w:ascii="Calibri" w:hAnsi="Calibri" w:cs="Calibri"/>
           <w:b/>
           <w:bCs/>
           <w:color w:val="D86DCB" w:themeColor="accent5" w:themeTint="99"/>
@@ -504,17 +504,17 @@
       <w:pPr>
         <w:jc w:val="both"/>
         <w:rPr>
-          <w:rFonts w:ascii="Carlito" w:hAnsi="Carlito" w:cs="Carlito"/>
-          <w:b/>
-          <w:bCs/>
-          <w:color w:val="D86DCB" w:themeColor="accent5" w:themeTint="99"/>
-          <w:sz w:val="36"/>
-          <w:szCs w:val="36"/>
-        </w:rPr>
-      </w:pPr>
-      <w:r>
-        <w:rPr>
-          <w:rFonts w:ascii="Carlito" w:hAnsi="Carlito" w:cs="Carlito"/>
+          <w:rFonts w:ascii="Calibri" w:hAnsi="Calibri" w:cs="Calibri"/>
+          <w:b/>
+          <w:bCs/>
+          <w:color w:val="D86DCB" w:themeColor="accent5" w:themeTint="99"/>
+          <w:sz w:val="36"/>
+          <w:szCs w:val="36"/>
+        </w:rPr>
+      </w:pPr>
+      <w:r>
+        <w:rPr>
+          <w:rFonts w:ascii="Calibri" w:hAnsi="Calibri" w:cs="Calibri"/>
           <w:b/>
           <w:bCs/>
           <w:color w:val="D86DCB" w:themeColor="accent5" w:themeTint="99"/>
@@ -528,14 +528,14 @@
       <w:pPr>
         <w:jc w:val="both"/>
         <w:rPr>
-          <w:rFonts w:ascii="Carlito" w:hAnsi="Carlito" w:cs="Carlito"/>
-          <w:sz w:val="36"/>
-          <w:szCs w:val="36"/>
-        </w:rPr>
-      </w:pPr>
-      <w:r>
-        <w:rPr>
-          <w:rFonts w:ascii="Carlito" w:hAnsi="Carlito" w:cs="Carlito"/>
+          <w:rFonts w:ascii="Calibri" w:hAnsi="Calibri" w:cs="Calibri"/>
+          <w:sz w:val="36"/>
+          <w:szCs w:val="36"/>
+        </w:rPr>
+      </w:pPr>
+      <w:r>
+        <w:rPr>
+          <w:rFonts w:ascii="Calibri" w:hAnsi="Calibri" w:cs="Calibri"/>
           <w:sz w:val="36"/>
           <w:szCs w:val="36"/>
         </w:rPr>
@@ -546,16 +546,16 @@
       <w:pPr>
         <w:jc w:val="both"/>
         <w:rPr>
-          <w:rFonts w:ascii="Carlito" w:hAnsi="Carlito" w:cs="Carlito"/>
-          <w:b/>
-          <w:bCs/>
-          <w:sz w:val="36"/>
-          <w:szCs w:val="36"/>
-        </w:rPr>
-      </w:pPr>
-      <w:r>
-        <w:rPr>
-          <w:rFonts w:ascii="Carlito" w:hAnsi="Carlito" w:cs="Carlito"/>
+          <w:rFonts w:ascii="Calibri" w:hAnsi="Calibri" w:cs="Calibri"/>
+          <w:b/>
+          <w:bCs/>
+          <w:sz w:val="36"/>
+          <w:szCs w:val="36"/>
+        </w:rPr>
+      </w:pPr>
+      <w:r>
+        <w:rPr>
+          <w:rFonts w:ascii="Calibri" w:hAnsi="Calibri" w:cs="Calibri"/>
           <w:b/>
           <w:bCs/>
           <w:sz w:val="36"/>
@@ -567,7 +567,7 @@
       <w:proofErr w:type="spellStart"/>
       <w:r>
         <w:rPr>
-          <w:rFonts w:ascii="Carlito" w:hAnsi="Carlito" w:cs="Carlito"/>
+          <w:rFonts w:ascii="Calibri" w:hAnsi="Calibri" w:cs="Calibri"/>
           <w:b/>
           <w:bCs/>
           <w:sz w:val="36"/>
@@ -578,7 +578,7 @@
       <w:proofErr w:type="spellEnd"/>
       <w:r>
         <w:rPr>
-          <w:rFonts w:ascii="Carlito" w:hAnsi="Carlito" w:cs="Carlito"/>
+          <w:rFonts w:ascii="Calibri" w:hAnsi="Calibri" w:cs="Calibri"/>
           <w:b/>
           <w:bCs/>
           <w:sz w:val="36"/>
@@ -591,14 +591,14 @@
       <w:pPr>
         <w:jc w:val="both"/>
         <w:rPr>
-          <w:rFonts w:ascii="Carlito" w:hAnsi="Carlito" w:cs="Carlito"/>
-          <w:sz w:val="36"/>
-          <w:szCs w:val="36"/>
-        </w:rPr>
-      </w:pPr>
-      <w:r>
-        <w:rPr>
-          <w:rFonts w:ascii="Carlito" w:hAnsi="Carlito" w:cs="Carlito"/>
+          <w:rFonts w:ascii="Calibri" w:hAnsi="Calibri" w:cs="Calibri"/>
+          <w:sz w:val="36"/>
+          <w:szCs w:val="36"/>
+        </w:rPr>
+      </w:pPr>
+      <w:r>
+        <w:rPr>
+          <w:rFonts w:ascii="Calibri" w:hAnsi="Calibri" w:cs="Calibri"/>
           <w:sz w:val="36"/>
           <w:szCs w:val="36"/>
         </w:rPr>
@@ -608,7 +608,7 @@
       <w:proofErr w:type="gramStart"/>
       <w:r>
         <w:rPr>
-          <w:rFonts w:ascii="Carlito" w:hAnsi="Carlito" w:cs="Carlito"/>
+          <w:rFonts w:ascii="Calibri" w:hAnsi="Calibri" w:cs="Calibri"/>
           <w:b/>
           <w:bCs/>
           <w:sz w:val="36"/>
@@ -620,7 +620,7 @@
       <w:proofErr w:type="gramEnd"/>
       <w:r>
         <w:rPr>
-          <w:rFonts w:ascii="Carlito" w:hAnsi="Carlito" w:cs="Carlito"/>
+          <w:rFonts w:ascii="Calibri" w:hAnsi="Calibri" w:cs="Calibri"/>
           <w:b/>
           <w:bCs/>
           <w:sz w:val="36"/>
@@ -630,7 +630,7 @@
       </w:r>
       <w:r>
         <w:rPr>
-          <w:rFonts w:ascii="Carlito" w:hAnsi="Carlito" w:cs="Carlito"/>
+          <w:rFonts w:ascii="Calibri" w:hAnsi="Calibri" w:cs="Calibri"/>
           <w:sz w:val="36"/>
           <w:szCs w:val="36"/>
         </w:rPr>
@@ -639,7 +639,7 @@
       <w:proofErr w:type="gramStart"/>
       <w:r>
         <w:rPr>
-          <w:rFonts w:ascii="Carlito" w:hAnsi="Carlito" w:cs="Carlito"/>
+          <w:rFonts w:ascii="Calibri" w:hAnsi="Calibri" w:cs="Calibri"/>
           <w:b/>
           <w:bCs/>
           <w:sz w:val="36"/>
@@ -650,7 +650,7 @@
       <w:proofErr w:type="gramEnd"/>
       <w:r>
         <w:rPr>
-          <w:rFonts w:ascii="Carlito" w:hAnsi="Carlito" w:cs="Carlito"/>
+          <w:rFonts w:ascii="Calibri" w:hAnsi="Calibri" w:cs="Calibri"/>
           <w:b/>
           <w:bCs/>
           <w:sz w:val="36"/>
@@ -660,7 +660,7 @@
       </w:r>
       <w:r>
         <w:rPr>
-          <w:rFonts w:ascii="Carlito" w:hAnsi="Carlito" w:cs="Carlito"/>
+          <w:rFonts w:ascii="Calibri" w:hAnsi="Calibri" w:cs="Calibri"/>
           <w:sz w:val="36"/>
           <w:szCs w:val="36"/>
         </w:rPr>
@@ -671,14 +671,14 @@
       <w:pPr>
         <w:jc w:val="both"/>
         <w:rPr>
-          <w:rFonts w:ascii="Carlito" w:hAnsi="Carlito" w:cs="Carlito"/>
-          <w:sz w:val="36"/>
-          <w:szCs w:val="36"/>
-        </w:rPr>
-      </w:pPr>
-      <w:r>
-        <w:rPr>
-          <w:rFonts w:ascii="Carlito" w:hAnsi="Carlito" w:cs="Carlito"/>
+          <w:rFonts w:ascii="Calibri" w:hAnsi="Calibri" w:cs="Calibri"/>
+          <w:sz w:val="36"/>
+          <w:szCs w:val="36"/>
+        </w:rPr>
+      </w:pPr>
+      <w:r>
+        <w:rPr>
+          <w:rFonts w:ascii="Calibri" w:hAnsi="Calibri" w:cs="Calibri"/>
           <w:sz w:val="36"/>
           <w:szCs w:val="36"/>
         </w:rPr>
@@ -686,7 +686,7 @@
       </w:r>
       <w:r>
         <w:rPr>
-          <w:rFonts w:ascii="Carlito" w:hAnsi="Carlito" w:cs="Carlito"/>
+          <w:rFonts w:ascii="Calibri" w:hAnsi="Calibri" w:cs="Calibri"/>
           <w:b/>
           <w:bCs/>
           <w:sz w:val="36"/>
@@ -698,7 +698,7 @@
       <w:proofErr w:type="gramStart"/>
       <w:r>
         <w:rPr>
-          <w:rFonts w:ascii="Carlito" w:hAnsi="Carlito" w:cs="Carlito"/>
+          <w:rFonts w:ascii="Calibri" w:hAnsi="Calibri" w:cs="Calibri"/>
           <w:b/>
           <w:bCs/>
           <w:sz w:val="36"/>
@@ -710,7 +710,7 @@
       <w:proofErr w:type="gramEnd"/>
       <w:r>
         <w:rPr>
-          <w:rFonts w:ascii="Carlito" w:hAnsi="Carlito" w:cs="Carlito"/>
+          <w:rFonts w:ascii="Calibri" w:hAnsi="Calibri" w:cs="Calibri"/>
           <w:b/>
           <w:bCs/>
           <w:sz w:val="36"/>
@@ -720,7 +720,7 @@
       </w:r>
       <w:r>
         <w:rPr>
-          <w:rFonts w:ascii="Carlito" w:hAnsi="Carlito" w:cs="Carlito"/>
+          <w:rFonts w:ascii="Calibri" w:hAnsi="Calibri" w:cs="Calibri"/>
           <w:sz w:val="36"/>
           <w:szCs w:val="36"/>
         </w:rPr>
@@ -736,14 +736,14 @@
         </w:numPr>
         <w:jc w:val="both"/>
         <w:rPr>
-          <w:rFonts w:ascii="Carlito" w:hAnsi="Carlito" w:cs="Carlito"/>
-          <w:sz w:val="36"/>
-          <w:szCs w:val="36"/>
-        </w:rPr>
-      </w:pPr>
-      <w:r>
-        <w:rPr>
-          <w:rFonts w:ascii="Carlito" w:hAnsi="Carlito" w:cs="Carlito"/>
+          <w:rFonts w:ascii="Calibri" w:hAnsi="Calibri" w:cs="Calibri"/>
+          <w:sz w:val="36"/>
+          <w:szCs w:val="36"/>
+        </w:rPr>
+      </w:pPr>
+      <w:r>
+        <w:rPr>
+          <w:rFonts w:ascii="Calibri" w:hAnsi="Calibri" w:cs="Calibri"/>
           <w:b/>
           <w:bCs/>
           <w:sz w:val="36"/>
@@ -753,7 +753,7 @@
       </w:r>
       <w:r>
         <w:rPr>
-          <w:rFonts w:ascii="Carlito" w:hAnsi="Carlito" w:cs="Carlito"/>
+          <w:rFonts w:ascii="Calibri" w:hAnsi="Calibri" w:cs="Calibri"/>
           <w:b/>
           <w:bCs/>
           <w:sz w:val="36"/>
@@ -763,7 +763,7 @@
       </w:r>
       <w:r>
         <w:rPr>
-          <w:rFonts w:ascii="Carlito" w:hAnsi="Carlito" w:cs="Carlito"/>
+          <w:rFonts w:ascii="Calibri" w:hAnsi="Calibri" w:cs="Calibri"/>
           <w:sz w:val="36"/>
           <w:szCs w:val="36"/>
         </w:rPr>
@@ -771,13 +771,13 @@
       </w:r>
       <w:r>
         <w:rPr>
-          <w:rFonts w:ascii="Carlito" w:hAnsi="Carlito" w:cs="Carlito"/>
+          <w:rFonts w:ascii="Calibri" w:hAnsi="Calibri" w:cs="Calibri"/>
         </w:rPr>
         <w:sym w:font="Wingdings" w:char="F0E0"/>
       </w:r>
       <w:r>
         <w:rPr>
-          <w:rFonts w:ascii="Carlito" w:hAnsi="Carlito" w:cs="Carlito"/>
+          <w:rFonts w:ascii="Calibri" w:hAnsi="Calibri" w:cs="Calibri"/>
           <w:sz w:val="36"/>
           <w:szCs w:val="36"/>
         </w:rPr>
@@ -794,14 +794,14 @@
         </w:numPr>
         <w:jc w:val="both"/>
         <w:rPr>
-          <w:rFonts w:ascii="Carlito" w:hAnsi="Carlito" w:cs="Carlito"/>
-          <w:sz w:val="36"/>
-          <w:szCs w:val="36"/>
-        </w:rPr>
-      </w:pPr>
-      <w:r>
-        <w:rPr>
-          <w:rFonts w:ascii="Carlito" w:hAnsi="Carlito" w:cs="Carlito"/>
+          <w:rFonts w:ascii="Calibri" w:hAnsi="Calibri" w:cs="Calibri"/>
+          <w:sz w:val="36"/>
+          <w:szCs w:val="36"/>
+        </w:rPr>
+      </w:pPr>
+      <w:r>
+        <w:rPr>
+          <w:rFonts w:ascii="Calibri" w:hAnsi="Calibri" w:cs="Calibri"/>
           <w:b/>
           <w:bCs/>
           <w:sz w:val="36"/>
@@ -811,7 +811,7 @@
       </w:r>
       <w:r>
         <w:rPr>
-          <w:rFonts w:ascii="Carlito" w:hAnsi="Carlito" w:cs="Carlito"/>
+          <w:rFonts w:ascii="Calibri" w:hAnsi="Calibri" w:cs="Calibri"/>
           <w:b/>
           <w:bCs/>
           <w:sz w:val="36"/>
@@ -821,7 +821,7 @@
       </w:r>
       <w:r>
         <w:rPr>
-          <w:rFonts w:ascii="Carlito" w:hAnsi="Carlito" w:cs="Carlito"/>
+          <w:rFonts w:ascii="Calibri" w:hAnsi="Calibri" w:cs="Calibri"/>
           <w:sz w:val="36"/>
           <w:szCs w:val="36"/>
         </w:rPr>
@@ -829,13 +829,13 @@
       </w:r>
       <w:r>
         <w:rPr>
-          <w:rFonts w:ascii="Carlito" w:hAnsi="Carlito" w:cs="Carlito"/>
+          <w:rFonts w:ascii="Calibri" w:hAnsi="Calibri" w:cs="Calibri"/>
         </w:rPr>
         <w:sym w:font="Wingdings" w:char="F0E0"/>
       </w:r>
       <w:r>
         <w:rPr>
-          <w:rFonts w:ascii="Carlito" w:hAnsi="Carlito" w:cs="Carlito"/>
+          <w:rFonts w:ascii="Calibri" w:hAnsi="Calibri" w:cs="Calibri"/>
           <w:sz w:val="36"/>
           <w:szCs w:val="36"/>
         </w:rPr>
@@ -852,14 +852,14 @@
         </w:numPr>
         <w:jc w:val="both"/>
         <w:rPr>
-          <w:rFonts w:ascii="Carlito" w:hAnsi="Carlito" w:cs="Carlito"/>
-          <w:sz w:val="36"/>
-          <w:szCs w:val="36"/>
-        </w:rPr>
-      </w:pPr>
-      <w:r>
-        <w:rPr>
-          <w:rFonts w:ascii="Carlito" w:hAnsi="Carlito" w:cs="Carlito"/>
+          <w:rFonts w:ascii="Calibri" w:hAnsi="Calibri" w:cs="Calibri"/>
+          <w:sz w:val="36"/>
+          <w:szCs w:val="36"/>
+        </w:rPr>
+      </w:pPr>
+      <w:r>
+        <w:rPr>
+          <w:rFonts w:ascii="Calibri" w:hAnsi="Calibri" w:cs="Calibri"/>
           <w:b/>
           <w:bCs/>
           <w:sz w:val="36"/>
@@ -869,7 +869,7 @@
       </w:r>
       <w:r>
         <w:rPr>
-          <w:rFonts w:ascii="Carlito" w:hAnsi="Carlito" w:cs="Carlito"/>
+          <w:rFonts w:ascii="Calibri" w:hAnsi="Calibri" w:cs="Calibri"/>
           <w:sz w:val="36"/>
           <w:szCs w:val="36"/>
         </w:rPr>
@@ -877,7 +877,7 @@
       </w:r>
       <w:r>
         <w:rPr>
-          <w:rFonts w:ascii="Carlito" w:hAnsi="Carlito" w:cs="Carlito"/>
+          <w:rFonts w:ascii="Calibri" w:hAnsi="Calibri" w:cs="Calibri"/>
           <w:sz w:val="36"/>
           <w:szCs w:val="36"/>
         </w:rPr>
@@ -885,13 +885,13 @@
       </w:r>
       <w:r>
         <w:rPr>
-          <w:rFonts w:ascii="Carlito" w:hAnsi="Carlito" w:cs="Carlito"/>
+          <w:rFonts w:ascii="Calibri" w:hAnsi="Calibri" w:cs="Calibri"/>
         </w:rPr>
         <w:sym w:font="Wingdings" w:char="F0E0"/>
       </w:r>
       <w:r>
         <w:rPr>
-          <w:rFonts w:ascii="Carlito" w:hAnsi="Carlito" w:cs="Carlito"/>
+          <w:rFonts w:ascii="Calibri" w:hAnsi="Calibri" w:cs="Calibri"/>
           <w:sz w:val="36"/>
           <w:szCs w:val="36"/>
         </w:rPr>
@@ -903,14 +903,14 @@
       <w:pPr>
         <w:jc w:val="both"/>
         <w:rPr>
-          <w:rFonts w:ascii="Carlito" w:hAnsi="Carlito" w:cs="Carlito"/>
-          <w:sz w:val="36"/>
-          <w:szCs w:val="36"/>
-        </w:rPr>
-      </w:pPr>
-      <w:r>
-        <w:rPr>
-          <w:rFonts w:ascii="Carlito" w:hAnsi="Carlito" w:cs="Carlito"/>
+          <w:rFonts w:ascii="Calibri" w:hAnsi="Calibri" w:cs="Calibri"/>
+          <w:sz w:val="36"/>
+          <w:szCs w:val="36"/>
+        </w:rPr>
+      </w:pPr>
+      <w:r>
+        <w:rPr>
+          <w:rFonts w:ascii="Calibri" w:hAnsi="Calibri" w:cs="Calibri"/>
           <w:sz w:val="36"/>
           <w:szCs w:val="36"/>
         </w:rPr>
@@ -920,7 +920,7 @@
       <w:proofErr w:type="gramStart"/>
       <w:r>
         <w:rPr>
-          <w:rFonts w:ascii="Carlito" w:hAnsi="Carlito" w:cs="Carlito"/>
+          <w:rFonts w:ascii="Calibri" w:hAnsi="Calibri" w:cs="Calibri"/>
           <w:sz w:val="36"/>
           <w:szCs w:val="36"/>
         </w:rPr>
@@ -930,7 +930,7 @@
       <w:proofErr w:type="gramEnd"/>
       <w:r>
         <w:rPr>
-          <w:rFonts w:ascii="Carlito" w:hAnsi="Carlito" w:cs="Carlito"/>
+          <w:rFonts w:ascii="Calibri" w:hAnsi="Calibri" w:cs="Calibri"/>
           <w:sz w:val="36"/>
           <w:szCs w:val="36"/>
         </w:rPr>
@@ -938,7 +938,7 @@
       </w:r>
       <w:r>
         <w:rPr>
-          <w:rFonts w:ascii="Carlito" w:hAnsi="Carlito" w:cs="Carlito"/>
+          <w:rFonts w:ascii="Calibri" w:hAnsi="Calibri" w:cs="Calibri"/>
           <w:b/>
           <w:bCs/>
           <w:sz w:val="36"/>
@@ -951,17 +951,17 @@
       <w:pPr>
         <w:jc w:val="both"/>
         <w:rPr>
-          <w:rFonts w:ascii="Carlito" w:hAnsi="Carlito" w:cs="Carlito"/>
-          <w:b/>
-          <w:bCs/>
-          <w:color w:val="D86DCB" w:themeColor="accent5" w:themeTint="99"/>
-          <w:sz w:val="36"/>
-          <w:szCs w:val="36"/>
-        </w:rPr>
-      </w:pPr>
-      <w:r>
-        <w:rPr>
-          <w:rFonts w:ascii="Carlito" w:hAnsi="Carlito" w:cs="Carlito"/>
+          <w:rFonts w:ascii="Calibri" w:hAnsi="Calibri" w:cs="Calibri"/>
+          <w:b/>
+          <w:bCs/>
+          <w:color w:val="D86DCB" w:themeColor="accent5" w:themeTint="99"/>
+          <w:sz w:val="36"/>
+          <w:szCs w:val="36"/>
+        </w:rPr>
+      </w:pPr>
+      <w:r>
+        <w:rPr>
+          <w:rFonts w:ascii="Calibri" w:hAnsi="Calibri" w:cs="Calibri"/>
           <w:b/>
           <w:bCs/>
           <w:color w:val="D86DCB" w:themeColor="accent5" w:themeTint="99"/>
@@ -973,7 +973,7 @@
       <w:proofErr w:type="spellStart"/>
       <w:r>
         <w:rPr>
-          <w:rFonts w:ascii="Carlito" w:hAnsi="Carlito" w:cs="Carlito"/>
+          <w:rFonts w:ascii="Calibri" w:hAnsi="Calibri" w:cs="Calibri"/>
           <w:b/>
           <w:bCs/>
           <w:color w:val="D86DCB" w:themeColor="accent5" w:themeTint="99"/>
@@ -985,7 +985,7 @@
       <w:proofErr w:type="spellEnd"/>
       <w:r>
         <w:rPr>
-          <w:rFonts w:ascii="Carlito" w:hAnsi="Carlito" w:cs="Carlito"/>
+          <w:rFonts w:ascii="Calibri" w:hAnsi="Calibri" w:cs="Calibri"/>
           <w:b/>
           <w:bCs/>
           <w:color w:val="D86DCB" w:themeColor="accent5" w:themeTint="99"/>
@@ -999,17 +999,17 @@
       <w:pPr>
         <w:jc w:val="both"/>
         <w:rPr>
-          <w:rFonts w:ascii="Carlito" w:hAnsi="Carlito" w:cs="Carlito"/>
-          <w:b/>
-          <w:bCs/>
-          <w:color w:val="D86DCB" w:themeColor="accent5" w:themeTint="99"/>
-          <w:sz w:val="36"/>
-          <w:szCs w:val="36"/>
-        </w:rPr>
-      </w:pPr>
-      <w:r>
-        <w:rPr>
-          <w:rFonts w:ascii="Carlito" w:hAnsi="Carlito" w:cs="Carlito"/>
+          <w:rFonts w:ascii="Calibri" w:hAnsi="Calibri" w:cs="Calibri"/>
+          <w:b/>
+          <w:bCs/>
+          <w:color w:val="D86DCB" w:themeColor="accent5" w:themeTint="99"/>
+          <w:sz w:val="36"/>
+          <w:szCs w:val="36"/>
+        </w:rPr>
+      </w:pPr>
+      <w:r>
+        <w:rPr>
+          <w:rFonts w:ascii="Calibri" w:hAnsi="Calibri" w:cs="Calibri"/>
           <w:b/>
           <w:bCs/>
           <w:color w:val="D86DCB" w:themeColor="accent5" w:themeTint="99"/>
@@ -1022,7 +1022,7 @@
       <w:proofErr w:type="gramStart"/>
       <w:r>
         <w:rPr>
-          <w:rFonts w:ascii="Carlito" w:hAnsi="Carlito" w:cs="Carlito"/>
+          <w:rFonts w:ascii="Calibri" w:hAnsi="Calibri" w:cs="Calibri"/>
           <w:b/>
           <w:bCs/>
           <w:color w:val="D86DCB" w:themeColor="accent5" w:themeTint="99"/>
@@ -1035,7 +1035,7 @@
       <w:proofErr w:type="gramEnd"/>
       <w:r>
         <w:rPr>
-          <w:rFonts w:ascii="Carlito" w:hAnsi="Carlito" w:cs="Carlito"/>
+          <w:rFonts w:ascii="Calibri" w:hAnsi="Calibri" w:cs="Calibri"/>
           <w:b/>
           <w:bCs/>
           <w:color w:val="D86DCB" w:themeColor="accent5" w:themeTint="99"/>
@@ -1049,7 +1049,7 @@
       <w:pPr>
         <w:jc w:val="both"/>
         <w:rPr>
-          <w:rFonts w:ascii="Carlito" w:hAnsi="Carlito" w:cs="Carlito"/>
+          <w:rFonts w:ascii="Calibri" w:hAnsi="Calibri" w:cs="Calibri"/>
           <w:b/>
           <w:bCs/>
           <w:color w:val="D86DCB" w:themeColor="accent5" w:themeTint="99"/>
@@ -1060,7 +1060,7 @@
       <w:proofErr w:type="gramStart"/>
       <w:r>
         <w:rPr>
-          <w:rFonts w:ascii="Carlito" w:hAnsi="Carlito" w:cs="Carlito"/>
+          <w:rFonts w:ascii="Calibri" w:hAnsi="Calibri" w:cs="Calibri"/>
           <w:b/>
           <w:bCs/>
           <w:color w:val="D86DCB" w:themeColor="accent5" w:themeTint="99"/>
@@ -1073,7 +1073,7 @@
       <w:proofErr w:type="gramEnd"/>
       <w:r>
         <w:rPr>
-          <w:rFonts w:ascii="Carlito" w:hAnsi="Carlito" w:cs="Carlito"/>
+          <w:rFonts w:ascii="Calibri" w:hAnsi="Calibri" w:cs="Calibri"/>
           <w:b/>
           <w:bCs/>
           <w:color w:val="D86DCB" w:themeColor="accent5" w:themeTint="99"/>
@@ -1085,7 +1085,7 @@
       <w:proofErr w:type="spellEnd"/>
       <w:r>
         <w:rPr>
-          <w:rFonts w:ascii="Carlito" w:hAnsi="Carlito" w:cs="Carlito"/>
+          <w:rFonts w:ascii="Calibri" w:hAnsi="Calibri" w:cs="Calibri"/>
           <w:b/>
           <w:bCs/>
           <w:color w:val="D86DCB" w:themeColor="accent5" w:themeTint="99"/>
@@ -1099,17 +1099,17 @@
       <w:pPr>
         <w:jc w:val="both"/>
         <w:rPr>
-          <w:rFonts w:ascii="Carlito" w:hAnsi="Carlito" w:cs="Carlito"/>
-          <w:b/>
-          <w:bCs/>
-          <w:color w:val="D86DCB" w:themeColor="accent5" w:themeTint="99"/>
-          <w:sz w:val="36"/>
-          <w:szCs w:val="36"/>
-        </w:rPr>
-      </w:pPr>
-      <w:r>
-        <w:rPr>
-          <w:rFonts w:ascii="Carlito" w:hAnsi="Carlito" w:cs="Carlito"/>
+          <w:rFonts w:ascii="Calibri" w:hAnsi="Calibri" w:cs="Calibri"/>
+          <w:b/>
+          <w:bCs/>
+          <w:color w:val="D86DCB" w:themeColor="accent5" w:themeTint="99"/>
+          <w:sz w:val="36"/>
+          <w:szCs w:val="36"/>
+        </w:rPr>
+      </w:pPr>
+      <w:r>
+        <w:rPr>
+          <w:rFonts w:ascii="Calibri" w:hAnsi="Calibri" w:cs="Calibri"/>
           <w:b/>
           <w:bCs/>
           <w:color w:val="D86DCB" w:themeColor="accent5" w:themeTint="99"/>
@@ -1122,7 +1122,7 @@
       <w:proofErr w:type="gramStart"/>
       <w:r>
         <w:rPr>
-          <w:rFonts w:ascii="Carlito" w:hAnsi="Carlito" w:cs="Carlito"/>
+          <w:rFonts w:ascii="Calibri" w:hAnsi="Calibri" w:cs="Calibri"/>
           <w:b/>
           <w:bCs/>
           <w:color w:val="D86DCB" w:themeColor="accent5" w:themeTint="99"/>
@@ -1135,7 +1135,7 @@
       <w:proofErr w:type="gramEnd"/>
       <w:r>
         <w:rPr>
-          <w:rFonts w:ascii="Carlito" w:hAnsi="Carlito" w:cs="Carlito"/>
+          <w:rFonts w:ascii="Calibri" w:hAnsi="Calibri" w:cs="Calibri"/>
           <w:b/>
           <w:bCs/>
           <w:color w:val="D86DCB" w:themeColor="accent5" w:themeTint="99"/>
@@ -1149,7 +1149,7 @@
       <w:pPr>
         <w:jc w:val="both"/>
         <w:rPr>
-          <w:rFonts w:ascii="Carlito" w:hAnsi="Carlito" w:cs="Carlito"/>
+          <w:rFonts w:ascii="Calibri" w:hAnsi="Calibri" w:cs="Calibri"/>
           <w:b/>
           <w:bCs/>
           <w:color w:val="D86DCB" w:themeColor="accent5" w:themeTint="99"/>
@@ -1160,7 +1160,7 @@
       <w:proofErr w:type="gramStart"/>
       <w:r>
         <w:rPr>
-          <w:rFonts w:ascii="Carlito" w:hAnsi="Carlito" w:cs="Carlito"/>
+          <w:rFonts w:ascii="Calibri" w:hAnsi="Calibri" w:cs="Calibri"/>
           <w:b/>
           <w:bCs/>
           <w:color w:val="D86DCB" w:themeColor="accent5" w:themeTint="99"/>
@@ -1173,7 +1173,7 @@
       <w:proofErr w:type="gramEnd"/>
       <w:r>
         <w:rPr>
-          <w:rFonts w:ascii="Carlito" w:hAnsi="Carlito" w:cs="Carlito"/>
+          <w:rFonts w:ascii="Calibri" w:hAnsi="Calibri" w:cs="Calibri"/>
           <w:b/>
           <w:bCs/>
           <w:color w:val="D86DCB" w:themeColor="accent5" w:themeTint="99"/>
@@ -1185,7 +1185,7 @@
       <w:proofErr w:type="spellEnd"/>
       <w:r>
         <w:rPr>
-          <w:rFonts w:ascii="Carlito" w:hAnsi="Carlito" w:cs="Carlito"/>
+          <w:rFonts w:ascii="Calibri" w:hAnsi="Calibri" w:cs="Calibri"/>
           <w:b/>
           <w:bCs/>
           <w:color w:val="D86DCB" w:themeColor="accent5" w:themeTint="99"/>
@@ -1199,26 +1199,26 @@
       <w:pPr>
         <w:jc w:val="both"/>
         <w:rPr>
-          <w:rFonts w:ascii="Carlito" w:hAnsi="Carlito" w:cs="Carlito"/>
-          <w:sz w:val="36"/>
-          <w:szCs w:val="36"/>
-        </w:rPr>
-      </w:pPr>
-    </w:p>
-    <w:p>
-      <w:pPr>
-        <w:jc w:val="both"/>
-        <w:rPr>
-          <w:rFonts w:ascii="Carlito" w:hAnsi="Carlito" w:cs="Carlito"/>
-          <w:b/>
-          <w:bCs/>
-          <w:sz w:val="36"/>
-          <w:szCs w:val="36"/>
-        </w:rPr>
-      </w:pPr>
-      <w:r>
-        <w:rPr>
-          <w:rFonts w:ascii="Carlito" w:hAnsi="Carlito" w:cs="Carlito"/>
+          <w:rFonts w:ascii="Calibri" w:hAnsi="Calibri" w:cs="Calibri"/>
+          <w:sz w:val="36"/>
+          <w:szCs w:val="36"/>
+        </w:rPr>
+      </w:pPr>
+    </w:p>
+    <w:p>
+      <w:pPr>
+        <w:jc w:val="both"/>
+        <w:rPr>
+          <w:rFonts w:ascii="Calibri" w:hAnsi="Calibri" w:cs="Calibri"/>
+          <w:b/>
+          <w:bCs/>
+          <w:sz w:val="36"/>
+          <w:szCs w:val="36"/>
+        </w:rPr>
+      </w:pPr>
+      <w:r>
+        <w:rPr>
+          <w:rFonts w:ascii="Calibri" w:hAnsi="Calibri" w:cs="Calibri"/>
           <w:b/>
           <w:bCs/>
           <w:sz w:val="36"/>
@@ -1231,14 +1231,14 @@
       <w:pPr>
         <w:jc w:val="both"/>
         <w:rPr>
-          <w:rFonts w:ascii="Carlito" w:hAnsi="Carlito" w:cs="Carlito"/>
-          <w:sz w:val="36"/>
-          <w:szCs w:val="36"/>
-        </w:rPr>
-      </w:pPr>
-      <w:r>
-        <w:rPr>
-          <w:rFonts w:ascii="Carlito" w:hAnsi="Carlito" w:cs="Carlito"/>
+          <w:rFonts w:ascii="Calibri" w:hAnsi="Calibri" w:cs="Calibri"/>
+          <w:sz w:val="36"/>
+          <w:szCs w:val="36"/>
+        </w:rPr>
+      </w:pPr>
+      <w:r>
+        <w:rPr>
+          <w:rFonts w:ascii="Calibri" w:hAnsi="Calibri" w:cs="Calibri"/>
           <w:sz w:val="36"/>
           <w:szCs w:val="36"/>
         </w:rPr>
@@ -1247,7 +1247,7 @@
       </w:r>
       <w:r>
         <w:rPr>
-          <w:rFonts w:ascii="Carlito" w:hAnsi="Carlito" w:cs="Carlito"/>
+          <w:rFonts w:ascii="Calibri" w:hAnsi="Calibri" w:cs="Calibri"/>
           <w:sz w:val="36"/>
           <w:szCs w:val="36"/>
         </w:rPr>
@@ -1255,7 +1255,7 @@
       </w:r>
       <w:r>
         <w:rPr>
-          <w:rFonts w:ascii="Carlito" w:hAnsi="Carlito" w:cs="Carlito"/>
+          <w:rFonts w:ascii="Calibri" w:hAnsi="Calibri" w:cs="Calibri"/>
           <w:b/>
           <w:bCs/>
           <w:sz w:val="36"/>
@@ -1265,7 +1265,7 @@
       </w:r>
       <w:r>
         <w:rPr>
-          <w:rFonts w:ascii="Carlito" w:hAnsi="Carlito" w:cs="Carlito"/>
+          <w:rFonts w:ascii="Calibri" w:hAnsi="Calibri" w:cs="Calibri"/>
           <w:sz w:val="36"/>
           <w:szCs w:val="36"/>
         </w:rPr>
@@ -1273,7 +1273,7 @@
       </w:r>
       <w:r>
         <w:rPr>
-          <w:rFonts w:ascii="Carlito" w:hAnsi="Carlito" w:cs="Carlito"/>
+          <w:rFonts w:ascii="Calibri" w:hAnsi="Calibri" w:cs="Calibri"/>
           <w:sz w:val="36"/>
           <w:szCs w:val="36"/>
         </w:rPr>
@@ -1281,7 +1281,7 @@
       </w:r>
       <w:r>
         <w:rPr>
-          <w:rFonts w:ascii="Carlito" w:hAnsi="Carlito" w:cs="Carlito"/>
+          <w:rFonts w:ascii="Calibri" w:hAnsi="Calibri" w:cs="Calibri"/>
           <w:sz w:val="36"/>
           <w:szCs w:val="36"/>
         </w:rPr>
@@ -1289,7 +1289,7 @@
       </w:r>
       <w:r>
         <w:rPr>
-          <w:rFonts w:ascii="Carlito" w:hAnsi="Carlito" w:cs="Carlito"/>
+          <w:rFonts w:ascii="Calibri" w:hAnsi="Calibri" w:cs="Calibri"/>
           <w:b/>
           <w:bCs/>
           <w:sz w:val="36"/>
@@ -1299,7 +1299,7 @@
       </w:r>
       <w:r>
         <w:rPr>
-          <w:rFonts w:ascii="Carlito" w:hAnsi="Carlito" w:cs="Carlito"/>
+          <w:rFonts w:ascii="Calibri" w:hAnsi="Calibri" w:cs="Calibri"/>
           <w:sz w:val="36"/>
           <w:szCs w:val="36"/>
         </w:rPr>
@@ -1307,7 +1307,7 @@
       </w:r>
       <w:r>
         <w:rPr>
-          <w:rFonts w:ascii="Carlito" w:hAnsi="Carlito" w:cs="Carlito"/>
+          <w:rFonts w:ascii="Calibri" w:hAnsi="Calibri" w:cs="Calibri"/>
           <w:sz w:val="36"/>
           <w:szCs w:val="36"/>
         </w:rPr>
@@ -1315,7 +1315,7 @@
       </w:r>
       <w:r>
         <w:rPr>
-          <w:rFonts w:ascii="Carlito" w:hAnsi="Carlito" w:cs="Carlito"/>
+          <w:rFonts w:ascii="Calibri" w:hAnsi="Calibri" w:cs="Calibri"/>
           <w:sz w:val="36"/>
           <w:szCs w:val="36"/>
         </w:rPr>
@@ -1323,7 +1323,7 @@
       </w:r>
       <w:r>
         <w:rPr>
-          <w:rFonts w:ascii="Carlito" w:hAnsi="Carlito" w:cs="Carlito"/>
+          <w:rFonts w:ascii="Calibri" w:hAnsi="Calibri" w:cs="Calibri"/>
           <w:sz w:val="36"/>
           <w:szCs w:val="36"/>
         </w:rPr>
@@ -1331,7 +1331,7 @@
       </w:r>
       <w:r>
         <w:rPr>
-          <w:rFonts w:ascii="Carlito" w:hAnsi="Carlito" w:cs="Carlito"/>
+          <w:rFonts w:ascii="Calibri" w:hAnsi="Calibri" w:cs="Calibri"/>
           <w:sz w:val="36"/>
           <w:szCs w:val="36"/>
         </w:rPr>
@@ -1342,14 +1342,14 @@
       <w:pPr>
         <w:jc w:val="both"/>
         <w:rPr>
-          <w:rFonts w:ascii="Carlito" w:hAnsi="Carlito" w:cs="Carlito"/>
-          <w:sz w:val="36"/>
-          <w:szCs w:val="36"/>
-        </w:rPr>
-      </w:pPr>
-      <w:r>
-        <w:rPr>
-          <w:rFonts w:ascii="Carlito" w:hAnsi="Carlito" w:cs="Carlito"/>
+          <w:rFonts w:ascii="Calibri" w:hAnsi="Calibri" w:cs="Calibri"/>
+          <w:sz w:val="36"/>
+          <w:szCs w:val="36"/>
+        </w:rPr>
+      </w:pPr>
+      <w:r>
+        <w:rPr>
+          <w:rFonts w:ascii="Calibri" w:hAnsi="Calibri" w:cs="Calibri"/>
           <w:sz w:val="36"/>
           <w:szCs w:val="36"/>
         </w:rPr>
@@ -1357,7 +1357,7 @@
       </w:r>
       <w:r>
         <w:rPr>
-          <w:rFonts w:ascii="Carlito" w:hAnsi="Carlito" w:cs="Carlito"/>
+          <w:rFonts w:ascii="Calibri" w:hAnsi="Calibri" w:cs="Calibri"/>
           <w:b/>
           <w:bCs/>
           <w:sz w:val="36"/>
@@ -1367,7 +1367,7 @@
       </w:r>
       <w:r>
         <w:rPr>
-          <w:rFonts w:ascii="Carlito" w:hAnsi="Carlito" w:cs="Carlito"/>
+          <w:rFonts w:ascii="Calibri" w:hAnsi="Calibri" w:cs="Calibri"/>
           <w:sz w:val="36"/>
           <w:szCs w:val="36"/>
         </w:rPr>
@@ -1375,7 +1375,7 @@
       </w:r>
       <w:r>
         <w:rPr>
-          <w:rFonts w:ascii="Carlito" w:hAnsi="Carlito" w:cs="Carlito"/>
+          <w:rFonts w:ascii="Calibri" w:hAnsi="Calibri" w:cs="Calibri"/>
           <w:b/>
           <w:bCs/>
           <w:sz w:val="36"/>
@@ -1385,7 +1385,7 @@
       </w:r>
       <w:r>
         <w:rPr>
-          <w:rFonts w:ascii="Carlito" w:hAnsi="Carlito" w:cs="Carlito"/>
+          <w:rFonts w:ascii="Calibri" w:hAnsi="Calibri" w:cs="Calibri"/>
           <w:sz w:val="36"/>
           <w:szCs w:val="36"/>
         </w:rPr>
@@ -1396,7 +1396,7 @@
       <w:pPr>
         <w:jc w:val="both"/>
         <w:rPr>
-          <w:rFonts w:ascii="Carlito" w:hAnsi="Carlito" w:cs="Carlito"/>
+          <w:rFonts w:ascii="Calibri" w:hAnsi="Calibri" w:cs="Calibri"/>
           <w:b/>
           <w:bCs/>
           <w:color w:val="60CAF3" w:themeColor="accent4" w:themeTint="99"/>
@@ -1406,7 +1406,7 @@
       </w:pPr>
       <w:r>
         <w:rPr>
-          <w:rFonts w:ascii="Carlito" w:hAnsi="Carlito" w:cs="Carlito"/>
+          <w:rFonts w:ascii="Calibri" w:hAnsi="Calibri" w:cs="Calibri"/>
           <w:b/>
           <w:bCs/>
           <w:color w:val="60CAF3" w:themeColor="accent4" w:themeTint="99"/>
@@ -1420,7 +1420,7 @@
       <w:pPr>
         <w:jc w:val="both"/>
         <w:rPr>
-          <w:rFonts w:ascii="Carlito" w:hAnsi="Carlito" w:cs="Carlito"/>
+          <w:rFonts w:ascii="Calibri" w:hAnsi="Calibri" w:cs="Calibri"/>
           <w:b/>
           <w:bCs/>
           <w:color w:val="60CAF3" w:themeColor="accent4" w:themeTint="99"/>
@@ -1430,7 +1430,7 @@
       </w:pPr>
       <w:r>
         <w:rPr>
-          <w:rFonts w:ascii="Carlito" w:hAnsi="Carlito" w:cs="Carlito"/>
+          <w:rFonts w:ascii="Calibri" w:hAnsi="Calibri" w:cs="Calibri"/>
           <w:b/>
           <w:bCs/>
           <w:color w:val="60CAF3" w:themeColor="accent4" w:themeTint="99"/>
@@ -1444,7 +1444,7 @@
       <w:pPr>
         <w:jc w:val="both"/>
         <w:rPr>
-          <w:rFonts w:ascii="Carlito" w:hAnsi="Carlito" w:cs="Carlito"/>
+          <w:rFonts w:ascii="Calibri" w:hAnsi="Calibri" w:cs="Calibri"/>
           <w:b/>
           <w:bCs/>
           <w:color w:val="60CAF3" w:themeColor="accent4" w:themeTint="99"/>
@@ -1454,7 +1454,7 @@
       </w:pPr>
       <w:r>
         <w:rPr>
-          <w:rFonts w:ascii="Carlito" w:hAnsi="Carlito" w:cs="Carlito"/>
+          <w:rFonts w:ascii="Calibri" w:hAnsi="Calibri" w:cs="Calibri"/>
           <w:b/>
           <w:bCs/>
           <w:color w:val="60CAF3" w:themeColor="accent4" w:themeTint="99"/>
@@ -1468,7 +1468,7 @@
       <w:pPr>
         <w:jc w:val="both"/>
         <w:rPr>
-          <w:rFonts w:ascii="Carlito" w:hAnsi="Carlito" w:cs="Carlito"/>
+          <w:rFonts w:ascii="Calibri" w:hAnsi="Calibri" w:cs="Calibri"/>
           <w:b/>
           <w:bCs/>
           <w:color w:val="60CAF3" w:themeColor="accent4" w:themeTint="99"/>
@@ -1478,7 +1478,7 @@
       </w:pPr>
       <w:r>
         <w:rPr>
-          <w:rFonts w:ascii="Carlito" w:hAnsi="Carlito" w:cs="Carlito"/>
+          <w:rFonts w:ascii="Calibri" w:hAnsi="Calibri" w:cs="Calibri"/>
           <w:b/>
           <w:bCs/>
           <w:color w:val="60CAF3" w:themeColor="accent4" w:themeTint="99"/>
@@ -1492,14 +1492,14 @@
       <w:pPr>
         <w:jc w:val="both"/>
         <w:rPr>
-          <w:rFonts w:ascii="Carlito" w:hAnsi="Carlito" w:cs="Carlito"/>
-          <w:sz w:val="36"/>
-          <w:szCs w:val="36"/>
-        </w:rPr>
-      </w:pPr>
-      <w:r>
-        <w:rPr>
-          <w:rFonts w:ascii="Carlito" w:hAnsi="Carlito" w:cs="Carlito"/>
+          <w:rFonts w:ascii="Calibri" w:hAnsi="Calibri" w:cs="Calibri"/>
+          <w:sz w:val="36"/>
+          <w:szCs w:val="36"/>
+        </w:rPr>
+      </w:pPr>
+      <w:r>
+        <w:rPr>
+          <w:rFonts w:ascii="Calibri" w:hAnsi="Calibri" w:cs="Calibri"/>
           <w:sz w:val="36"/>
           <w:szCs w:val="36"/>
         </w:rPr>
@@ -1510,17 +1510,17 @@
       <w:pPr>
         <w:jc w:val="both"/>
         <w:rPr>
-          <w:rFonts w:ascii="Carlito" w:hAnsi="Carlito" w:cs="Carlito"/>
-          <w:b/>
-          <w:bCs/>
-          <w:color w:val="D86DCB" w:themeColor="accent5" w:themeTint="99"/>
-          <w:sz w:val="36"/>
-          <w:szCs w:val="36"/>
-        </w:rPr>
-      </w:pPr>
-      <w:r>
-        <w:rPr>
-          <w:rFonts w:ascii="Carlito" w:hAnsi="Carlito" w:cs="Carlito"/>
+          <w:rFonts w:ascii="Calibri" w:hAnsi="Calibri" w:cs="Calibri"/>
+          <w:b/>
+          <w:bCs/>
+          <w:color w:val="D86DCB" w:themeColor="accent5" w:themeTint="99"/>
+          <w:sz w:val="36"/>
+          <w:szCs w:val="36"/>
+        </w:rPr>
+      </w:pPr>
+      <w:r>
+        <w:rPr>
+          <w:rFonts w:ascii="Calibri" w:hAnsi="Calibri" w:cs="Calibri"/>
           <w:b/>
           <w:bCs/>
           <w:color w:val="D86DCB" w:themeColor="accent5" w:themeTint="99"/>
@@ -1532,7 +1532,7 @@
       <w:proofErr w:type="spellStart"/>
       <w:r>
         <w:rPr>
-          <w:rFonts w:ascii="Carlito" w:hAnsi="Carlito" w:cs="Carlito"/>
+          <w:rFonts w:ascii="Calibri" w:hAnsi="Calibri" w:cs="Calibri"/>
           <w:b/>
           <w:bCs/>
           <w:color w:val="D86DCB" w:themeColor="accent5" w:themeTint="99"/>
@@ -1544,7 +1544,7 @@
       <w:proofErr w:type="spellEnd"/>
       <w:r>
         <w:rPr>
-          <w:rFonts w:ascii="Carlito" w:hAnsi="Carlito" w:cs="Carlito"/>
+          <w:rFonts w:ascii="Calibri" w:hAnsi="Calibri" w:cs="Calibri"/>
           <w:b/>
           <w:bCs/>
           <w:color w:val="D86DCB" w:themeColor="accent5" w:themeTint="99"/>
@@ -1558,17 +1558,17 @@
       <w:pPr>
         <w:jc w:val="both"/>
         <w:rPr>
-          <w:rFonts w:ascii="Carlito" w:hAnsi="Carlito" w:cs="Carlito"/>
-          <w:b/>
-          <w:bCs/>
-          <w:color w:val="D86DCB" w:themeColor="accent5" w:themeTint="99"/>
-          <w:sz w:val="36"/>
-          <w:szCs w:val="36"/>
-        </w:rPr>
-      </w:pPr>
-      <w:r>
-        <w:rPr>
-          <w:rFonts w:ascii="Carlito" w:hAnsi="Carlito" w:cs="Carlito"/>
+          <w:rFonts w:ascii="Calibri" w:hAnsi="Calibri" w:cs="Calibri"/>
+          <w:b/>
+          <w:bCs/>
+          <w:color w:val="D86DCB" w:themeColor="accent5" w:themeTint="99"/>
+          <w:sz w:val="36"/>
+          <w:szCs w:val="36"/>
+        </w:rPr>
+      </w:pPr>
+      <w:r>
+        <w:rPr>
+          <w:rFonts w:ascii="Calibri" w:hAnsi="Calibri" w:cs="Calibri"/>
           <w:b/>
           <w:bCs/>
           <w:color w:val="D86DCB" w:themeColor="accent5" w:themeTint="99"/>
@@ -1581,7 +1581,7 @@
       <w:proofErr w:type="gramStart"/>
       <w:r>
         <w:rPr>
-          <w:rFonts w:ascii="Carlito" w:hAnsi="Carlito" w:cs="Carlito"/>
+          <w:rFonts w:ascii="Calibri" w:hAnsi="Calibri" w:cs="Calibri"/>
           <w:b/>
           <w:bCs/>
           <w:color w:val="D86DCB" w:themeColor="accent5" w:themeTint="99"/>
@@ -1594,7 +1594,7 @@
       <w:proofErr w:type="gramEnd"/>
       <w:r>
         <w:rPr>
-          <w:rFonts w:ascii="Carlito" w:hAnsi="Carlito" w:cs="Carlito"/>
+          <w:rFonts w:ascii="Calibri" w:hAnsi="Calibri" w:cs="Calibri"/>
           <w:b/>
           <w:bCs/>
           <w:color w:val="D86DCB" w:themeColor="accent5" w:themeTint="99"/>
@@ -1608,17 +1608,17 @@
       <w:pPr>
         <w:jc w:val="both"/>
         <w:rPr>
-          <w:rFonts w:ascii="Carlito" w:hAnsi="Carlito" w:cs="Carlito"/>
-          <w:b/>
-          <w:bCs/>
-          <w:color w:val="D86DCB" w:themeColor="accent5" w:themeTint="99"/>
-          <w:sz w:val="36"/>
-          <w:szCs w:val="36"/>
-        </w:rPr>
-      </w:pPr>
-      <w:r>
-        <w:rPr>
-          <w:rFonts w:ascii="Carlito" w:hAnsi="Carlito" w:cs="Carlito"/>
+          <w:rFonts w:ascii="Calibri" w:hAnsi="Calibri" w:cs="Calibri"/>
+          <w:b/>
+          <w:bCs/>
+          <w:color w:val="D86DCB" w:themeColor="accent5" w:themeTint="99"/>
+          <w:sz w:val="36"/>
+          <w:szCs w:val="36"/>
+        </w:rPr>
+      </w:pPr>
+      <w:r>
+        <w:rPr>
+          <w:rFonts w:ascii="Calibri" w:hAnsi="Calibri" w:cs="Calibri"/>
           <w:b/>
           <w:bCs/>
           <w:color w:val="D86DCB" w:themeColor="accent5" w:themeTint="99"/>
@@ -1632,17 +1632,17 @@
       <w:pPr>
         <w:jc w:val="both"/>
         <w:rPr>
-          <w:rFonts w:ascii="Carlito" w:hAnsi="Carlito" w:cs="Carlito"/>
-          <w:b/>
-          <w:bCs/>
-          <w:color w:val="D86DCB" w:themeColor="accent5" w:themeTint="99"/>
-          <w:sz w:val="36"/>
-          <w:szCs w:val="36"/>
-        </w:rPr>
-      </w:pPr>
-      <w:r>
-        <w:rPr>
-          <w:rFonts w:ascii="Carlito" w:hAnsi="Carlito" w:cs="Carlito"/>
+          <w:rFonts w:ascii="Calibri" w:hAnsi="Calibri" w:cs="Calibri"/>
+          <w:b/>
+          <w:bCs/>
+          <w:color w:val="D86DCB" w:themeColor="accent5" w:themeTint="99"/>
+          <w:sz w:val="36"/>
+          <w:szCs w:val="36"/>
+        </w:rPr>
+      </w:pPr>
+      <w:r>
+        <w:rPr>
+          <w:rFonts w:ascii="Calibri" w:hAnsi="Calibri" w:cs="Calibri"/>
           <w:b/>
           <w:bCs/>
           <w:color w:val="D86DCB" w:themeColor="accent5" w:themeTint="99"/>
@@ -1656,17 +1656,17 @@
       <w:pPr>
         <w:jc w:val="both"/>
         <w:rPr>
-          <w:rFonts w:ascii="Carlito" w:hAnsi="Carlito" w:cs="Carlito"/>
-          <w:b/>
-          <w:bCs/>
-          <w:color w:val="D86DCB" w:themeColor="accent5" w:themeTint="99"/>
-          <w:sz w:val="36"/>
-          <w:szCs w:val="36"/>
-        </w:rPr>
-      </w:pPr>
-      <w:r>
-        <w:rPr>
-          <w:rFonts w:ascii="Carlito" w:hAnsi="Carlito" w:cs="Carlito"/>
+          <w:rFonts w:ascii="Calibri" w:hAnsi="Calibri" w:cs="Calibri"/>
+          <w:b/>
+          <w:bCs/>
+          <w:color w:val="D86DCB" w:themeColor="accent5" w:themeTint="99"/>
+          <w:sz w:val="36"/>
+          <w:szCs w:val="36"/>
+        </w:rPr>
+      </w:pPr>
+      <w:r>
+        <w:rPr>
+          <w:rFonts w:ascii="Calibri" w:hAnsi="Calibri" w:cs="Calibri"/>
           <w:b/>
           <w:bCs/>
           <w:color w:val="D86DCB" w:themeColor="accent5" w:themeTint="99"/>
@@ -1680,14 +1680,14 @@
       <w:pPr>
         <w:jc w:val="both"/>
         <w:rPr>
-          <w:rFonts w:ascii="Carlito" w:hAnsi="Carlito" w:cs="Carlito"/>
-          <w:sz w:val="36"/>
-          <w:szCs w:val="36"/>
-        </w:rPr>
-      </w:pPr>
-      <w:r>
-        <w:rPr>
-          <w:rFonts w:ascii="Carlito" w:hAnsi="Carlito" w:cs="Carlito"/>
+          <w:rFonts w:ascii="Calibri" w:hAnsi="Calibri" w:cs="Calibri"/>
+          <w:sz w:val="36"/>
+          <w:szCs w:val="36"/>
+        </w:rPr>
+      </w:pPr>
+      <w:r>
+        <w:rPr>
+          <w:rFonts w:ascii="Calibri" w:hAnsi="Calibri" w:cs="Calibri"/>
           <w:sz w:val="36"/>
           <w:szCs w:val="36"/>
         </w:rPr>
@@ -1695,7 +1695,7 @@
       </w:r>
       <w:r>
         <w:rPr>
-          <w:rFonts w:ascii="Carlito" w:hAnsi="Carlito" w:cs="Carlito"/>
+          <w:rFonts w:ascii="Calibri" w:hAnsi="Calibri" w:cs="Calibri"/>
           <w:b/>
           <w:bCs/>
           <w:sz w:val="36"/>
@@ -1705,7 +1705,7 @@
       </w:r>
       <w:r>
         <w:rPr>
-          <w:rFonts w:ascii="Carlito" w:hAnsi="Carlito" w:cs="Carlito"/>
+          <w:rFonts w:ascii="Calibri" w:hAnsi="Calibri" w:cs="Calibri"/>
           <w:sz w:val="36"/>
           <w:szCs w:val="36"/>
         </w:rPr>
@@ -1721,14 +1721,14 @@
         </w:numPr>
         <w:jc w:val="both"/>
         <w:rPr>
-          <w:rFonts w:ascii="Carlito" w:hAnsi="Carlito" w:cs="Carlito"/>
-          <w:sz w:val="36"/>
-          <w:szCs w:val="36"/>
-        </w:rPr>
-      </w:pPr>
-      <w:r>
-        <w:rPr>
-          <w:rFonts w:ascii="Carlito" w:hAnsi="Carlito" w:cs="Carlito"/>
+          <w:rFonts w:ascii="Calibri" w:hAnsi="Calibri" w:cs="Calibri"/>
+          <w:sz w:val="36"/>
+          <w:szCs w:val="36"/>
+        </w:rPr>
+      </w:pPr>
+      <w:r>
+        <w:rPr>
+          <w:rFonts w:ascii="Calibri" w:hAnsi="Calibri" w:cs="Calibri"/>
           <w:sz w:val="36"/>
           <w:szCs w:val="36"/>
         </w:rPr>
@@ -1744,14 +1744,14 @@
         </w:numPr>
         <w:jc w:val="both"/>
         <w:rPr>
-          <w:rFonts w:ascii="Carlito" w:hAnsi="Carlito" w:cs="Carlito"/>
-          <w:sz w:val="36"/>
-          <w:szCs w:val="36"/>
-        </w:rPr>
-      </w:pPr>
-      <w:r>
-        <w:rPr>
-          <w:rFonts w:ascii="Carlito" w:hAnsi="Carlito" w:cs="Carlito"/>
+          <w:rFonts w:ascii="Calibri" w:hAnsi="Calibri" w:cs="Calibri"/>
+          <w:sz w:val="36"/>
+          <w:szCs w:val="36"/>
+        </w:rPr>
+      </w:pPr>
+      <w:r>
+        <w:rPr>
+          <w:rFonts w:ascii="Calibri" w:hAnsi="Calibri" w:cs="Calibri"/>
           <w:sz w:val="36"/>
           <w:szCs w:val="36"/>
         </w:rPr>
@@ -1768,14 +1768,14 @@
         </w:numPr>
         <w:jc w:val="both"/>
         <w:rPr>
-          <w:rFonts w:ascii="Carlito" w:hAnsi="Carlito" w:cs="Carlito"/>
-          <w:sz w:val="36"/>
-          <w:szCs w:val="36"/>
-        </w:rPr>
-      </w:pPr>
-      <w:r>
-        <w:rPr>
-          <w:rFonts w:ascii="Carlito" w:hAnsi="Carlito" w:cs="Carlito"/>
+          <w:rFonts w:ascii="Calibri" w:hAnsi="Calibri" w:cs="Calibri"/>
+          <w:sz w:val="36"/>
+          <w:szCs w:val="36"/>
+        </w:rPr>
+      </w:pPr>
+      <w:r>
+        <w:rPr>
+          <w:rFonts w:ascii="Calibri" w:hAnsi="Calibri" w:cs="Calibri"/>
           <w:sz w:val="36"/>
           <w:szCs w:val="36"/>
         </w:rPr>
@@ -1791,7 +1791,7 @@
       </w:r>
       <w:r>
         <w:rPr>
-          <w:rFonts w:ascii="Carlito" w:hAnsi="Carlito" w:cs="Carlito"/>
+          <w:rFonts w:ascii="Calibri" w:hAnsi="Calibri" w:cs="Calibri"/>
           <w:sz w:val="36"/>
           <w:szCs w:val="36"/>
         </w:rPr>
@@ -1802,14 +1802,14 @@
       <w:pPr>
         <w:jc w:val="both"/>
         <w:rPr>
-          <w:rFonts w:ascii="Carlito" w:hAnsi="Carlito" w:cs="Carlito"/>
-          <w:sz w:val="36"/>
-          <w:szCs w:val="36"/>
-        </w:rPr>
-      </w:pPr>
-      <w:r>
-        <w:rPr>
-          <w:rFonts w:ascii="Carlito" w:hAnsi="Carlito" w:cs="Carlito"/>
+          <w:rFonts w:ascii="Calibri" w:hAnsi="Calibri" w:cs="Calibri"/>
+          <w:sz w:val="36"/>
+          <w:szCs w:val="36"/>
+        </w:rPr>
+      </w:pPr>
+      <w:r>
+        <w:rPr>
+          <w:rFonts w:ascii="Calibri" w:hAnsi="Calibri" w:cs="Calibri"/>
           <w:sz w:val="36"/>
           <w:szCs w:val="36"/>
         </w:rPr>
@@ -1820,26 +1820,26 @@
       <w:pPr>
         <w:jc w:val="both"/>
         <w:rPr>
-          <w:rFonts w:ascii="Carlito" w:hAnsi="Carlito" w:cs="Carlito"/>
-          <w:sz w:val="36"/>
-          <w:szCs w:val="36"/>
-        </w:rPr>
-      </w:pPr>
-    </w:p>
-    <w:p>
-      <w:pPr>
-        <w:jc w:val="both"/>
-        <w:rPr>
-          <w:rFonts w:ascii="Carlito" w:hAnsi="Carlito" w:cs="Carlito"/>
-          <w:b/>
-          <w:bCs/>
-          <w:sz w:val="36"/>
-          <w:szCs w:val="36"/>
-        </w:rPr>
-      </w:pPr>
-      <w:r>
-        <w:rPr>
-          <w:rFonts w:ascii="Carlito" w:hAnsi="Carlito" w:cs="Carlito"/>
+          <w:rFonts w:ascii="Calibri" w:hAnsi="Calibri" w:cs="Calibri"/>
+          <w:sz w:val="36"/>
+          <w:szCs w:val="36"/>
+        </w:rPr>
+      </w:pPr>
+    </w:p>
+    <w:p>
+      <w:pPr>
+        <w:jc w:val="both"/>
+        <w:rPr>
+          <w:rFonts w:ascii="Calibri" w:hAnsi="Calibri" w:cs="Calibri"/>
+          <w:b/>
+          <w:bCs/>
+          <w:sz w:val="36"/>
+          <w:szCs w:val="36"/>
+        </w:rPr>
+      </w:pPr>
+      <w:r>
+        <w:rPr>
+          <w:rFonts w:ascii="Calibri" w:hAnsi="Calibri" w:cs="Calibri"/>
           <w:b/>
           <w:bCs/>
           <w:sz w:val="36"/>
@@ -1850,7 +1850,7 @@
       <w:proofErr w:type="spellStart"/>
       <w:r>
         <w:rPr>
-          <w:rFonts w:ascii="Carlito" w:hAnsi="Carlito" w:cs="Carlito"/>
+          <w:rFonts w:ascii="Calibri" w:hAnsi="Calibri" w:cs="Calibri"/>
           <w:b/>
           <w:bCs/>
           <w:sz w:val="36"/>
@@ -1861,7 +1861,7 @@
       <w:proofErr w:type="spellEnd"/>
       <w:r>
         <w:rPr>
-          <w:rFonts w:ascii="Carlito" w:hAnsi="Carlito" w:cs="Carlito"/>
+          <w:rFonts w:ascii="Calibri" w:hAnsi="Calibri" w:cs="Calibri"/>
           <w:b/>
           <w:bCs/>
           <w:sz w:val="36"/>
@@ -1874,14 +1874,14 @@
       <w:pPr>
         <w:jc w:val="both"/>
         <w:rPr>
-          <w:rFonts w:ascii="Carlito" w:hAnsi="Carlito" w:cs="Carlito"/>
-          <w:sz w:val="36"/>
-          <w:szCs w:val="36"/>
-        </w:rPr>
-      </w:pPr>
-      <w:r>
-        <w:rPr>
-          <w:rFonts w:ascii="Carlito" w:hAnsi="Carlito" w:cs="Carlito"/>
+          <w:rFonts w:ascii="Calibri" w:hAnsi="Calibri" w:cs="Calibri"/>
+          <w:sz w:val="36"/>
+          <w:szCs w:val="36"/>
+        </w:rPr>
+      </w:pPr>
+      <w:r>
+        <w:rPr>
+          <w:rFonts w:ascii="Calibri" w:hAnsi="Calibri" w:cs="Calibri"/>
           <w:sz w:val="36"/>
           <w:szCs w:val="36"/>
         </w:rPr>
@@ -1889,7 +1889,7 @@
       </w:r>
       <w:r>
         <w:rPr>
-          <w:rFonts w:ascii="Carlito" w:hAnsi="Carlito" w:cs="Carlito"/>
+          <w:rFonts w:ascii="Calibri" w:hAnsi="Calibri" w:cs="Calibri"/>
           <w:sz w:val="36"/>
           <w:szCs w:val="36"/>
         </w:rPr>
@@ -1905,14 +1905,14 @@
         </w:numPr>
         <w:jc w:val="both"/>
         <w:rPr>
-          <w:rFonts w:ascii="Carlito" w:hAnsi="Carlito" w:cs="Carlito"/>
-          <w:sz w:val="36"/>
-          <w:szCs w:val="36"/>
-        </w:rPr>
-      </w:pPr>
-      <w:r>
-        <w:rPr>
-          <w:rFonts w:ascii="Carlito" w:hAnsi="Carlito" w:cs="Carlito"/>
+          <w:rFonts w:ascii="Calibri" w:hAnsi="Calibri" w:cs="Calibri"/>
+          <w:sz w:val="36"/>
+          <w:szCs w:val="36"/>
+        </w:rPr>
+      </w:pPr>
+      <w:r>
+        <w:rPr>
+          <w:rFonts w:ascii="Calibri" w:hAnsi="Calibri" w:cs="Calibri"/>
           <w:sz w:val="36"/>
           <w:szCs w:val="36"/>
         </w:rPr>
@@ -1928,14 +1928,14 @@
         </w:numPr>
         <w:jc w:val="both"/>
         <w:rPr>
-          <w:rFonts w:ascii="Carlito" w:hAnsi="Carlito" w:cs="Carlito"/>
-          <w:sz w:val="36"/>
-          <w:szCs w:val="36"/>
-        </w:rPr>
-      </w:pPr>
-      <w:r>
-        <w:rPr>
-          <w:rFonts w:ascii="Carlito" w:hAnsi="Carlito" w:cs="Carlito"/>
+          <w:rFonts w:ascii="Calibri" w:hAnsi="Calibri" w:cs="Calibri"/>
+          <w:sz w:val="36"/>
+          <w:szCs w:val="36"/>
+        </w:rPr>
+      </w:pPr>
+      <w:r>
+        <w:rPr>
+          <w:rFonts w:ascii="Calibri" w:hAnsi="Calibri" w:cs="Calibri"/>
           <w:sz w:val="36"/>
           <w:szCs w:val="36"/>
         </w:rPr>
@@ -1951,14 +1951,14 @@
         </w:numPr>
         <w:jc w:val="both"/>
         <w:rPr>
-          <w:rFonts w:ascii="Carlito" w:hAnsi="Carlito" w:cs="Carlito"/>
-          <w:sz w:val="36"/>
-          <w:szCs w:val="36"/>
-        </w:rPr>
-      </w:pPr>
-      <w:r>
-        <w:rPr>
-          <w:rFonts w:ascii="Carlito" w:hAnsi="Carlito" w:cs="Carlito"/>
+          <w:rFonts w:ascii="Calibri" w:hAnsi="Calibri" w:cs="Calibri"/>
+          <w:sz w:val="36"/>
+          <w:szCs w:val="36"/>
+        </w:rPr>
+      </w:pPr>
+      <w:r>
+        <w:rPr>
+          <w:rFonts w:ascii="Calibri" w:hAnsi="Calibri" w:cs="Calibri"/>
           <w:sz w:val="36"/>
           <w:szCs w:val="36"/>
         </w:rPr>
@@ -1969,14 +1969,14 @@
       <w:pPr>
         <w:jc w:val="both"/>
         <w:rPr>
-          <w:rFonts w:ascii="Carlito" w:hAnsi="Carlito" w:cs="Carlito"/>
-          <w:sz w:val="36"/>
-          <w:szCs w:val="36"/>
-        </w:rPr>
-      </w:pPr>
-      <w:r>
-        <w:rPr>
-          <w:rFonts w:ascii="Carlito" w:hAnsi="Carlito" w:cs="Carlito"/>
+          <w:rFonts w:ascii="Calibri" w:hAnsi="Calibri" w:cs="Calibri"/>
+          <w:sz w:val="36"/>
+          <w:szCs w:val="36"/>
+        </w:rPr>
+      </w:pPr>
+      <w:r>
+        <w:rPr>
+          <w:rFonts w:ascii="Calibri" w:hAnsi="Calibri" w:cs="Calibri"/>
           <w:sz w:val="36"/>
           <w:szCs w:val="36"/>
         </w:rPr>
@@ -1986,7 +1986,7 @@
       <w:proofErr w:type="gramStart"/>
       <w:r>
         <w:rPr>
-          <w:rFonts w:ascii="Carlito" w:hAnsi="Carlito" w:cs="Carlito"/>
+          <w:rFonts w:ascii="Calibri" w:hAnsi="Calibri" w:cs="Calibri"/>
           <w:b/>
           <w:bCs/>
           <w:sz w:val="36"/>
@@ -1997,7 +1997,7 @@
       <w:proofErr w:type="gramEnd"/>
       <w:r>
         <w:rPr>
-          <w:rFonts w:ascii="Carlito" w:hAnsi="Carlito" w:cs="Carlito"/>
+          <w:rFonts w:ascii="Calibri" w:hAnsi="Calibri" w:cs="Calibri"/>
           <w:b/>
           <w:bCs/>
           <w:sz w:val="36"/>
@@ -2008,7 +2008,7 @@
       <w:proofErr w:type="spellEnd"/>
       <w:r>
         <w:rPr>
-          <w:rFonts w:ascii="Carlito" w:hAnsi="Carlito" w:cs="Carlito"/>
+          <w:rFonts w:ascii="Calibri" w:hAnsi="Calibri" w:cs="Calibri"/>
           <w:b/>
           <w:bCs/>
           <w:sz w:val="36"/>
@@ -2018,7 +2018,7 @@
       </w:r>
       <w:r>
         <w:rPr>
-          <w:rFonts w:ascii="Carlito" w:hAnsi="Carlito" w:cs="Carlito"/>
+          <w:rFonts w:ascii="Calibri" w:hAnsi="Calibri" w:cs="Calibri"/>
           <w:sz w:val="36"/>
           <w:szCs w:val="36"/>
         </w:rPr>
@@ -2029,14 +2029,14 @@
       <w:pPr>
         <w:jc w:val="both"/>
         <w:rPr>
-          <w:rFonts w:ascii="Carlito" w:hAnsi="Carlito" w:cs="Carlito"/>
-          <w:sz w:val="36"/>
-          <w:szCs w:val="36"/>
-        </w:rPr>
-      </w:pPr>
-      <w:r>
-        <w:rPr>
-          <w:rFonts w:ascii="Carlito" w:hAnsi="Carlito" w:cs="Carlito"/>
+          <w:rFonts w:ascii="Calibri" w:hAnsi="Calibri" w:cs="Calibri"/>
+          <w:sz w:val="36"/>
+          <w:szCs w:val="36"/>
+        </w:rPr>
+      </w:pPr>
+      <w:r>
+        <w:rPr>
+          <w:rFonts w:ascii="Calibri" w:hAnsi="Calibri" w:cs="Calibri"/>
           <w:sz w:val="36"/>
           <w:szCs w:val="36"/>
         </w:rPr>
@@ -2044,7 +2044,7 @@
       </w:r>
       <w:r>
         <w:rPr>
-          <w:rFonts w:ascii="Carlito" w:hAnsi="Carlito" w:cs="Carlito"/>
+          <w:rFonts w:ascii="Calibri" w:hAnsi="Calibri" w:cs="Calibri"/>
           <w:b/>
           <w:bCs/>
           <w:sz w:val="36"/>
@@ -2054,7 +2054,7 @@
       </w:r>
       <w:r>
         <w:rPr>
-          <w:rFonts w:ascii="Carlito" w:hAnsi="Carlito" w:cs="Carlito"/>
+          <w:rFonts w:ascii="Calibri" w:hAnsi="Calibri" w:cs="Calibri"/>
           <w:sz w:val="36"/>
           <w:szCs w:val="36"/>
         </w:rPr>
@@ -2062,7 +2062,7 @@
       </w:r>
       <w:r>
         <w:rPr>
-          <w:rFonts w:ascii="Carlito" w:hAnsi="Carlito" w:cs="Carlito"/>
+          <w:rFonts w:ascii="Calibri" w:hAnsi="Calibri" w:cs="Calibri"/>
           <w:b/>
           <w:bCs/>
           <w:sz w:val="36"/>
@@ -2072,7 +2072,7 @@
       </w:r>
       <w:r>
         <w:rPr>
-          <w:rFonts w:ascii="Carlito" w:hAnsi="Carlito" w:cs="Carlito"/>
+          <w:rFonts w:ascii="Calibri" w:hAnsi="Calibri" w:cs="Calibri"/>
           <w:sz w:val="36"/>
           <w:szCs w:val="36"/>
         </w:rPr>
@@ -2083,14 +2083,14 @@
       <w:pPr>
         <w:jc w:val="both"/>
         <w:rPr>
-          <w:rFonts w:ascii="Carlito" w:hAnsi="Carlito" w:cs="Carlito"/>
-          <w:sz w:val="36"/>
-          <w:szCs w:val="36"/>
-        </w:rPr>
-      </w:pPr>
-      <w:r>
-        <w:rPr>
-          <w:rFonts w:ascii="Carlito" w:hAnsi="Carlito" w:cs="Carlito"/>
+          <w:rFonts w:ascii="Calibri" w:hAnsi="Calibri" w:cs="Calibri"/>
+          <w:sz w:val="36"/>
+          <w:szCs w:val="36"/>
+        </w:rPr>
+      </w:pPr>
+      <w:r>
+        <w:rPr>
+          <w:rFonts w:ascii="Calibri" w:hAnsi="Calibri" w:cs="Calibri"/>
           <w:sz w:val="36"/>
           <w:szCs w:val="36"/>
         </w:rPr>
@@ -2098,7 +2098,7 @@
       </w:r>
       <w:r>
         <w:rPr>
-          <w:rFonts w:ascii="Carlito" w:hAnsi="Carlito" w:cs="Carlito"/>
+          <w:rFonts w:ascii="Calibri" w:hAnsi="Calibri" w:cs="Calibri"/>
           <w:sz w:val="36"/>
           <w:szCs w:val="36"/>
         </w:rPr>
@@ -2107,7 +2107,7 @@
       <w:proofErr w:type="gramStart"/>
       <w:r>
         <w:rPr>
-          <w:rFonts w:ascii="Carlito" w:hAnsi="Carlito" w:cs="Carlito"/>
+          <w:rFonts w:ascii="Calibri" w:hAnsi="Calibri" w:cs="Calibri"/>
           <w:sz w:val="36"/>
           <w:szCs w:val="36"/>
         </w:rPr>
@@ -2116,7 +2116,7 @@
       <w:proofErr w:type="gramEnd"/>
       <w:r>
         <w:rPr>
-          <w:rFonts w:ascii="Carlito" w:hAnsi="Carlito" w:cs="Carlito"/>
+          <w:rFonts w:ascii="Calibri" w:hAnsi="Calibri" w:cs="Calibri"/>
           <w:sz w:val="36"/>
           <w:szCs w:val="36"/>
         </w:rPr>
@@ -2124,7 +2124,7 @@
       </w:r>
       <w:r>
         <w:rPr>
-          <w:rFonts w:ascii="Carlito" w:hAnsi="Carlito" w:cs="Carlito"/>
+          <w:rFonts w:ascii="Calibri" w:hAnsi="Calibri" w:cs="Calibri"/>
           <w:sz w:val="36"/>
           <w:szCs w:val="36"/>
         </w:rPr>
@@ -2132,7 +2132,7 @@
       </w:r>
       <w:r>
         <w:rPr>
-          <w:rFonts w:ascii="Carlito" w:hAnsi="Carlito" w:cs="Carlito"/>
+          <w:rFonts w:ascii="Calibri" w:hAnsi="Calibri" w:cs="Calibri"/>
           <w:b/>
           <w:bCs/>
           <w:sz w:val="36"/>
@@ -2142,7 +2142,7 @@
       </w:r>
       <w:r>
         <w:rPr>
-          <w:rFonts w:ascii="Carlito" w:hAnsi="Carlito" w:cs="Carlito"/>
+          <w:rFonts w:ascii="Calibri" w:hAnsi="Calibri" w:cs="Calibri"/>
           <w:b/>
           <w:bCs/>
           <w:sz w:val="36"/>
@@ -2152,7 +2152,7 @@
       </w:r>
       <w:r>
         <w:rPr>
-          <w:rFonts w:ascii="Carlito" w:hAnsi="Carlito" w:cs="Carlito"/>
+          <w:rFonts w:ascii="Calibri" w:hAnsi="Calibri" w:cs="Calibri"/>
           <w:sz w:val="36"/>
           <w:szCs w:val="36"/>
         </w:rPr>
@@ -2160,7 +2160,7 @@
       </w:r>
       <w:r>
         <w:rPr>
-          <w:rFonts w:ascii="Carlito" w:hAnsi="Carlito" w:cs="Carlito"/>
+          <w:rFonts w:ascii="Calibri" w:hAnsi="Calibri" w:cs="Calibri"/>
           <w:sz w:val="36"/>
           <w:szCs w:val="36"/>
         </w:rPr>
@@ -2168,7 +2168,7 @@
       </w:r>
       <w:r>
         <w:rPr>
-          <w:rFonts w:ascii="Carlito" w:hAnsi="Carlito" w:cs="Carlito"/>
+          <w:rFonts w:ascii="Calibri" w:hAnsi="Calibri" w:cs="Calibri"/>
           <w:sz w:val="36"/>
           <w:szCs w:val="36"/>
         </w:rPr>
@@ -2176,7 +2176,7 @@
       </w:r>
       <w:r>
         <w:rPr>
-          <w:rFonts w:ascii="Carlito" w:hAnsi="Carlito" w:cs="Carlito"/>
+          <w:rFonts w:ascii="Calibri" w:hAnsi="Calibri" w:cs="Calibri"/>
           <w:sz w:val="36"/>
           <w:szCs w:val="36"/>
         </w:rPr>
@@ -2184,7 +2184,7 @@
       </w:r>
       <w:r>
         <w:rPr>
-          <w:rFonts w:ascii="Carlito" w:hAnsi="Carlito" w:cs="Carlito"/>
+          <w:rFonts w:ascii="Calibri" w:hAnsi="Calibri" w:cs="Calibri"/>
           <w:b/>
           <w:bCs/>
           <w:sz w:val="36"/>
@@ -2194,7 +2194,7 @@
       </w:r>
       <w:r>
         <w:rPr>
-          <w:rFonts w:ascii="Carlito" w:hAnsi="Carlito" w:cs="Carlito"/>
+          <w:rFonts w:ascii="Calibri" w:hAnsi="Calibri" w:cs="Calibri"/>
           <w:b/>
           <w:bCs/>
           <w:sz w:val="36"/>
@@ -2204,7 +2204,7 @@
       </w:r>
       <w:r>
         <w:rPr>
-          <w:rFonts w:ascii="Carlito" w:hAnsi="Carlito" w:cs="Carlito"/>
+          <w:rFonts w:ascii="Calibri" w:hAnsi="Calibri" w:cs="Calibri"/>
           <w:sz w:val="36"/>
           <w:szCs w:val="36"/>
         </w:rPr>
@@ -2212,7 +2212,7 @@
       </w:r>
       <w:r>
         <w:rPr>
-          <w:rFonts w:ascii="Carlito" w:hAnsi="Carlito" w:cs="Carlito"/>
+          <w:rFonts w:ascii="Calibri" w:hAnsi="Calibri" w:cs="Calibri"/>
           <w:b/>
           <w:bCs/>
           <w:sz w:val="36"/>
@@ -2223,7 +2223,7 @@
       <w:proofErr w:type="gramStart"/>
       <w:r>
         <w:rPr>
-          <w:rFonts w:ascii="Carlito" w:hAnsi="Carlito" w:cs="Carlito"/>
+          <w:rFonts w:ascii="Calibri" w:hAnsi="Calibri" w:cs="Calibri"/>
           <w:b/>
           <w:bCs/>
           <w:sz w:val="36"/>
@@ -2233,7 +2233,7 @@
       </w:r>
       <w:r>
         <w:rPr>
-          <w:rFonts w:ascii="Carlito" w:hAnsi="Carlito" w:cs="Carlito"/>
+          <w:rFonts w:ascii="Calibri" w:hAnsi="Calibri" w:cs="Calibri"/>
           <w:sz w:val="36"/>
           <w:szCs w:val="36"/>
         </w:rPr>
@@ -2242,7 +2242,7 @@
       <w:proofErr w:type="gramEnd"/>
       <w:r>
         <w:rPr>
-          <w:rFonts w:ascii="Carlito" w:hAnsi="Carlito" w:cs="Carlito"/>
+          <w:rFonts w:ascii="Calibri" w:hAnsi="Calibri" w:cs="Calibri"/>
           <w:sz w:val="36"/>
           <w:szCs w:val="36"/>
         </w:rPr>
@@ -2250,7 +2250,7 @@
       </w:r>
       <w:r>
         <w:rPr>
-          <w:rFonts w:ascii="Carlito" w:hAnsi="Carlito" w:cs="Carlito"/>
+          <w:rFonts w:ascii="Calibri" w:hAnsi="Calibri" w:cs="Calibri"/>
           <w:b/>
           <w:bCs/>
           <w:sz w:val="36"/>
@@ -2260,7 +2260,7 @@
       </w:r>
       <w:r>
         <w:rPr>
-          <w:rFonts w:ascii="Carlito" w:hAnsi="Carlito" w:cs="Carlito"/>
+          <w:rFonts w:ascii="Calibri" w:hAnsi="Calibri" w:cs="Calibri"/>
           <w:b/>
           <w:bCs/>
           <w:sz w:val="36"/>
@@ -2270,7 +2270,7 @@
       </w:r>
       <w:r>
         <w:rPr>
-          <w:rFonts w:ascii="Carlito" w:hAnsi="Carlito" w:cs="Carlito"/>
+          <w:rFonts w:ascii="Calibri" w:hAnsi="Calibri" w:cs="Calibri"/>
           <w:sz w:val="36"/>
           <w:szCs w:val="36"/>
         </w:rPr>
@@ -2281,17 +2281,17 @@
       <w:pPr>
         <w:jc w:val="both"/>
         <w:rPr>
-          <w:rFonts w:ascii="Carlito" w:hAnsi="Carlito" w:cs="Carlito"/>
-          <w:b/>
-          <w:bCs/>
-          <w:color w:val="D86DCB" w:themeColor="accent5" w:themeTint="99"/>
-          <w:sz w:val="36"/>
-          <w:szCs w:val="36"/>
-        </w:rPr>
-      </w:pPr>
-      <w:r>
-        <w:rPr>
-          <w:rFonts w:ascii="Carlito" w:hAnsi="Carlito" w:cs="Carlito"/>
+          <w:rFonts w:ascii="Calibri" w:hAnsi="Calibri" w:cs="Calibri"/>
+          <w:b/>
+          <w:bCs/>
+          <w:color w:val="D86DCB" w:themeColor="accent5" w:themeTint="99"/>
+          <w:sz w:val="36"/>
+          <w:szCs w:val="36"/>
+        </w:rPr>
+      </w:pPr>
+      <w:r>
+        <w:rPr>
+          <w:rFonts w:ascii="Calibri" w:hAnsi="Calibri" w:cs="Calibri"/>
           <w:b/>
           <w:bCs/>
           <w:color w:val="D86DCB" w:themeColor="accent5" w:themeTint="99"/>
@@ -2303,7 +2303,7 @@
       <w:proofErr w:type="spellStart"/>
       <w:r>
         <w:rPr>
-          <w:rFonts w:ascii="Carlito" w:hAnsi="Carlito" w:cs="Carlito"/>
+          <w:rFonts w:ascii="Calibri" w:hAnsi="Calibri" w:cs="Calibri"/>
           <w:b/>
           <w:bCs/>
           <w:color w:val="D86DCB" w:themeColor="accent5" w:themeTint="99"/>
@@ -2315,7 +2315,7 @@
       <w:proofErr w:type="spellEnd"/>
       <w:r>
         <w:rPr>
-          <w:rFonts w:ascii="Carlito" w:hAnsi="Carlito" w:cs="Carlito"/>
+          <w:rFonts w:ascii="Calibri" w:hAnsi="Calibri" w:cs="Calibri"/>
           <w:b/>
           <w:bCs/>
           <w:color w:val="D86DCB" w:themeColor="accent5" w:themeTint="99"/>
@@ -2329,7 +2329,7 @@
       <w:pPr>
         <w:jc w:val="both"/>
         <w:rPr>
-          <w:rFonts w:ascii="Carlito" w:hAnsi="Carlito" w:cs="Carlito"/>
+          <w:rFonts w:ascii="Calibri" w:hAnsi="Calibri" w:cs="Calibri"/>
           <w:b/>
           <w:bCs/>
           <w:color w:val="D86DCB" w:themeColor="accent5" w:themeTint="99"/>
@@ -2340,7 +2340,7 @@
       <w:proofErr w:type="spellStart"/>
       <w:r>
         <w:rPr>
-          <w:rFonts w:ascii="Carlito" w:hAnsi="Carlito" w:cs="Carlito"/>
+          <w:rFonts w:ascii="Calibri" w:hAnsi="Calibri" w:cs="Calibri"/>
           <w:b/>
           <w:bCs/>
           <w:color w:val="D86DCB" w:themeColor="accent5" w:themeTint="99"/>
@@ -2352,7 +2352,7 @@
       <w:proofErr w:type="spellEnd"/>
       <w:r>
         <w:rPr>
-          <w:rFonts w:ascii="Carlito" w:hAnsi="Carlito" w:cs="Carlito"/>
+          <w:rFonts w:ascii="Calibri" w:hAnsi="Calibri" w:cs="Calibri"/>
           <w:b/>
           <w:bCs/>
           <w:color w:val="D86DCB" w:themeColor="accent5" w:themeTint="99"/>
@@ -2365,7 +2365,7 @@
       <w:proofErr w:type="gramStart"/>
       <w:r>
         <w:rPr>
-          <w:rFonts w:ascii="Carlito" w:hAnsi="Carlito" w:cs="Carlito"/>
+          <w:rFonts w:ascii="Calibri" w:hAnsi="Calibri" w:cs="Calibri"/>
           <w:b/>
           <w:bCs/>
           <w:color w:val="D86DCB" w:themeColor="accent5" w:themeTint="99"/>
@@ -2377,7 +2377,7 @@
       <w:proofErr w:type="gramEnd"/>
       <w:r>
         <w:rPr>
-          <w:rFonts w:ascii="Carlito" w:hAnsi="Carlito" w:cs="Carlito"/>
+          <w:rFonts w:ascii="Calibri" w:hAnsi="Calibri" w:cs="Calibri"/>
           <w:b/>
           <w:bCs/>
           <w:color w:val="D86DCB" w:themeColor="accent5" w:themeTint="99"/>
@@ -2389,7 +2389,7 @@
       <w:proofErr w:type="spellEnd"/>
       <w:r>
         <w:rPr>
-          <w:rFonts w:ascii="Carlito" w:hAnsi="Carlito" w:cs="Carlito"/>
+          <w:rFonts w:ascii="Calibri" w:hAnsi="Calibri" w:cs="Calibri"/>
           <w:b/>
           <w:bCs/>
           <w:color w:val="D86DCB" w:themeColor="accent5" w:themeTint="99"/>
@@ -2403,17 +2403,17 @@
       <w:pPr>
         <w:jc w:val="both"/>
         <w:rPr>
-          <w:rFonts w:ascii="Carlito" w:hAnsi="Carlito" w:cs="Carlito"/>
-          <w:b/>
-          <w:bCs/>
-          <w:color w:val="D86DCB" w:themeColor="accent5" w:themeTint="99"/>
-          <w:sz w:val="36"/>
-          <w:szCs w:val="36"/>
-        </w:rPr>
-      </w:pPr>
-      <w:r>
-        <w:rPr>
-          <w:rFonts w:ascii="Carlito" w:hAnsi="Carlito" w:cs="Carlito"/>
+          <w:rFonts w:ascii="Calibri" w:hAnsi="Calibri" w:cs="Calibri"/>
+          <w:b/>
+          <w:bCs/>
+          <w:color w:val="D86DCB" w:themeColor="accent5" w:themeTint="99"/>
+          <w:sz w:val="36"/>
+          <w:szCs w:val="36"/>
+        </w:rPr>
+      </w:pPr>
+      <w:r>
+        <w:rPr>
+          <w:rFonts w:ascii="Calibri" w:hAnsi="Calibri" w:cs="Calibri"/>
           <w:b/>
           <w:bCs/>
           <w:color w:val="D86DCB" w:themeColor="accent5" w:themeTint="99"/>
@@ -2425,7 +2425,7 @@
       <w:proofErr w:type="spellStart"/>
       <w:r>
         <w:rPr>
-          <w:rFonts w:ascii="Carlito" w:hAnsi="Carlito" w:cs="Carlito"/>
+          <w:rFonts w:ascii="Calibri" w:hAnsi="Calibri" w:cs="Calibri"/>
           <w:b/>
           <w:bCs/>
           <w:color w:val="D86DCB" w:themeColor="accent5" w:themeTint="99"/>
@@ -2437,7 +2437,7 @@
       <w:proofErr w:type="spellEnd"/>
       <w:r>
         <w:rPr>
-          <w:rFonts w:ascii="Carlito" w:hAnsi="Carlito" w:cs="Carlito"/>
+          <w:rFonts w:ascii="Calibri" w:hAnsi="Calibri" w:cs="Calibri"/>
           <w:b/>
           <w:bCs/>
           <w:color w:val="D86DCB" w:themeColor="accent5" w:themeTint="99"/>
@@ -2451,26 +2451,26 @@
       <w:pPr>
         <w:jc w:val="both"/>
         <w:rPr>
-          <w:rFonts w:ascii="Carlito" w:hAnsi="Carlito" w:cs="Carlito"/>
-          <w:sz w:val="36"/>
-          <w:szCs w:val="36"/>
-        </w:rPr>
-      </w:pPr>
-    </w:p>
-    <w:p>
-      <w:pPr>
-        <w:jc w:val="both"/>
-        <w:rPr>
-          <w:rFonts w:ascii="Carlito" w:hAnsi="Carlito" w:cs="Carlito"/>
-          <w:b/>
-          <w:bCs/>
-          <w:sz w:val="36"/>
-          <w:szCs w:val="36"/>
-        </w:rPr>
-      </w:pPr>
-      <w:r>
-        <w:rPr>
-          <w:rFonts w:ascii="Carlito" w:hAnsi="Carlito" w:cs="Carlito"/>
+          <w:rFonts w:ascii="Calibri" w:hAnsi="Calibri" w:cs="Calibri"/>
+          <w:sz w:val="36"/>
+          <w:szCs w:val="36"/>
+        </w:rPr>
+      </w:pPr>
+    </w:p>
+    <w:p>
+      <w:pPr>
+        <w:jc w:val="both"/>
+        <w:rPr>
+          <w:rFonts w:ascii="Calibri" w:hAnsi="Calibri" w:cs="Calibri"/>
+          <w:b/>
+          <w:bCs/>
+          <w:sz w:val="36"/>
+          <w:szCs w:val="36"/>
+        </w:rPr>
+      </w:pPr>
+      <w:r>
+        <w:rPr>
+          <w:rFonts w:ascii="Calibri" w:hAnsi="Calibri" w:cs="Calibri"/>
           <w:b/>
           <w:bCs/>
           <w:sz w:val="36"/>
@@ -2481,7 +2481,7 @@
       <w:proofErr w:type="spellStart"/>
       <w:r>
         <w:rPr>
-          <w:rFonts w:ascii="Carlito" w:hAnsi="Carlito" w:cs="Carlito"/>
+          <w:rFonts w:ascii="Calibri" w:hAnsi="Calibri" w:cs="Calibri"/>
           <w:b/>
           <w:bCs/>
           <w:sz w:val="36"/>
@@ -2492,7 +2492,7 @@
       <w:proofErr w:type="spellEnd"/>
       <w:r>
         <w:rPr>
-          <w:rFonts w:ascii="Carlito" w:hAnsi="Carlito" w:cs="Carlito"/>
+          <w:rFonts w:ascii="Calibri" w:hAnsi="Calibri" w:cs="Calibri"/>
           <w:b/>
           <w:bCs/>
           <w:sz w:val="36"/>
@@ -2505,14 +2505,14 @@
       <w:pPr>
         <w:jc w:val="both"/>
         <w:rPr>
-          <w:rFonts w:ascii="Carlito" w:hAnsi="Carlito" w:cs="Carlito"/>
-          <w:sz w:val="36"/>
-          <w:szCs w:val="36"/>
-        </w:rPr>
-      </w:pPr>
-      <w:r>
-        <w:rPr>
-          <w:rFonts w:ascii="Carlito" w:hAnsi="Carlito" w:cs="Carlito"/>
+          <w:rFonts w:ascii="Calibri" w:hAnsi="Calibri" w:cs="Calibri"/>
+          <w:sz w:val="36"/>
+          <w:szCs w:val="36"/>
+        </w:rPr>
+      </w:pPr>
+      <w:r>
+        <w:rPr>
+          <w:rFonts w:ascii="Calibri" w:hAnsi="Calibri" w:cs="Calibri"/>
           <w:sz w:val="36"/>
           <w:szCs w:val="36"/>
         </w:rPr>
@@ -2520,7 +2520,7 @@
       </w:r>
       <w:r>
         <w:rPr>
-          <w:rFonts w:ascii="Carlito" w:hAnsi="Carlito" w:cs="Carlito"/>
+          <w:rFonts w:ascii="Calibri" w:hAnsi="Calibri" w:cs="Calibri"/>
           <w:sz w:val="36"/>
           <w:szCs w:val="36"/>
         </w:rPr>
@@ -2528,7 +2528,7 @@
       </w:r>
       <w:r>
         <w:rPr>
-          <w:rFonts w:ascii="Carlito" w:hAnsi="Carlito" w:cs="Carlito"/>
+          <w:rFonts w:ascii="Calibri" w:hAnsi="Calibri" w:cs="Calibri"/>
           <w:sz w:val="36"/>
           <w:szCs w:val="36"/>
         </w:rPr>
@@ -2537,7 +2537,7 @@
       <w:proofErr w:type="gramStart"/>
       <w:r>
         <w:rPr>
-          <w:rFonts w:ascii="Carlito" w:hAnsi="Carlito" w:cs="Carlito"/>
+          <w:rFonts w:ascii="Calibri" w:hAnsi="Calibri" w:cs="Calibri"/>
           <w:b/>
           <w:bCs/>
           <w:sz w:val="36"/>
@@ -2548,7 +2548,7 @@
       <w:proofErr w:type="gramEnd"/>
       <w:r>
         <w:rPr>
-          <w:rFonts w:ascii="Carlito" w:hAnsi="Carlito" w:cs="Carlito"/>
+          <w:rFonts w:ascii="Calibri" w:hAnsi="Calibri" w:cs="Calibri"/>
           <w:b/>
           <w:bCs/>
           <w:sz w:val="36"/>
@@ -2558,7 +2558,7 @@
       </w:r>
       <w:r>
         <w:rPr>
-          <w:rFonts w:ascii="Carlito" w:hAnsi="Carlito" w:cs="Carlito"/>
+          <w:rFonts w:ascii="Calibri" w:hAnsi="Calibri" w:cs="Calibri"/>
           <w:sz w:val="36"/>
           <w:szCs w:val="36"/>
         </w:rPr>
@@ -2569,17 +2569,17 @@
       <w:pPr>
         <w:jc w:val="both"/>
         <w:rPr>
-          <w:rFonts w:ascii="Carlito" w:hAnsi="Carlito" w:cs="Carlito"/>
-          <w:b/>
-          <w:bCs/>
-          <w:color w:val="D86DCB" w:themeColor="accent5" w:themeTint="99"/>
-          <w:sz w:val="36"/>
-          <w:szCs w:val="36"/>
-        </w:rPr>
-      </w:pPr>
-      <w:r>
-        <w:rPr>
-          <w:rFonts w:ascii="Carlito" w:hAnsi="Carlito" w:cs="Carlito"/>
+          <w:rFonts w:ascii="Calibri" w:hAnsi="Calibri" w:cs="Calibri"/>
+          <w:b/>
+          <w:bCs/>
+          <w:color w:val="D86DCB" w:themeColor="accent5" w:themeTint="99"/>
+          <w:sz w:val="36"/>
+          <w:szCs w:val="36"/>
+        </w:rPr>
+      </w:pPr>
+      <w:r>
+        <w:rPr>
+          <w:rFonts w:ascii="Calibri" w:hAnsi="Calibri" w:cs="Calibri"/>
           <w:b/>
           <w:bCs/>
           <w:color w:val="D86DCB" w:themeColor="accent5" w:themeTint="99"/>
@@ -2591,7 +2591,7 @@
       <w:proofErr w:type="spellStart"/>
       <w:r>
         <w:rPr>
-          <w:rFonts w:ascii="Carlito" w:hAnsi="Carlito" w:cs="Carlito"/>
+          <w:rFonts w:ascii="Calibri" w:hAnsi="Calibri" w:cs="Calibri"/>
           <w:b/>
           <w:bCs/>
           <w:color w:val="D86DCB" w:themeColor="accent5" w:themeTint="99"/>
@@ -2603,7 +2603,7 @@
       <w:proofErr w:type="spellEnd"/>
       <w:r>
         <w:rPr>
-          <w:rFonts w:ascii="Carlito" w:hAnsi="Carlito" w:cs="Carlito"/>
+          <w:rFonts w:ascii="Calibri" w:hAnsi="Calibri" w:cs="Calibri"/>
           <w:b/>
           <w:bCs/>
           <w:color w:val="D86DCB" w:themeColor="accent5" w:themeTint="99"/>
@@ -2617,17 +2617,17 @@
       <w:pPr>
         <w:jc w:val="both"/>
         <w:rPr>
-          <w:rFonts w:ascii="Carlito" w:hAnsi="Carlito" w:cs="Carlito"/>
-          <w:b/>
-          <w:bCs/>
-          <w:color w:val="D86DCB" w:themeColor="accent5" w:themeTint="99"/>
-          <w:sz w:val="36"/>
-          <w:szCs w:val="36"/>
-        </w:rPr>
-      </w:pPr>
-      <w:r>
-        <w:rPr>
-          <w:rFonts w:ascii="Carlito" w:hAnsi="Carlito" w:cs="Carlito"/>
+          <w:rFonts w:ascii="Calibri" w:hAnsi="Calibri" w:cs="Calibri"/>
+          <w:b/>
+          <w:bCs/>
+          <w:color w:val="D86DCB" w:themeColor="accent5" w:themeTint="99"/>
+          <w:sz w:val="36"/>
+          <w:szCs w:val="36"/>
+        </w:rPr>
+      </w:pPr>
+      <w:r>
+        <w:rPr>
+          <w:rFonts w:ascii="Calibri" w:hAnsi="Calibri" w:cs="Calibri"/>
           <w:b/>
           <w:bCs/>
           <w:color w:val="D86DCB" w:themeColor="accent5" w:themeTint="99"/>
@@ -2640,7 +2640,7 @@
       <w:proofErr w:type="gramStart"/>
       <w:r>
         <w:rPr>
-          <w:rFonts w:ascii="Carlito" w:hAnsi="Carlito" w:cs="Carlito"/>
+          <w:rFonts w:ascii="Calibri" w:hAnsi="Calibri" w:cs="Calibri"/>
           <w:b/>
           <w:bCs/>
           <w:color w:val="D86DCB" w:themeColor="accent5" w:themeTint="99"/>
@@ -2653,7 +2653,7 @@
       <w:proofErr w:type="gramEnd"/>
       <w:r>
         <w:rPr>
-          <w:rFonts w:ascii="Carlito" w:hAnsi="Carlito" w:cs="Carlito"/>
+          <w:rFonts w:ascii="Calibri" w:hAnsi="Calibri" w:cs="Calibri"/>
           <w:b/>
           <w:bCs/>
           <w:color w:val="D86DCB" w:themeColor="accent5" w:themeTint="99"/>
@@ -2667,17 +2667,17 @@
       <w:pPr>
         <w:jc w:val="both"/>
         <w:rPr>
-          <w:rFonts w:ascii="Carlito" w:hAnsi="Carlito" w:cs="Carlito"/>
-          <w:b/>
-          <w:bCs/>
-          <w:color w:val="D86DCB" w:themeColor="accent5" w:themeTint="99"/>
-          <w:sz w:val="36"/>
-          <w:szCs w:val="36"/>
-        </w:rPr>
-      </w:pPr>
-      <w:r>
-        <w:rPr>
-          <w:rFonts w:ascii="Carlito" w:hAnsi="Carlito" w:cs="Carlito"/>
+          <w:rFonts w:ascii="Calibri" w:hAnsi="Calibri" w:cs="Calibri"/>
+          <w:b/>
+          <w:bCs/>
+          <w:color w:val="D86DCB" w:themeColor="accent5" w:themeTint="99"/>
+          <w:sz w:val="36"/>
+          <w:szCs w:val="36"/>
+        </w:rPr>
+      </w:pPr>
+      <w:r>
+        <w:rPr>
+          <w:rFonts w:ascii="Calibri" w:hAnsi="Calibri" w:cs="Calibri"/>
           <w:b/>
           <w:bCs/>
           <w:color w:val="D86DCB" w:themeColor="accent5" w:themeTint="99"/>
@@ -2691,17 +2691,17 @@
       <w:pPr>
         <w:jc w:val="both"/>
         <w:rPr>
-          <w:rFonts w:ascii="Carlito" w:hAnsi="Carlito" w:cs="Carlito"/>
-          <w:b/>
-          <w:bCs/>
-          <w:color w:val="D86DCB" w:themeColor="accent5" w:themeTint="99"/>
-          <w:sz w:val="36"/>
-          <w:szCs w:val="36"/>
-        </w:rPr>
-      </w:pPr>
-      <w:r>
-        <w:rPr>
-          <w:rFonts w:ascii="Carlito" w:hAnsi="Carlito" w:cs="Carlito"/>
+          <w:rFonts w:ascii="Calibri" w:hAnsi="Calibri" w:cs="Calibri"/>
+          <w:b/>
+          <w:bCs/>
+          <w:color w:val="D86DCB" w:themeColor="accent5" w:themeTint="99"/>
+          <w:sz w:val="36"/>
+          <w:szCs w:val="36"/>
+        </w:rPr>
+      </w:pPr>
+      <w:r>
+        <w:rPr>
+          <w:rFonts w:ascii="Calibri" w:hAnsi="Calibri" w:cs="Calibri"/>
           <w:b/>
           <w:bCs/>
           <w:color w:val="D86DCB" w:themeColor="accent5" w:themeTint="99"/>
@@ -2714,7 +2714,7 @@
       <w:proofErr w:type="gramStart"/>
       <w:r>
         <w:rPr>
-          <w:rFonts w:ascii="Carlito" w:hAnsi="Carlito" w:cs="Carlito"/>
+          <w:rFonts w:ascii="Calibri" w:hAnsi="Calibri" w:cs="Calibri"/>
           <w:b/>
           <w:bCs/>
           <w:color w:val="D86DCB" w:themeColor="accent5" w:themeTint="99"/>
@@ -2727,7 +2727,7 @@
       <w:proofErr w:type="gramEnd"/>
       <w:r>
         <w:rPr>
-          <w:rFonts w:ascii="Carlito" w:hAnsi="Carlito" w:cs="Carlito"/>
+          <w:rFonts w:ascii="Calibri" w:hAnsi="Calibri" w:cs="Calibri"/>
           <w:b/>
           <w:bCs/>
           <w:color w:val="D86DCB" w:themeColor="accent5" w:themeTint="99"/>
@@ -2741,17 +2741,17 @@
       <w:pPr>
         <w:jc w:val="both"/>
         <w:rPr>
-          <w:rFonts w:ascii="Carlito" w:hAnsi="Carlito" w:cs="Carlito"/>
-          <w:b/>
-          <w:bCs/>
-          <w:color w:val="D86DCB" w:themeColor="accent5" w:themeTint="99"/>
-          <w:sz w:val="36"/>
-          <w:szCs w:val="36"/>
-        </w:rPr>
-      </w:pPr>
-      <w:r>
-        <w:rPr>
-          <w:rFonts w:ascii="Carlito" w:hAnsi="Carlito" w:cs="Carlito"/>
+          <w:rFonts w:ascii="Calibri" w:hAnsi="Calibri" w:cs="Calibri"/>
+          <w:b/>
+          <w:bCs/>
+          <w:color w:val="D86DCB" w:themeColor="accent5" w:themeTint="99"/>
+          <w:sz w:val="36"/>
+          <w:szCs w:val="36"/>
+        </w:rPr>
+      </w:pPr>
+      <w:r>
+        <w:rPr>
+          <w:rFonts w:ascii="Calibri" w:hAnsi="Calibri" w:cs="Calibri"/>
           <w:b/>
           <w:bCs/>
           <w:color w:val="D86DCB" w:themeColor="accent5" w:themeTint="99"/>
@@ -2765,17 +2765,17 @@
       <w:pPr>
         <w:jc w:val="both"/>
         <w:rPr>
-          <w:rFonts w:ascii="Carlito" w:hAnsi="Carlito" w:cs="Carlito"/>
-          <w:b/>
-          <w:bCs/>
-          <w:color w:val="D86DCB" w:themeColor="accent5" w:themeTint="99"/>
-          <w:sz w:val="36"/>
-          <w:szCs w:val="36"/>
-        </w:rPr>
-      </w:pPr>
-      <w:r>
-        <w:rPr>
-          <w:rFonts w:ascii="Carlito" w:hAnsi="Carlito" w:cs="Carlito"/>
+          <w:rFonts w:ascii="Calibri" w:hAnsi="Calibri" w:cs="Calibri"/>
+          <w:b/>
+          <w:bCs/>
+          <w:color w:val="D86DCB" w:themeColor="accent5" w:themeTint="99"/>
+          <w:sz w:val="36"/>
+          <w:szCs w:val="36"/>
+        </w:rPr>
+      </w:pPr>
+      <w:r>
+        <w:rPr>
+          <w:rFonts w:ascii="Calibri" w:hAnsi="Calibri" w:cs="Calibri"/>
           <w:b/>
           <w:bCs/>
           <w:color w:val="D86DCB" w:themeColor="accent5" w:themeTint="99"/>
@@ -2787,7 +2787,7 @@
       <w:proofErr w:type="gramStart"/>
       <w:r>
         <w:rPr>
-          <w:rFonts w:ascii="Carlito" w:hAnsi="Carlito" w:cs="Carlito"/>
+          <w:rFonts w:ascii="Calibri" w:hAnsi="Calibri" w:cs="Calibri"/>
           <w:b/>
           <w:bCs/>
           <w:color w:val="D86DCB" w:themeColor="accent5" w:themeTint="99"/>
@@ -2799,7 +2799,7 @@
       <w:proofErr w:type="gramEnd"/>
       <w:r>
         <w:rPr>
-          <w:rFonts w:ascii="Carlito" w:hAnsi="Carlito" w:cs="Carlito"/>
+          <w:rFonts w:ascii="Calibri" w:hAnsi="Calibri" w:cs="Calibri"/>
           <w:b/>
           <w:bCs/>
           <w:color w:val="D86DCB" w:themeColor="accent5" w:themeTint="99"/>
@@ -2813,17 +2813,17 @@
       <w:pPr>
         <w:jc w:val="both"/>
         <w:rPr>
-          <w:rFonts w:ascii="Carlito" w:hAnsi="Carlito" w:cs="Carlito"/>
-          <w:b/>
-          <w:bCs/>
-          <w:color w:val="D86DCB" w:themeColor="accent5" w:themeTint="99"/>
-          <w:sz w:val="36"/>
-          <w:szCs w:val="36"/>
-        </w:rPr>
-      </w:pPr>
-      <w:r>
-        <w:rPr>
-          <w:rFonts w:ascii="Carlito" w:hAnsi="Carlito" w:cs="Carlito"/>
+          <w:rFonts w:ascii="Calibri" w:hAnsi="Calibri" w:cs="Calibri"/>
+          <w:b/>
+          <w:bCs/>
+          <w:color w:val="D86DCB" w:themeColor="accent5" w:themeTint="99"/>
+          <w:sz w:val="36"/>
+          <w:szCs w:val="36"/>
+        </w:rPr>
+      </w:pPr>
+      <w:r>
+        <w:rPr>
+          <w:rFonts w:ascii="Calibri" w:hAnsi="Calibri" w:cs="Calibri"/>
           <w:b/>
           <w:bCs/>
           <w:color w:val="D86DCB" w:themeColor="accent5" w:themeTint="99"/>
@@ -2837,16 +2837,16 @@
       <w:pPr>
         <w:jc w:val="both"/>
         <w:rPr>
-          <w:rFonts w:ascii="Carlito" w:hAnsi="Carlito" w:cs="Carlito"/>
-          <w:b/>
-          <w:bCs/>
-          <w:sz w:val="36"/>
-          <w:szCs w:val="36"/>
-        </w:rPr>
-      </w:pPr>
-      <w:r>
-        <w:rPr>
-          <w:rFonts w:ascii="Carlito" w:hAnsi="Carlito" w:cs="Carlito"/>
+          <w:rFonts w:ascii="Calibri" w:hAnsi="Calibri" w:cs="Calibri"/>
+          <w:b/>
+          <w:bCs/>
+          <w:sz w:val="36"/>
+          <w:szCs w:val="36"/>
+        </w:rPr>
+      </w:pPr>
+      <w:r>
+        <w:rPr>
+          <w:rFonts w:ascii="Calibri" w:hAnsi="Calibri" w:cs="Calibri"/>
           <w:sz w:val="36"/>
           <w:szCs w:val="36"/>
         </w:rPr>
@@ -2854,7 +2854,7 @@
       </w:r>
       <w:r>
         <w:rPr>
-          <w:rFonts w:ascii="Carlito" w:hAnsi="Carlito" w:cs="Carlito"/>
+          <w:rFonts w:ascii="Calibri" w:hAnsi="Calibri" w:cs="Calibri"/>
           <w:sz w:val="36"/>
           <w:szCs w:val="36"/>
         </w:rPr>
@@ -2862,7 +2862,7 @@
       </w:r>
       <w:r>
         <w:rPr>
-          <w:rFonts w:ascii="Carlito" w:hAnsi="Carlito" w:cs="Carlito"/>
+          <w:rFonts w:ascii="Calibri" w:hAnsi="Calibri" w:cs="Calibri"/>
           <w:b/>
           <w:bCs/>
           <w:sz w:val="36"/>
@@ -2872,7 +2872,7 @@
       </w:r>
       <w:r>
         <w:rPr>
-          <w:rFonts w:ascii="Carlito" w:hAnsi="Carlito" w:cs="Carlito"/>
+          <w:rFonts w:ascii="Calibri" w:hAnsi="Calibri" w:cs="Calibri"/>
           <w:sz w:val="36"/>
           <w:szCs w:val="36"/>
         </w:rPr>
@@ -2881,7 +2881,7 @@
       <w:proofErr w:type="gramStart"/>
       <w:r>
         <w:rPr>
-          <w:rFonts w:ascii="Carlito" w:hAnsi="Carlito" w:cs="Carlito"/>
+          <w:rFonts w:ascii="Calibri" w:hAnsi="Calibri" w:cs="Calibri"/>
           <w:b/>
           <w:bCs/>
           <w:sz w:val="36"/>
@@ -2892,7 +2892,7 @@
       <w:proofErr w:type="gramEnd"/>
       <w:r>
         <w:rPr>
-          <w:rFonts w:ascii="Carlito" w:hAnsi="Carlito" w:cs="Carlito"/>
+          <w:rFonts w:ascii="Calibri" w:hAnsi="Calibri" w:cs="Calibri"/>
           <w:b/>
           <w:bCs/>
           <w:sz w:val="36"/>
@@ -2905,17 +2905,17 @@
       <w:pPr>
         <w:jc w:val="both"/>
         <w:rPr>
-          <w:rFonts w:ascii="Carlito" w:hAnsi="Carlito" w:cs="Carlito"/>
-          <w:b/>
-          <w:bCs/>
-          <w:color w:val="D86DCB" w:themeColor="accent5" w:themeTint="99"/>
-          <w:sz w:val="36"/>
-          <w:szCs w:val="36"/>
-        </w:rPr>
-      </w:pPr>
-      <w:r>
-        <w:rPr>
-          <w:rFonts w:ascii="Carlito" w:hAnsi="Carlito" w:cs="Carlito"/>
+          <w:rFonts w:ascii="Calibri" w:hAnsi="Calibri" w:cs="Calibri"/>
+          <w:b/>
+          <w:bCs/>
+          <w:color w:val="D86DCB" w:themeColor="accent5" w:themeTint="99"/>
+          <w:sz w:val="36"/>
+          <w:szCs w:val="36"/>
+        </w:rPr>
+      </w:pPr>
+      <w:r>
+        <w:rPr>
+          <w:rFonts w:ascii="Calibri" w:hAnsi="Calibri" w:cs="Calibri"/>
           <w:b/>
           <w:bCs/>
           <w:color w:val="D86DCB" w:themeColor="accent5" w:themeTint="99"/>
@@ -2929,47 +2929,47 @@
       <w:pPr>
         <w:jc w:val="both"/>
         <w:rPr>
-          <w:rFonts w:ascii="Carlito" w:hAnsi="Carlito" w:cs="Carlito"/>
-          <w:sz w:val="36"/>
-          <w:szCs w:val="36"/>
-        </w:rPr>
-      </w:pPr>
-    </w:p>
-    <w:p>
-      <w:pPr>
-        <w:jc w:val="both"/>
-        <w:rPr>
-          <w:rFonts w:ascii="Carlito" w:hAnsi="Carlito" w:cs="Carlito"/>
-          <w:sz w:val="36"/>
-          <w:szCs w:val="36"/>
-        </w:rPr>
-      </w:pPr>
-    </w:p>
-    <w:p>
-      <w:pPr>
-        <w:jc w:val="both"/>
-        <w:rPr>
-          <w:rFonts w:ascii="Carlito" w:hAnsi="Carlito" w:cs="Carlito"/>
-          <w:sz w:val="36"/>
-          <w:szCs w:val="36"/>
-        </w:rPr>
-      </w:pPr>
-    </w:p>
-    <w:p>
-      <w:pPr>
-        <w:jc w:val="both"/>
-        <w:rPr>
-          <w:rFonts w:ascii="Carlito" w:hAnsi="Carlito" w:cs="Carlito"/>
-          <w:sz w:val="36"/>
-          <w:szCs w:val="36"/>
-        </w:rPr>
-      </w:pPr>
-    </w:p>
-    <w:p>
-      <w:pPr>
-        <w:jc w:val="both"/>
-        <w:rPr>
-          <w:rFonts w:ascii="Carlito" w:hAnsi="Carlito" w:cs="Carlito"/>
+          <w:rFonts w:ascii="Calibri" w:hAnsi="Calibri" w:cs="Calibri"/>
+          <w:sz w:val="36"/>
+          <w:szCs w:val="36"/>
+        </w:rPr>
+      </w:pPr>
+    </w:p>
+    <w:p>
+      <w:pPr>
+        <w:jc w:val="both"/>
+        <w:rPr>
+          <w:rFonts w:ascii="Calibri" w:hAnsi="Calibri" w:cs="Calibri"/>
+          <w:sz w:val="36"/>
+          <w:szCs w:val="36"/>
+        </w:rPr>
+      </w:pPr>
+    </w:p>
+    <w:p>
+      <w:pPr>
+        <w:jc w:val="both"/>
+        <w:rPr>
+          <w:rFonts w:ascii="Calibri" w:hAnsi="Calibri" w:cs="Calibri"/>
+          <w:sz w:val="36"/>
+          <w:szCs w:val="36"/>
+        </w:rPr>
+      </w:pPr>
+    </w:p>
+    <w:p>
+      <w:pPr>
+        <w:jc w:val="both"/>
+        <w:rPr>
+          <w:rFonts w:ascii="Calibri" w:hAnsi="Calibri" w:cs="Calibri"/>
+          <w:sz w:val="36"/>
+          <w:szCs w:val="36"/>
+        </w:rPr>
+      </w:pPr>
+    </w:p>
+    <w:p>
+      <w:pPr>
+        <w:jc w:val="both"/>
+        <w:rPr>
+          <w:rFonts w:ascii="Calibri" w:hAnsi="Calibri" w:cs="Calibri"/>
           <w:sz w:val="36"/>
           <w:szCs w:val="36"/>
         </w:rPr>
